--- a/docs/ecostats_stat_overview/03_two_sample_mann_whitney_u_test.docx
+++ b/docs/ecostats_stat_overview/03_two_sample_mann_whitney_u_test.docx
@@ -3428,7 +3428,7 @@
       <w:r>
         <w:drawing>
           <wp:inline>
-            <wp:extent cx="5943600" cy="5943600"/>
+            <wp:extent cx="6096000" cy="6096000"/>
             <wp:effectExtent b="0" l="0" r="0" t="0"/>
             <wp:docPr descr="" title="" id="27" name="Picture"/>
             <a:graphic>
@@ -3449,7 +3449,7 @@
                   <pic:spPr bwMode="auto">
                     <a:xfrm>
                       <a:off x="0" y="0"/>
-                      <a:ext cx="5943600" cy="5943600"/>
+                      <a:ext cx="6096000" cy="6096000"/>
                     </a:xfrm>
                     <a:prstGeom prst="rect">
                       <a:avLst/>
@@ -4239,7 +4239,7 @@
       <w:r>
         <w:drawing>
           <wp:inline>
-            <wp:extent cx="5943600" cy="5943600"/>
+            <wp:extent cx="6096000" cy="6096000"/>
             <wp:effectExtent b="0" l="0" r="0" t="0"/>
             <wp:docPr descr="" title="" id="31" name="Picture"/>
             <a:graphic>
@@ -4260,7 +4260,7 @@
                   <pic:spPr bwMode="auto">
                     <a:xfrm>
                       <a:off x="0" y="0"/>
-                      <a:ext cx="5943600" cy="5943600"/>
+                      <a:ext cx="6096000" cy="6096000"/>
                     </a:xfrm>
                     <a:prstGeom prst="rect">
                       <a:avLst/>
@@ -4507,7 +4507,7 @@
       <w:r>
         <w:drawing>
           <wp:inline>
-            <wp:extent cx="5943600" cy="5943600"/>
+            <wp:extent cx="6096000" cy="6096000"/>
             <wp:effectExtent b="0" l="0" r="0" t="0"/>
             <wp:docPr descr="" title="" id="37" name="Picture"/>
             <a:graphic>
@@ -4528,7 +4528,7 @@
                   <pic:spPr bwMode="auto">
                     <a:xfrm>
                       <a:off x="0" y="0"/>
-                      <a:ext cx="5943600" cy="5943600"/>
+                      <a:ext cx="6096000" cy="6096000"/>
                     </a:xfrm>
                     <a:prstGeom prst="rect">
                       <a:avLst/>
@@ -4937,7 +4937,7 @@
       <w:r>
         <w:drawing>
           <wp:inline>
-            <wp:extent cx="5943600" cy="5943600"/>
+            <wp:extent cx="6096000" cy="6096000"/>
             <wp:effectExtent b="0" l="0" r="0" t="0"/>
             <wp:docPr descr="" title="" id="40" name="Picture"/>
             <a:graphic>
@@ -4958,7 +4958,7 @@
                   <pic:spPr bwMode="auto">
                     <a:xfrm>
                       <a:off x="0" y="0"/>
-                      <a:ext cx="5943600" cy="5943600"/>
+                      <a:ext cx="6096000" cy="6096000"/>
                     </a:xfrm>
                     <a:prstGeom prst="rect">
                       <a:avLst/>
@@ -7979,7 +7979,7 @@
       <w:r>
         <w:drawing>
           <wp:inline>
-            <wp:extent cx="5943600" cy="3566160"/>
+            <wp:extent cx="6578600" cy="3947160"/>
             <wp:effectExtent b="0" l="0" r="0" t="0"/>
             <wp:docPr descr="" title="" id="52" name="Picture"/>
             <a:graphic>
@@ -8000,7 +8000,7 @@
                   <pic:spPr bwMode="auto">
                     <a:xfrm>
                       <a:off x="0" y="0"/>
-                      <a:ext cx="5943600" cy="3566160"/>
+                      <a:ext cx="6578600" cy="3947160"/>
                     </a:xfrm>
                     <a:prstGeom prst="rect">
                       <a:avLst/>
@@ -8679,7 +8679,7 @@
     <w:bookmarkEnd w:id="58"/>
     <w:sectPr>
       <w:pgSz w:h="15840" w:w="12240"/>
-      <w:pgMar w:bottom="1440" w:footer="720" w:gutter="0" w:header="720" w:left="1440" w:right="1440" w:top="1440"/>
+      <w:pgMar w:bottom="720" w:footer="720" w:gutter="0" w:header="720" w:left="1152" w:right="720" w:top="720"/>
       <w:cols w:space="720"/>
       <w:docGrid w:linePitch="360"/>
     </w:sectPr>
@@ -10179,7 +10179,7 @@
     <w:basedOn w:val="Normal"/>
     <w:next w:val="Normal"/>
     <w:qFormat/>
-    <w:rsid w:val="00BC28E9"/>
+    <w:rsid w:val="00B86ADC"/>
     <w:pPr>
       <w:pBdr>
         <w:top w:color="FF0000" w:space="1" w:sz="8" w:val="single"/>
@@ -10193,14 +10193,14 @@
     </w:pPr>
     <w:rPr>
       <w:rFonts w:ascii="Courier New" w:hAnsi="Courier New"/>
-      <w:sz w:val="18"/>
+      <w:sz w:val="16"/>
     </w:rPr>
   </w:style>
   <w:style w:customStyle="1" w:styleId="SourceCode" w:type="paragraph">
     <w:name w:val="Source Code"/>
     <w:basedOn w:val="Normal"/>
     <w:qFormat/>
-    <w:rsid w:val="00771E03"/>
+    <w:rsid w:val="0018210C"/>
     <w:pPr>
       <w:pBdr>
         <w:top w:color="auto" w:space="1" w:sz="8" w:val="single"/>
@@ -10208,20 +10208,20 @@
         <w:bottom w:color="auto" w:space="1" w:sz="8" w:val="single"/>
         <w:right w:color="auto" w:space="4" w:sz="8" w:val="single"/>
       </w:pBdr>
-      <w:shd w:color="auto" w:fill="auto" w:val="pct15"/>
+      <w:shd w:color="auto" w:fill="auto" w:val="pct5"/>
       <w:spacing w:after="240" w:before="240"/>
       <w:ind w:left="432" w:right="432"/>
     </w:pPr>
     <w:rPr>
       <w:rFonts w:ascii="Courier New" w:hAnsi="Courier New"/>
-      <w:sz w:val="20"/>
+      <w:sz w:val="15"/>
     </w:rPr>
   </w:style>
   <w:style w:customStyle="1" w:styleId="Verbatim" w:type="paragraph">
     <w:name w:val="Verbatim"/>
     <w:basedOn w:val="Normal"/>
     <w:qFormat/>
-    <w:rsid w:val="00771E03"/>
+    <w:rsid w:val="0018210C"/>
     <w:pPr>
       <w:shd w:color="auto" w:fill="auto" w:val="pct15"/>
       <w:spacing w:after="240" w:before="240"/>
@@ -10229,7 +10229,7 @@
     </w:pPr>
     <w:rPr>
       <w:rFonts w:ascii="Courier New" w:hAnsi="Courier New"/>
-      <w:sz w:val="18"/>
+      <w:sz w:val="16"/>
     </w:rPr>
   </w:style>
   <w:style w:customStyle="1" w:styleId="CodeBlock" w:type="paragraph">
@@ -10272,6 +10272,11 @@
     <w:pPr>
       <w:spacing w:after="100"/>
     </w:pPr>
+  </w:style>
+  <w:style w:customStyle="1" w:styleId="Graphic" w:type="paragraph">
+    <w:name w:val="Graphic"/>
+    <w:qFormat/>
+    <w:rsid w:val="00735D8A"/>
   </w:style>
   <w:style w:type="character" w:customStyle="1" w:styleId="KeywordTok">
     <w:name w:val="KeywordTok"/>

--- a/docs/ecostats_stat_overview/03_two_sample_mann_whitney_u_test.docx
+++ b/docs/ecostats_stat_overview/03_two_sample_mann_whitney_u_test.docx
@@ -393,8 +393,8 @@
               <m:d>
                 <m:dPr>
                   <m:begChr m:val="("/>
+                  <m:sepChr m:val=""/>
                   <m:endChr m:val=")"/>
-                  <m:sepChr m:val=""/>
                   <m:grow/>
                 </m:dPr>
                 <m:e>

--- a/docs/ecostats_stat_overview/03_two_sample_mann_whitney_u_test.docx
+++ b/docs/ecostats_stat_overview/03_two_sample_mann_whitney_u_test.docx
@@ -18,13 +18,13 @@
         <w:t xml:space="preserve">Bill Perry</w:t>
       </w:r>
     </w:p>
-    <w:bookmarkStart w:id="22" w:name="X8998a1e6d45f51751be26c6ea688caeef5d9699"/>
+    <w:bookmarkStart w:id="22" w:name="X6f1001e513876e9a2257934e051b6a36b7118f2"/>
     <w:p>
       <w:pPr>
         <w:pStyle w:val="Heading1"/>
       </w:pPr>
       <w:r>
-        <w:t xml:space="preserve">Introduction to Mann-Whitney-Wilcoxon Test</w:t>
+        <w:t xml:space="preserve">Introduction to Mann-Whitney U Test or (Wilcoxon Rank-Sum Test)</w:t>
       </w:r>
     </w:p>
     <w:bookmarkStart w:id="20" w:name="background-and-theory"/>
@@ -2808,7 +2808,7 @@
     </w:tbl>
     <w:bookmarkEnd w:id="24"/>
     <w:bookmarkEnd w:id="25"/>
-    <w:bookmarkStart w:id="34" w:name="data-visualization"/>
+    <w:bookmarkStart w:id="37" w:name="data-visualization"/>
     <w:p>
       <w:pPr>
         <w:pStyle w:val="Heading1"/>
@@ -3501,7 +3501,7 @@
       </w:r>
     </w:p>
     <w:bookmarkEnd w:id="29"/>
-    <w:bookmarkStart w:id="33" w:name="mean-and-se-individual-data-points"/>
+    <w:bookmarkStart w:id="36" w:name="mean-and-se-individual-data-points"/>
     <w:p>
       <w:pPr>
         <w:pStyle w:val="Heading2"/>
@@ -4279,248 +4279,27 @@
         </w:drawing>
       </w:r>
     </w:p>
-    <w:bookmarkEnd w:id="33"/>
-    <w:bookmarkEnd w:id="34"/>
-    <w:bookmarkStart w:id="46" w:name="why-use-the-mann-whitney-wilcoxon-test"/>
-    <w:p>
-      <w:pPr>
-        <w:pStyle w:val="Heading1"/>
-      </w:pPr>
-      <w:r>
-        <w:t xml:space="preserve">Why Use the Mann-Whitney-Wilcoxon Test?</w:t>
-      </w:r>
-    </w:p>
-    <w:p>
-      <w:pPr>
-        <w:pStyle w:val="FirstParagraph"/>
-      </w:pPr>
-      <w:r>
-        <w:t xml:space="preserve">Before proceeding with the Mann-Whitney-Wilcoxon test, let’s examine</w:t>
-      </w:r>
-      <w:r>
-        <w:t xml:space="preserve"> </w:t>
-      </w:r>
-      <w:r>
-        <w:t xml:space="preserve">whether the data meet the assumptions for parametric tests like the</w:t>
-      </w:r>
-      <w:r>
-        <w:t xml:space="preserve"> </w:t>
-      </w:r>
-      <w:r>
-        <w:t xml:space="preserve">t-test:</w:t>
-      </w:r>
-    </w:p>
-    <w:bookmarkStart w:id="44" w:name="normality-assumption"/>
-    <w:p>
-      <w:pPr>
-        <w:pStyle w:val="Heading3"/>
-      </w:pPr>
-      <w:r>
-        <w:t xml:space="preserve">2. Normality Assumption</w:t>
-      </w:r>
-    </w:p>
-    <w:p>
-      <w:pPr>
-        <w:numPr>
-          <w:ilvl w:val="0"/>
-          <w:numId w:val="1004"/>
-        </w:numPr>
-      </w:pPr>
-      <w:r>
-        <w:t xml:space="preserve">We’ll check normality using:</w:t>
-      </w:r>
-    </w:p>
-    <w:p>
-      <w:pPr>
-        <w:numPr>
-          <w:ilvl w:val="1"/>
-          <w:numId w:val="1005"/>
-        </w:numPr>
-      </w:pPr>
-      <w:r>
-        <w:t xml:space="preserve">Visual methods: Histograms and Q-Q plots</w:t>
-      </w:r>
-    </w:p>
-    <w:p>
-      <w:pPr>
-        <w:numPr>
-          <w:ilvl w:val="1"/>
-          <w:numId w:val="1005"/>
-        </w:numPr>
-      </w:pPr>
-      <w:r>
-        <w:t xml:space="preserve">Formal test: Shapiro-Wilk test</w:t>
-      </w:r>
-    </w:p>
-    <w:p>
-      <w:pPr>
-        <w:pStyle w:val="Heading4"/>
-        <w:numPr>
-          <w:ilvl w:val="1"/>
-          <w:numId w:val="1000"/>
-        </w:numPr>
-      </w:pPr>
-      <w:bookmarkStart w:id="35" w:name="histograms"/>
-      <w:r>
-        <w:t xml:space="preserve">Histograms</w:t>
-      </w:r>
-      <w:bookmarkEnd w:id="35"/>
-    </w:p>
-    <w:p>
-      <w:pPr>
-        <w:pStyle w:val="SourceCode"/>
-      </w:pPr>
-      <w:r>
-        <w:rPr>
-          <w:rStyle w:val="NormalTok"/>
-        </w:rPr>
-        <w:t xml:space="preserve">sculpin_df </w:t>
-      </w:r>
-      <w:r>
-        <w:rPr>
-          <w:rStyle w:val="SpecialCharTok"/>
-        </w:rPr>
-        <w:t xml:space="preserve">%&gt;%</w:t>
-      </w:r>
-      <w:r>
-        <w:rPr>
-          <w:rStyle w:val="NormalTok"/>
-        </w:rPr>
-        <w:t xml:space="preserve"> </w:t>
-      </w:r>
-      <w:r>
-        <w:br/>
-      </w:r>
-      <w:r>
-        <w:rPr>
-          <w:rStyle w:val="NormalTok"/>
-        </w:rPr>
-        <w:t xml:space="preserve">  </w:t>
-      </w:r>
-      <w:r>
-        <w:rPr>
-          <w:rStyle w:val="FunctionTok"/>
-        </w:rPr>
-        <w:t xml:space="preserve">ggplot</w:t>
-      </w:r>
-      <w:r>
-        <w:rPr>
-          <w:rStyle w:val="NormalTok"/>
-        </w:rPr>
-        <w:t xml:space="preserve">(</w:t>
-      </w:r>
-      <w:r>
-        <w:rPr>
-          <w:rStyle w:val="FunctionTok"/>
-        </w:rPr>
-        <w:t xml:space="preserve">aes</w:t>
-      </w:r>
-      <w:r>
-        <w:rPr>
-          <w:rStyle w:val="NormalTok"/>
-        </w:rPr>
-        <w:t xml:space="preserve">(length_mm, </w:t>
-      </w:r>
-      <w:r>
-        <w:rPr>
-          <w:rStyle w:val="AttributeTok"/>
-        </w:rPr>
-        <w:t xml:space="preserve">fill =</w:t>
-      </w:r>
-      <w:r>
-        <w:rPr>
-          <w:rStyle w:val="NormalTok"/>
-        </w:rPr>
-        <w:t xml:space="preserve"> lake))</w:t>
-      </w:r>
-      <w:r>
-        <w:rPr>
-          <w:rStyle w:val="SpecialCharTok"/>
-        </w:rPr>
-        <w:t xml:space="preserve">+</w:t>
-      </w:r>
-      <w:r>
-        <w:br/>
-      </w:r>
-      <w:r>
-        <w:rPr>
-          <w:rStyle w:val="NormalTok"/>
-        </w:rPr>
-        <w:t xml:space="preserve">  </w:t>
-      </w:r>
-      <w:r>
-        <w:rPr>
-          <w:rStyle w:val="FunctionTok"/>
-        </w:rPr>
-        <w:t xml:space="preserve">geom_histogram</w:t>
-      </w:r>
-      <w:r>
-        <w:rPr>
-          <w:rStyle w:val="NormalTok"/>
-        </w:rPr>
-        <w:t xml:space="preserve">()</w:t>
-      </w:r>
-      <w:r>
-        <w:rPr>
-          <w:rStyle w:val="SpecialCharTok"/>
-        </w:rPr>
-        <w:t xml:space="preserve">+</w:t>
-      </w:r>
-      <w:r>
-        <w:br/>
-      </w:r>
-      <w:r>
-        <w:rPr>
-          <w:rStyle w:val="NormalTok"/>
-        </w:rPr>
-        <w:t xml:space="preserve">  </w:t>
-      </w:r>
-      <w:r>
-        <w:rPr>
-          <w:rStyle w:val="FunctionTok"/>
-        </w:rPr>
-        <w:t xml:space="preserve">facet_wrap</w:t>
-      </w:r>
-      <w:r>
-        <w:rPr>
-          <w:rStyle w:val="NormalTok"/>
-        </w:rPr>
-        <w:t xml:space="preserve">(</w:t>
-      </w:r>
-      <w:r>
-        <w:rPr>
-          <w:rStyle w:val="SpecialCharTok"/>
-        </w:rPr>
-        <w:t xml:space="preserve">~</w:t>
-      </w:r>
-      <w:r>
-        <w:rPr>
-          <w:rStyle w:val="NormalTok"/>
-        </w:rPr>
-        <w:t xml:space="preserve">lake)</w:t>
-      </w:r>
-    </w:p>
-    <w:p>
-      <w:pPr>
-        <w:pStyle w:val="FirstParagraph"/>
+    <w:p>
+      <w:pPr>
+        <w:pStyle w:val="BodyText"/>
       </w:pPr>
       <w:r>
         <w:drawing>
           <wp:inline>
-            <wp:extent cx="6096000" cy="6096000"/>
+            <wp:extent cx="508000" cy="330200"/>
             <wp:effectExtent b="0" l="0" r="0" t="0"/>
-            <wp:docPr descr="" title="" id="37" name="Picture"/>
+            <wp:docPr descr="" title="Run Current Chunk" id="34" name="Picture"/>
             <a:graphic>
               <a:graphicData uri="http://schemas.openxmlformats.org/drawingml/2006/picture">
                 <pic:pic>
                   <pic:nvPicPr>
-                    <pic:cNvPr descr="03_two_sample_mann_whitney_u_test_files/figure-docx/unnamed-chunk-6-1.png" id="38" name="Picture"/>
+                    <pic:cNvPr descr="data:image/png;base64,iVBORw0KGgoAAAANSUhEUgAAACgAAAAaCAYAAADFTB7LAAAAcElEQVR4Xu3OwQmAQAxE0bClWYCW5N06tM6V2YPg5CjoF/JhLoHAi6iqn9eOefUbqrYvHY0cQDLyAlKRNyARmYA0ZMLRkAlGQyaU72tkAtlim7r/vJqDUDjlKBROOQyFU2icQuMUGqfQuBEaV1XPOwEx96nYACK8+wAAAABJRU5ErkJggg==" id="35" name="Picture"/>
                     <pic:cNvPicPr>
                       <a:picLocks noChangeArrowheads="1" noChangeAspect="1"/>
                     </pic:cNvPicPr>
                   </pic:nvPicPr>
                   <pic:blipFill>
-                    <a:blip r:embed="rId36"/>
+                    <a:blip r:embed="rId33"/>
                     <a:stretch>
                       <a:fillRect/>
                     </a:stretch>
@@ -4528,7 +4307,7 @@
                   <pic:spPr bwMode="auto">
                     <a:xfrm>
                       <a:off x="0" y="0"/>
-                      <a:ext cx="6096000" cy="6096000"/>
+                      <a:ext cx="508000" cy="330200"/>
                     </a:xfrm>
                     <a:prstGeom prst="rect">
                       <a:avLst/>
@@ -4547,13 +4326,167 @@
         </w:drawing>
       </w:r>
     </w:p>
-    <w:bookmarkStart w:id="42" w:name="qq-plots"/>
-    <w:p>
-      <w:pPr>
-        <w:pStyle w:val="Heading4"/>
-      </w:pPr>
-      <w:r>
-        <w:t xml:space="preserve">QQ Plots</w:t>
+    <w:bookmarkEnd w:id="36"/>
+    <w:bookmarkEnd w:id="37"/>
+    <w:bookmarkStart w:id="39" w:name="why-use-the-mann-whitney-wilcoxon-test"/>
+    <w:p>
+      <w:pPr>
+        <w:pStyle w:val="Heading1"/>
+      </w:pPr>
+      <w:r>
+        <w:t xml:space="preserve">Why Use the Mann-Whitney-Wilcoxon Test?</w:t>
+      </w:r>
+    </w:p>
+    <w:bookmarkStart w:id="38" w:name="Xae38c543ded14d4a026ca5d76543328523d3265"/>
+    <w:p>
+      <w:pPr>
+        <w:pStyle w:val="Heading2"/>
+      </w:pPr>
+      <w:r>
+        <w:t xml:space="preserve">Assumptions of the Mann-Whitney-Wilcoxon Test</w:t>
+      </w:r>
+    </w:p>
+    <w:p>
+      <w:pPr>
+        <w:pStyle w:val="FirstParagraph"/>
+      </w:pPr>
+      <w:r>
+        <w:t xml:space="preserve">The Mann-Whitney-Wilcoxon test has the following assumptions:</w:t>
+      </w:r>
+    </w:p>
+    <w:p>
+      <w:pPr>
+        <w:numPr>
+          <w:ilvl w:val="0"/>
+          <w:numId w:val="1004"/>
+        </w:numPr>
+      </w:pPr>
+      <w:r>
+        <w:rPr>
+          <w:b/>
+          <w:bCs/>
+        </w:rPr>
+        <w:t xml:space="preserve">Independent samples</w:t>
+      </w:r>
+      <w:r>
+        <w:t xml:space="preserve">: The observations in each group are</w:t>
+      </w:r>
+      <w:r>
+        <w:t xml:space="preserve"> </w:t>
+      </w:r>
+      <w:r>
+        <w:t xml:space="preserve">independent of each other, and the two groups are independent of</w:t>
+      </w:r>
+      <w:r>
+        <w:t xml:space="preserve"> </w:t>
+      </w:r>
+      <w:r>
+        <w:t xml:space="preserve">each other.</w:t>
+      </w:r>
+    </w:p>
+    <w:p>
+      <w:pPr>
+        <w:numPr>
+          <w:ilvl w:val="0"/>
+          <w:numId w:val="1004"/>
+        </w:numPr>
+      </w:pPr>
+      <w:r>
+        <w:rPr>
+          <w:b/>
+          <w:bCs/>
+        </w:rPr>
+        <w:t xml:space="preserve">Ordinal data</w:t>
+      </w:r>
+      <w:r>
+        <w:t xml:space="preserve">: The measurements must be at least on an ordinal</w:t>
+      </w:r>
+      <w:r>
+        <w:t xml:space="preserve"> </w:t>
+      </w:r>
+      <w:r>
+        <w:t xml:space="preserve">scale (can be ranked).</w:t>
+      </w:r>
+    </w:p>
+    <w:p>
+      <w:pPr>
+        <w:numPr>
+          <w:ilvl w:val="0"/>
+          <w:numId w:val="1004"/>
+        </w:numPr>
+      </w:pPr>
+      <w:r>
+        <w:rPr>
+          <w:b/>
+          <w:bCs/>
+        </w:rPr>
+        <w:t xml:space="preserve">Similar distributions</w:t>
+      </w:r>
+      <w:r>
+        <w:t xml:space="preserve">: If testing for differences in medians</w:t>
+      </w:r>
+      <w:r>
+        <w:t xml:space="preserve"> </w:t>
+      </w:r>
+      <w:r>
+        <w:t xml:space="preserve">specifically, the shapes of the distributions should be similar</w:t>
+      </w:r>
+      <w:r>
+        <w:t xml:space="preserve"> </w:t>
+      </w:r>
+      <w:r>
+        <w:t xml:space="preserve">(though not necessarily normal).</w:t>
+      </w:r>
+    </w:p>
+    <w:p>
+      <w:pPr>
+        <w:numPr>
+          <w:ilvl w:val="0"/>
+          <w:numId w:val="1004"/>
+        </w:numPr>
+      </w:pPr>
+      <w:r>
+        <w:t xml:space="preserve">The Mann-Whitney-Wilcoxon test is appropriate regardless of the</w:t>
+      </w:r>
+      <w:r>
+        <w:t xml:space="preserve"> </w:t>
+      </w:r>
+      <w:r>
+        <w:t xml:space="preserve">outcome because it doesn’t assume normality.</w:t>
+      </w:r>
+    </w:p>
+    <w:bookmarkEnd w:id="38"/>
+    <w:bookmarkEnd w:id="39"/>
+    <w:bookmarkStart w:id="43" w:name="X703fce80bc87ff62a97af0beceb7297037f4275"/>
+    <w:p>
+      <w:pPr>
+        <w:pStyle w:val="Heading1"/>
+      </w:pPr>
+      <w:r>
+        <w:t xml:space="preserve">Performing the Mann-Whitney-Wilcoxon Test</w:t>
+      </w:r>
+    </w:p>
+    <w:p>
+      <w:pPr>
+        <w:pStyle w:val="FirstParagraph"/>
+      </w:pPr>
+      <w:r>
+        <w:t xml:space="preserve">Now let’s perform the Mann-Whitney-Wilcoxon test to compare the total</w:t>
+      </w:r>
+      <w:r>
+        <w:t xml:space="preserve"> </w:t>
+      </w:r>
+      <w:r>
+        <w:t xml:space="preserve">lengths between the two lakes:</w:t>
+      </w:r>
+    </w:p>
+    <w:bookmarkStart w:id="40" w:name="using-base-rs-wilcox.test-function"/>
+    <w:p>
+      <w:pPr>
+        <w:pStyle w:val="Heading2"/>
+      </w:pPr>
+      <w:r>
+        <w:t xml:space="preserve">Using Base R’s wilcox.test Function</w:t>
       </w:r>
     </w:p>
     <w:p>
@@ -4564,22 +4497,451 @@
         <w:rPr>
           <w:rStyle w:val="CommentTok"/>
         </w:rPr>
-        <w:t xml:space="preserve"># QQ plot for lakes</w:t>
-      </w:r>
-      <w:r>
-        <w:br/>
-      </w:r>
-      <w:r>
-        <w:rPr>
-          <w:rStyle w:val="NormalTok"/>
-        </w:rPr>
-        <w:t xml:space="preserve">sculpin_df </w:t>
+        <w:t xml:space="preserve"># Perform the Mann-Whitney-Wilcoxon test</w:t>
+      </w:r>
+      <w:r>
+        <w:br/>
+      </w:r>
+      <w:r>
+        <w:rPr>
+          <w:rStyle w:val="NormalTok"/>
+        </w:rPr>
+        <w:t xml:space="preserve">wilcox_test </w:t>
+      </w:r>
+      <w:r>
+        <w:rPr>
+          <w:rStyle w:val="OtherTok"/>
+        </w:rPr>
+        <w:t xml:space="preserve">&lt;-</w:t>
+      </w:r>
+      <w:r>
+        <w:rPr>
+          <w:rStyle w:val="NormalTok"/>
+        </w:rPr>
+        <w:t xml:space="preserve"> </w:t>
+      </w:r>
+      <w:r>
+        <w:rPr>
+          <w:rStyle w:val="FunctionTok"/>
+        </w:rPr>
+        <w:t xml:space="preserve">wilcox.test</w:t>
+      </w:r>
+      <w:r>
+        <w:rPr>
+          <w:rStyle w:val="NormalTok"/>
+        </w:rPr>
+        <w:t xml:space="preserve">(length_mm </w:t>
       </w:r>
       <w:r>
         <w:rPr>
           <w:rStyle w:val="SpecialCharTok"/>
         </w:rPr>
-        <w:t xml:space="preserve">%&gt;%</w:t>
+        <w:t xml:space="preserve">~</w:t>
+      </w:r>
+      <w:r>
+        <w:rPr>
+          <w:rStyle w:val="NormalTok"/>
+        </w:rPr>
+        <w:t xml:space="preserve"> lake, </w:t>
+      </w:r>
+      <w:r>
+        <w:br/>
+      </w:r>
+      <w:r>
+        <w:rPr>
+          <w:rStyle w:val="NormalTok"/>
+        </w:rPr>
+        <w:t xml:space="preserve">                          </w:t>
+      </w:r>
+      <w:r>
+        <w:rPr>
+          <w:rStyle w:val="AttributeTok"/>
+        </w:rPr>
+        <w:t xml:space="preserve">data =</w:t>
+      </w:r>
+      <w:r>
+        <w:rPr>
+          <w:rStyle w:val="NormalTok"/>
+        </w:rPr>
+        <w:t xml:space="preserve"> sculpin_df,</w:t>
+      </w:r>
+      <w:r>
+        <w:br/>
+      </w:r>
+      <w:r>
+        <w:rPr>
+          <w:rStyle w:val="NormalTok"/>
+        </w:rPr>
+        <w:t xml:space="preserve">                          </w:t>
+      </w:r>
+      <w:r>
+        <w:rPr>
+          <w:rStyle w:val="AttributeTok"/>
+        </w:rPr>
+        <w:t xml:space="preserve">exact =</w:t>
+      </w:r>
+      <w:r>
+        <w:rPr>
+          <w:rStyle w:val="NormalTok"/>
+        </w:rPr>
+        <w:t xml:space="preserve"> </w:t>
+      </w:r>
+      <w:r>
+        <w:rPr>
+          <w:rStyle w:val="ConstantTok"/>
+        </w:rPr>
+        <w:t xml:space="preserve">FALSE</w:t>
+      </w:r>
+      <w:r>
+        <w:rPr>
+          <w:rStyle w:val="NormalTok"/>
+        </w:rPr>
+        <w:t xml:space="preserve">,  </w:t>
+      </w:r>
+      <w:r>
+        <w:rPr>
+          <w:rStyle w:val="CommentTok"/>
+        </w:rPr>
+        <w:t xml:space="preserve"># Use approximate method for larger samples</w:t>
+      </w:r>
+      <w:r>
+        <w:br/>
+      </w:r>
+      <w:r>
+        <w:rPr>
+          <w:rStyle w:val="NormalTok"/>
+        </w:rPr>
+        <w:t xml:space="preserve">                          </w:t>
+      </w:r>
+      <w:r>
+        <w:rPr>
+          <w:rStyle w:val="AttributeTok"/>
+        </w:rPr>
+        <w:t xml:space="preserve">correct =</w:t>
+      </w:r>
+      <w:r>
+        <w:rPr>
+          <w:rStyle w:val="NormalTok"/>
+        </w:rPr>
+        <w:t xml:space="preserve"> </w:t>
+      </w:r>
+      <w:r>
+        <w:rPr>
+          <w:rStyle w:val="ConstantTok"/>
+        </w:rPr>
+        <w:t xml:space="preserve">TRUE</w:t>
+      </w:r>
+      <w:r>
+        <w:rPr>
+          <w:rStyle w:val="NormalTok"/>
+        </w:rPr>
+        <w:t xml:space="preserve">)  </w:t>
+      </w:r>
+      <w:r>
+        <w:rPr>
+          <w:rStyle w:val="CommentTok"/>
+        </w:rPr>
+        <w:t xml:space="preserve"># Apply continuity correction</w:t>
+      </w:r>
+      <w:r>
+        <w:br/>
+      </w:r>
+      <w:r>
+        <w:br/>
+      </w:r>
+      <w:r>
+        <w:rPr>
+          <w:rStyle w:val="CommentTok"/>
+        </w:rPr>
+        <w:t xml:space="preserve"># Display the results</w:t>
+      </w:r>
+      <w:r>
+        <w:br/>
+      </w:r>
+      <w:r>
+        <w:rPr>
+          <w:rStyle w:val="NormalTok"/>
+        </w:rPr>
+        <w:t xml:space="preserve">wilcox_test</w:t>
+      </w:r>
+    </w:p>
+    <w:p>
+      <w:pPr>
+        <w:pStyle w:val="SourceCode"/>
+      </w:pPr>
+      <w:r>
+        <w:br/>
+      </w:r>
+      <w:r>
+        <w:rPr>
+          <w:rStyle w:val="VerbatimChar"/>
+        </w:rPr>
+        <w:t xml:space="preserve">    Wilcoxon rank sum test with continuity correction</w:t>
+      </w:r>
+      <w:r>
+        <w:br/>
+      </w:r>
+      <w:r>
+        <w:br/>
+      </w:r>
+      <w:r>
+        <w:rPr>
+          <w:rStyle w:val="VerbatimChar"/>
+        </w:rPr>
+        <w:t xml:space="preserve">data:  length_mm by lake</w:t>
+      </w:r>
+      <w:r>
+        <w:br/>
+      </w:r>
+      <w:r>
+        <w:rPr>
+          <w:rStyle w:val="VerbatimChar"/>
+        </w:rPr>
+        <w:t xml:space="preserve">W = 867, p-value = 0.00223</w:t>
+      </w:r>
+      <w:r>
+        <w:br/>
+      </w:r>
+      <w:r>
+        <w:rPr>
+          <w:rStyle w:val="VerbatimChar"/>
+        </w:rPr>
+        <w:t xml:space="preserve">alternative hypothesis: true location shift is not equal to 0</w:t>
+      </w:r>
+    </w:p>
+    <w:p>
+      <w:pPr>
+        <w:pStyle w:val="SourceCode"/>
+      </w:pPr>
+      <w:r>
+        <w:rPr>
+          <w:rStyle w:val="CommentTok"/>
+        </w:rPr>
+        <w:t xml:space="preserve"># Store the p-value for later use</w:t>
+      </w:r>
+      <w:r>
+        <w:br/>
+      </w:r>
+      <w:r>
+        <w:rPr>
+          <w:rStyle w:val="NormalTok"/>
+        </w:rPr>
+        <w:t xml:space="preserve">p_value </w:t>
+      </w:r>
+      <w:r>
+        <w:rPr>
+          <w:rStyle w:val="OtherTok"/>
+        </w:rPr>
+        <w:t xml:space="preserve">&lt;-</w:t>
+      </w:r>
+      <w:r>
+        <w:rPr>
+          <w:rStyle w:val="NormalTok"/>
+        </w:rPr>
+        <w:t xml:space="preserve"> wilcox_test</w:t>
+      </w:r>
+      <w:r>
+        <w:rPr>
+          <w:rStyle w:val="SpecialCharTok"/>
+        </w:rPr>
+        <w:t xml:space="preserve">$</w:t>
+      </w:r>
+      <w:r>
+        <w:rPr>
+          <w:rStyle w:val="NormalTok"/>
+        </w:rPr>
+        <w:t xml:space="preserve">p.value</w:t>
+      </w:r>
+    </w:p>
+    <w:bookmarkEnd w:id="40"/>
+    <w:bookmarkStart w:id="41" w:name="using-the-coin-package-for-an-exact-test"/>
+    <w:p>
+      <w:pPr>
+        <w:pStyle w:val="Heading2"/>
+      </w:pPr>
+      <w:r>
+        <w:t xml:space="preserve">Using the coin Package for an Exact Test</w:t>
+      </w:r>
+    </w:p>
+    <w:p>
+      <w:pPr>
+        <w:pStyle w:val="FirstParagraph"/>
+      </w:pPr>
+      <w:r>
+        <w:t xml:space="preserve">For more precise results, especially with smaller samples, we can use</w:t>
+      </w:r>
+      <w:r>
+        <w:t xml:space="preserve"> </w:t>
+      </w:r>
+      <w:r>
+        <w:t xml:space="preserve">the</w:t>
+      </w:r>
+      <w:r>
+        <w:t xml:space="preserve"> </w:t>
+      </w:r>
+      <w:r>
+        <w:rPr>
+          <w:rStyle w:val="VerbatimChar"/>
+        </w:rPr>
+        <w:t xml:space="preserve">coin</w:t>
+      </w:r>
+      <w:r>
+        <w:t xml:space="preserve"> </w:t>
+      </w:r>
+      <w:r>
+        <w:t xml:space="preserve">package to perform an exact Mann-Whitney-Wilcoxon test:</w:t>
+      </w:r>
+    </w:p>
+    <w:p>
+      <w:pPr>
+        <w:pStyle w:val="SourceCode"/>
+      </w:pPr>
+      <w:r>
+        <w:rPr>
+          <w:rStyle w:val="CommentTok"/>
+        </w:rPr>
+        <w:t xml:space="preserve"># Convert lake to factor (required for the coin package)</w:t>
+      </w:r>
+      <w:r>
+        <w:br/>
+      </w:r>
+      <w:r>
+        <w:rPr>
+          <w:rStyle w:val="NormalTok"/>
+        </w:rPr>
+        <w:t xml:space="preserve">sculpin_df</w:t>
+      </w:r>
+      <w:r>
+        <w:rPr>
+          <w:rStyle w:val="SpecialCharTok"/>
+        </w:rPr>
+        <w:t xml:space="preserve">$</w:t>
+      </w:r>
+      <w:r>
+        <w:rPr>
+          <w:rStyle w:val="NormalTok"/>
+        </w:rPr>
+        <w:t xml:space="preserve">lake_factor </w:t>
+      </w:r>
+      <w:r>
+        <w:rPr>
+          <w:rStyle w:val="OtherTok"/>
+        </w:rPr>
+        <w:t xml:space="preserve">&lt;-</w:t>
+      </w:r>
+      <w:r>
+        <w:rPr>
+          <w:rStyle w:val="NormalTok"/>
+        </w:rPr>
+        <w:t xml:space="preserve"> </w:t>
+      </w:r>
+      <w:r>
+        <w:rPr>
+          <w:rStyle w:val="FunctionTok"/>
+        </w:rPr>
+        <w:t xml:space="preserve">factor</w:t>
+      </w:r>
+      <w:r>
+        <w:rPr>
+          <w:rStyle w:val="NormalTok"/>
+        </w:rPr>
+        <w:t xml:space="preserve">(sculpin_df</w:t>
+      </w:r>
+      <w:r>
+        <w:rPr>
+          <w:rStyle w:val="SpecialCharTok"/>
+        </w:rPr>
+        <w:t xml:space="preserve">$</w:t>
+      </w:r>
+      <w:r>
+        <w:rPr>
+          <w:rStyle w:val="NormalTok"/>
+        </w:rPr>
+        <w:t xml:space="preserve">lake)</w:t>
+      </w:r>
+      <w:r>
+        <w:br/>
+      </w:r>
+      <w:r>
+        <w:br/>
+      </w:r>
+      <w:r>
+        <w:rPr>
+          <w:rStyle w:val="CommentTok"/>
+        </w:rPr>
+        <w:t xml:space="preserve"># Perform the Mann-Whitney test using the approximate method</w:t>
+      </w:r>
+      <w:r>
+        <w:br/>
+      </w:r>
+      <w:r>
+        <w:rPr>
+          <w:rStyle w:val="CommentTok"/>
+        </w:rPr>
+        <w:t xml:space="preserve"># (which works reliably for all sample sizes)</w:t>
+      </w:r>
+      <w:r>
+        <w:br/>
+      </w:r>
+      <w:r>
+        <w:rPr>
+          <w:rStyle w:val="NormalTok"/>
+        </w:rPr>
+        <w:t xml:space="preserve">coin_wilcox </w:t>
+      </w:r>
+      <w:r>
+        <w:rPr>
+          <w:rStyle w:val="OtherTok"/>
+        </w:rPr>
+        <w:t xml:space="preserve">&lt;-</w:t>
+      </w:r>
+      <w:r>
+        <w:rPr>
+          <w:rStyle w:val="NormalTok"/>
+        </w:rPr>
+        <w:t xml:space="preserve"> coin</w:t>
+      </w:r>
+      <w:r>
+        <w:rPr>
+          <w:rStyle w:val="SpecialCharTok"/>
+        </w:rPr>
+        <w:t xml:space="preserve">::</w:t>
+      </w:r>
+      <w:r>
+        <w:rPr>
+          <w:rStyle w:val="FunctionTok"/>
+        </w:rPr>
+        <w:t xml:space="preserve">wilcox_test</w:t>
+      </w:r>
+      <w:r>
+        <w:rPr>
+          <w:rStyle w:val="NormalTok"/>
+        </w:rPr>
+        <w:t xml:space="preserve">(</w:t>
+      </w:r>
+      <w:r>
+        <w:br/>
+      </w:r>
+      <w:r>
+        <w:rPr>
+          <w:rStyle w:val="NormalTok"/>
+        </w:rPr>
+        <w:t xml:space="preserve">  length_mm </w:t>
+      </w:r>
+      <w:r>
+        <w:rPr>
+          <w:rStyle w:val="SpecialCharTok"/>
+        </w:rPr>
+        <w:t xml:space="preserve">~</w:t>
+      </w:r>
+      <w:r>
+        <w:rPr>
+          <w:rStyle w:val="NormalTok"/>
+        </w:rPr>
+        <w:t xml:space="preserve"> lake_factor,</w:t>
+      </w:r>
+      <w:r>
+        <w:br/>
       </w:r>
       <w:r>
         <w:rPr>
@@ -4588,6 +4950,18 @@
         <w:t xml:space="preserve">  </w:t>
       </w:r>
       <w:r>
+        <w:rPr>
+          <w:rStyle w:val="AttributeTok"/>
+        </w:rPr>
+        <w:t xml:space="preserve">data =</w:t>
+      </w:r>
+      <w:r>
+        <w:rPr>
+          <w:rStyle w:val="NormalTok"/>
+        </w:rPr>
+        <w:t xml:space="preserve"> sculpin_df,</w:t>
+      </w:r>
+      <w:r>
         <w:br/>
       </w:r>
       <w:r>
@@ -4598,20 +4972,1040 @@
       </w:r>
       <w:r>
         <w:rPr>
+          <w:rStyle w:val="AttributeTok"/>
+        </w:rPr>
+        <w:t xml:space="preserve">distribution =</w:t>
+      </w:r>
+      <w:r>
+        <w:rPr>
+          <w:rStyle w:val="NormalTok"/>
+        </w:rPr>
+        <w:t xml:space="preserve"> </w:t>
+      </w:r>
+      <w:r>
+        <w:rPr>
+          <w:rStyle w:val="StringTok"/>
+        </w:rPr>
+        <w:t xml:space="preserve">"approximate"</w:t>
+      </w:r>
+      <w:r>
+        <w:br/>
+      </w:r>
+      <w:r>
+        <w:rPr>
+          <w:rStyle w:val="NormalTok"/>
+        </w:rPr>
+        <w:t xml:space="preserve">)</w:t>
+      </w:r>
+      <w:r>
+        <w:br/>
+      </w:r>
+      <w:r>
+        <w:br/>
+      </w:r>
+      <w:r>
+        <w:rPr>
+          <w:rStyle w:val="CommentTok"/>
+        </w:rPr>
+        <w:t xml:space="preserve"># Extract the p-value</w:t>
+      </w:r>
+      <w:r>
+        <w:br/>
+      </w:r>
+      <w:r>
+        <w:rPr>
+          <w:rStyle w:val="NormalTok"/>
+        </w:rPr>
+        <w:t xml:space="preserve">pvalue_coin </w:t>
+      </w:r>
+      <w:r>
+        <w:rPr>
+          <w:rStyle w:val="OtherTok"/>
+        </w:rPr>
+        <w:t xml:space="preserve">&lt;-</w:t>
+      </w:r>
+      <w:r>
+        <w:rPr>
+          <w:rStyle w:val="NormalTok"/>
+        </w:rPr>
+        <w:t xml:space="preserve"> </w:t>
+      </w:r>
+      <w:r>
+        <w:rPr>
           <w:rStyle w:val="FunctionTok"/>
         </w:rPr>
+        <w:t xml:space="preserve">pvalue</w:t>
+      </w:r>
+      <w:r>
+        <w:rPr>
+          <w:rStyle w:val="NormalTok"/>
+        </w:rPr>
+        <w:t xml:space="preserve">(coin_wilcox)</w:t>
+      </w:r>
+      <w:r>
+        <w:br/>
+      </w:r>
+      <w:r>
+        <w:br/>
+      </w:r>
+      <w:r>
+        <w:rPr>
+          <w:rStyle w:val="NormalTok"/>
+        </w:rPr>
+        <w:t xml:space="preserve">coin_wilcox</w:t>
+      </w:r>
+    </w:p>
+    <w:p>
+      <w:pPr>
+        <w:pStyle w:val="SourceCode"/>
+      </w:pPr>
+      <w:r>
+        <w:br/>
+      </w:r>
+      <w:r>
+        <w:rPr>
+          <w:rStyle w:val="VerbatimChar"/>
+        </w:rPr>
+        <w:t xml:space="preserve">    Approximative Wilcoxon-Mann-Whitney Test</w:t>
+      </w:r>
+      <w:r>
+        <w:br/>
+      </w:r>
+      <w:r>
+        <w:br/>
+      </w:r>
+      <w:r>
+        <w:rPr>
+          <w:rStyle w:val="VerbatimChar"/>
+        </w:rPr>
+        <w:t xml:space="preserve">data:  length_mm by lake_factor (NE 14, S 07)</w:t>
+      </w:r>
+      <w:r>
+        <w:br/>
+      </w:r>
+      <w:r>
+        <w:rPr>
+          <w:rStyle w:val="VerbatimChar"/>
+        </w:rPr>
+        <w:t xml:space="preserve">Z = -3.0609, p-value = 0.0018</w:t>
+      </w:r>
+      <w:r>
+        <w:br/>
+      </w:r>
+      <w:r>
+        <w:rPr>
+          <w:rStyle w:val="VerbatimChar"/>
+        </w:rPr>
+        <w:t xml:space="preserve">alternative hypothesis: true mu is not equal to 0</w:t>
+      </w:r>
+    </w:p>
+    <w:bookmarkEnd w:id="41"/>
+    <w:bookmarkStart w:id="42" w:name="calculating-effect-size"/>
+    <w:p>
+      <w:pPr>
+        <w:pStyle w:val="Heading2"/>
+      </w:pPr>
+      <w:r>
+        <w:t xml:space="preserve">Calculating Effect Size</w:t>
+      </w:r>
+    </w:p>
+    <w:p>
+      <w:pPr>
+        <w:pStyle w:val="FirstParagraph"/>
+      </w:pPr>
+      <w:r>
+        <w:t xml:space="preserve">The Mann-Whitney-Wilcoxon test tells us whether there’s a statistically</w:t>
+      </w:r>
+      <w:r>
+        <w:t xml:space="preserve"> </w:t>
+      </w:r>
+      <w:r>
+        <w:t xml:space="preserve">significant difference, but it doesn’t indicate the magnitude of that</w:t>
+      </w:r>
+      <w:r>
+        <w:t xml:space="preserve"> </w:t>
+      </w:r>
+      <w:r>
+        <w:t xml:space="preserve">difference. Let’s calculate an effect size measure:</w:t>
+      </w:r>
+    </w:p>
+    <w:p>
+      <w:pPr>
+        <w:pStyle w:val="SourceCode"/>
+      </w:pPr>
+      <w:r>
+        <w:rPr>
+          <w:rStyle w:val="DocumentationTok"/>
+        </w:rPr>
+        <w:t xml:space="preserve">## Calculating Effect Size</w:t>
+      </w:r>
+      <w:r>
+        <w:br/>
+      </w:r>
+      <w:r>
+        <w:br/>
+      </w:r>
+      <w:r>
+        <w:rPr>
+          <w:rStyle w:val="CommentTok"/>
+        </w:rPr>
+        <w:t xml:space="preserve"># The Mann-Whitney-Wilcoxon test tells us whether there's a statistically significant difference, but it doesn't indicate the magnitude of that difference. Let's calculate an effect size measure:</w:t>
+      </w:r>
+      <w:r>
+        <w:br/>
+      </w:r>
+      <w:r>
+        <w:br/>
+      </w:r>
+      <w:r>
+        <w:rPr>
+          <w:rStyle w:val="CommentTok"/>
+        </w:rPr>
+        <w:t xml:space="preserve"># Calculate standardized effect size using rank-biserial correlation</w:t>
+      </w:r>
+      <w:r>
+        <w:br/>
+      </w:r>
+      <w:r>
+        <w:rPr>
+          <w:rStyle w:val="CommentTok"/>
+        </w:rPr>
+        <w:t xml:space="preserve"># (equivalent to r = Z / sqrt(N))</w:t>
+      </w:r>
+      <w:r>
+        <w:br/>
+      </w:r>
+      <w:r>
+        <w:rPr>
+          <w:rStyle w:val="NormalTok"/>
+        </w:rPr>
+        <w:t xml:space="preserve">z_score </w:t>
+      </w:r>
+      <w:r>
+        <w:rPr>
+          <w:rStyle w:val="OtherTok"/>
+        </w:rPr>
+        <w:t xml:space="preserve">&lt;-</w:t>
+      </w:r>
+      <w:r>
+        <w:rPr>
+          <w:rStyle w:val="NormalTok"/>
+        </w:rPr>
+        <w:t xml:space="preserve"> </w:t>
+      </w:r>
+      <w:r>
+        <w:rPr>
+          <w:rStyle w:val="FunctionTok"/>
+        </w:rPr>
+        <w:t xml:space="preserve">qnorm</w:t>
+      </w:r>
+      <w:r>
+        <w:rPr>
+          <w:rStyle w:val="NormalTok"/>
+        </w:rPr>
+        <w:t xml:space="preserve">(p_value</w:t>
+      </w:r>
+      <w:r>
+        <w:rPr>
+          <w:rStyle w:val="SpecialCharTok"/>
+        </w:rPr>
+        <w:t xml:space="preserve">/</w:t>
+      </w:r>
+      <w:r>
+        <w:rPr>
+          <w:rStyle w:val="DecValTok"/>
+        </w:rPr>
+        <w:t xml:space="preserve">2</w:t>
+      </w:r>
+      <w:r>
+        <w:rPr>
+          <w:rStyle w:val="NormalTok"/>
+        </w:rPr>
+        <w:t xml:space="preserve">)  </w:t>
+      </w:r>
+      <w:r>
+        <w:rPr>
+          <w:rStyle w:val="CommentTok"/>
+        </w:rPr>
+        <w:t xml:space="preserve"># Convert p-value to Z-score</w:t>
+      </w:r>
+      <w:r>
+        <w:br/>
+      </w:r>
+      <w:r>
+        <w:rPr>
+          <w:rStyle w:val="NormalTok"/>
+        </w:rPr>
+        <w:t xml:space="preserve">N </w:t>
+      </w:r>
+      <w:r>
+        <w:rPr>
+          <w:rStyle w:val="OtherTok"/>
+        </w:rPr>
+        <w:t xml:space="preserve">&lt;-</w:t>
+      </w:r>
+      <w:r>
+        <w:rPr>
+          <w:rStyle w:val="NormalTok"/>
+        </w:rPr>
+        <w:t xml:space="preserve"> </w:t>
+      </w:r>
+      <w:r>
+        <w:rPr>
+          <w:rStyle w:val="FunctionTok"/>
+        </w:rPr>
+        <w:t xml:space="preserve">nrow</w:t>
+      </w:r>
+      <w:r>
+        <w:rPr>
+          <w:rStyle w:val="NormalTok"/>
+        </w:rPr>
+        <w:t xml:space="preserve">(sculpin_df)</w:t>
+      </w:r>
+      <w:r>
+        <w:br/>
+      </w:r>
+      <w:r>
+        <w:rPr>
+          <w:rStyle w:val="NormalTok"/>
+        </w:rPr>
+        <w:t xml:space="preserve">r </w:t>
+      </w:r>
+      <w:r>
+        <w:rPr>
+          <w:rStyle w:val="OtherTok"/>
+        </w:rPr>
+        <w:t xml:space="preserve">&lt;-</w:t>
+      </w:r>
+      <w:r>
+        <w:rPr>
+          <w:rStyle w:val="NormalTok"/>
+        </w:rPr>
+        <w:t xml:space="preserve"> </w:t>
+      </w:r>
+      <w:r>
+        <w:rPr>
+          <w:rStyle w:val="FunctionTok"/>
+        </w:rPr>
+        <w:t xml:space="preserve">abs</w:t>
+      </w:r>
+      <w:r>
+        <w:rPr>
+          <w:rStyle w:val="NormalTok"/>
+        </w:rPr>
+        <w:t xml:space="preserve">(z_score) </w:t>
+      </w:r>
+      <w:r>
+        <w:rPr>
+          <w:rStyle w:val="SpecialCharTok"/>
+        </w:rPr>
+        <w:t xml:space="preserve">/</w:t>
+      </w:r>
+      <w:r>
+        <w:rPr>
+          <w:rStyle w:val="NormalTok"/>
+        </w:rPr>
+        <w:t xml:space="preserve"> </w:t>
+      </w:r>
+      <w:r>
+        <w:rPr>
+          <w:rStyle w:val="FunctionTok"/>
+        </w:rPr>
+        <w:t xml:space="preserve">sqrt</w:t>
+      </w:r>
+      <w:r>
+        <w:rPr>
+          <w:rStyle w:val="NormalTok"/>
+        </w:rPr>
+        <w:t xml:space="preserve">(N)  </w:t>
+      </w:r>
+      <w:r>
+        <w:rPr>
+          <w:rStyle w:val="CommentTok"/>
+        </w:rPr>
+        <w:t xml:space="preserve"># Rank-biserial correlation</w:t>
+      </w:r>
+      <w:r>
+        <w:br/>
+      </w:r>
+      <w:r>
+        <w:br/>
+      </w:r>
+      <w:r>
+        <w:br/>
+      </w:r>
+      <w:r>
+        <w:br/>
+      </w:r>
+      <w:r>
+        <w:rPr>
+          <w:rStyle w:val="CommentTok"/>
+        </w:rPr>
+        <w:t xml:space="preserve"># Interpret effect size</w:t>
+      </w:r>
+      <w:r>
+        <w:br/>
+      </w:r>
+      <w:r>
+        <w:rPr>
+          <w:rStyle w:val="NormalTok"/>
+        </w:rPr>
+        <w:t xml:space="preserve">effect_size </w:t>
+      </w:r>
+      <w:r>
+        <w:rPr>
+          <w:rStyle w:val="OtherTok"/>
+        </w:rPr>
+        <w:t xml:space="preserve">&lt;-</w:t>
+      </w:r>
+      <w:r>
+        <w:rPr>
+          <w:rStyle w:val="NormalTok"/>
+        </w:rPr>
+        <w:t xml:space="preserve"> r</w:t>
+      </w:r>
+      <w:r>
+        <w:br/>
+      </w:r>
+      <w:r>
+        <w:rPr>
+          <w:rStyle w:val="ControlFlowTok"/>
+        </w:rPr>
+        <w:t xml:space="preserve">if</w:t>
+      </w:r>
+      <w:r>
+        <w:rPr>
+          <w:rStyle w:val="NormalTok"/>
+        </w:rPr>
+        <w:t xml:space="preserve">(effect_size </w:t>
+      </w:r>
+      <w:r>
+        <w:rPr>
+          <w:rStyle w:val="SpecialCharTok"/>
+        </w:rPr>
+        <w:t xml:space="preserve">&lt;</w:t>
+      </w:r>
+      <w:r>
+        <w:rPr>
+          <w:rStyle w:val="NormalTok"/>
+        </w:rPr>
+        <w:t xml:space="preserve"> </w:t>
+      </w:r>
+      <w:r>
+        <w:rPr>
+          <w:rStyle w:val="FloatTok"/>
+        </w:rPr>
+        <w:t xml:space="preserve">0.1</w:t>
+      </w:r>
+      <w:r>
+        <w:rPr>
+          <w:rStyle w:val="NormalTok"/>
+        </w:rPr>
+        <w:t xml:space="preserve">) {</w:t>
+      </w:r>
+      <w:r>
+        <w:br/>
+      </w:r>
+      <w:r>
+        <w:rPr>
+          <w:rStyle w:val="NormalTok"/>
+        </w:rPr>
+        <w:t xml:space="preserve">  effect_interpretation </w:t>
+      </w:r>
+      <w:r>
+        <w:rPr>
+          <w:rStyle w:val="OtherTok"/>
+        </w:rPr>
+        <w:t xml:space="preserve">&lt;-</w:t>
+      </w:r>
+      <w:r>
+        <w:rPr>
+          <w:rStyle w:val="NormalTok"/>
+        </w:rPr>
+        <w:t xml:space="preserve"> </w:t>
+      </w:r>
+      <w:r>
+        <w:rPr>
+          <w:rStyle w:val="StringTok"/>
+        </w:rPr>
+        <w:t xml:space="preserve">"negligible effect"</w:t>
+      </w:r>
+      <w:r>
+        <w:br/>
+      </w:r>
+      <w:r>
+        <w:rPr>
+          <w:rStyle w:val="NormalTok"/>
+        </w:rPr>
+        <w:t xml:space="preserve">} </w:t>
+      </w:r>
+      <w:r>
+        <w:rPr>
+          <w:rStyle w:val="ControlFlowTok"/>
+        </w:rPr>
+        <w:t xml:space="preserve">else</w:t>
+      </w:r>
+      <w:r>
+        <w:rPr>
+          <w:rStyle w:val="NormalTok"/>
+        </w:rPr>
+        <w:t xml:space="preserve"> </w:t>
+      </w:r>
+      <w:r>
+        <w:rPr>
+          <w:rStyle w:val="ControlFlowTok"/>
+        </w:rPr>
+        <w:t xml:space="preserve">if</w:t>
+      </w:r>
+      <w:r>
+        <w:rPr>
+          <w:rStyle w:val="NormalTok"/>
+        </w:rPr>
+        <w:t xml:space="preserve">(effect_size </w:t>
+      </w:r>
+      <w:r>
+        <w:rPr>
+          <w:rStyle w:val="SpecialCharTok"/>
+        </w:rPr>
+        <w:t xml:space="preserve">&lt;</w:t>
+      </w:r>
+      <w:r>
+        <w:rPr>
+          <w:rStyle w:val="NormalTok"/>
+        </w:rPr>
+        <w:t xml:space="preserve"> </w:t>
+      </w:r>
+      <w:r>
+        <w:rPr>
+          <w:rStyle w:val="FloatTok"/>
+        </w:rPr>
+        <w:t xml:space="preserve">0.3</w:t>
+      </w:r>
+      <w:r>
+        <w:rPr>
+          <w:rStyle w:val="NormalTok"/>
+        </w:rPr>
+        <w:t xml:space="preserve">) {</w:t>
+      </w:r>
+      <w:r>
+        <w:br/>
+      </w:r>
+      <w:r>
+        <w:rPr>
+          <w:rStyle w:val="NormalTok"/>
+        </w:rPr>
+        <w:t xml:space="preserve">  effect_interpretation </w:t>
+      </w:r>
+      <w:r>
+        <w:rPr>
+          <w:rStyle w:val="OtherTok"/>
+        </w:rPr>
+        <w:t xml:space="preserve">&lt;-</w:t>
+      </w:r>
+      <w:r>
+        <w:rPr>
+          <w:rStyle w:val="NormalTok"/>
+        </w:rPr>
+        <w:t xml:space="preserve"> </w:t>
+      </w:r>
+      <w:r>
+        <w:rPr>
+          <w:rStyle w:val="StringTok"/>
+        </w:rPr>
+        <w:t xml:space="preserve">"small effect"</w:t>
+      </w:r>
+      <w:r>
+        <w:br/>
+      </w:r>
+      <w:r>
+        <w:rPr>
+          <w:rStyle w:val="NormalTok"/>
+        </w:rPr>
+        <w:t xml:space="preserve">} </w:t>
+      </w:r>
+      <w:r>
+        <w:rPr>
+          <w:rStyle w:val="ControlFlowTok"/>
+        </w:rPr>
+        <w:t xml:space="preserve">else</w:t>
+      </w:r>
+      <w:r>
+        <w:rPr>
+          <w:rStyle w:val="NormalTok"/>
+        </w:rPr>
+        <w:t xml:space="preserve"> </w:t>
+      </w:r>
+      <w:r>
+        <w:rPr>
+          <w:rStyle w:val="ControlFlowTok"/>
+        </w:rPr>
+        <w:t xml:space="preserve">if</w:t>
+      </w:r>
+      <w:r>
+        <w:rPr>
+          <w:rStyle w:val="NormalTok"/>
+        </w:rPr>
+        <w:t xml:space="preserve">(effect_size </w:t>
+      </w:r>
+      <w:r>
+        <w:rPr>
+          <w:rStyle w:val="SpecialCharTok"/>
+        </w:rPr>
+        <w:t xml:space="preserve">&lt;</w:t>
+      </w:r>
+      <w:r>
+        <w:rPr>
+          <w:rStyle w:val="NormalTok"/>
+        </w:rPr>
+        <w:t xml:space="preserve"> </w:t>
+      </w:r>
+      <w:r>
+        <w:rPr>
+          <w:rStyle w:val="FloatTok"/>
+        </w:rPr>
+        <w:t xml:space="preserve">0.5</w:t>
+      </w:r>
+      <w:r>
+        <w:rPr>
+          <w:rStyle w:val="NormalTok"/>
+        </w:rPr>
+        <w:t xml:space="preserve">) {</w:t>
+      </w:r>
+      <w:r>
+        <w:br/>
+      </w:r>
+      <w:r>
+        <w:rPr>
+          <w:rStyle w:val="NormalTok"/>
+        </w:rPr>
+        <w:t xml:space="preserve">  effect_interpretation </w:t>
+      </w:r>
+      <w:r>
+        <w:rPr>
+          <w:rStyle w:val="OtherTok"/>
+        </w:rPr>
+        <w:t xml:space="preserve">&lt;-</w:t>
+      </w:r>
+      <w:r>
+        <w:rPr>
+          <w:rStyle w:val="NormalTok"/>
+        </w:rPr>
+        <w:t xml:space="preserve"> </w:t>
+      </w:r>
+      <w:r>
+        <w:rPr>
+          <w:rStyle w:val="StringTok"/>
+        </w:rPr>
+        <w:t xml:space="preserve">"moderate effect"</w:t>
+      </w:r>
+      <w:r>
+        <w:br/>
+      </w:r>
+      <w:r>
+        <w:rPr>
+          <w:rStyle w:val="NormalTok"/>
+        </w:rPr>
+        <w:t xml:space="preserve">} </w:t>
+      </w:r>
+      <w:r>
+        <w:rPr>
+          <w:rStyle w:val="ControlFlowTok"/>
+        </w:rPr>
+        <w:t xml:space="preserve">else</w:t>
+      </w:r>
+      <w:r>
+        <w:rPr>
+          <w:rStyle w:val="NormalTok"/>
+        </w:rPr>
+        <w:t xml:space="preserve"> </w:t>
+      </w:r>
+      <w:r>
+        <w:rPr>
+          <w:rStyle w:val="ControlFlowTok"/>
+        </w:rPr>
+        <w:t xml:space="preserve">if</w:t>
+      </w:r>
+      <w:r>
+        <w:rPr>
+          <w:rStyle w:val="NormalTok"/>
+        </w:rPr>
+        <w:t xml:space="preserve">(effect_size </w:t>
+      </w:r>
+      <w:r>
+        <w:rPr>
+          <w:rStyle w:val="SpecialCharTok"/>
+        </w:rPr>
+        <w:t xml:space="preserve">&lt;</w:t>
+      </w:r>
+      <w:r>
+        <w:rPr>
+          <w:rStyle w:val="NormalTok"/>
+        </w:rPr>
+        <w:t xml:space="preserve"> </w:t>
+      </w:r>
+      <w:r>
+        <w:rPr>
+          <w:rStyle w:val="FloatTok"/>
+        </w:rPr>
+        <w:t xml:space="preserve">0.7</w:t>
+      </w:r>
+      <w:r>
+        <w:rPr>
+          <w:rStyle w:val="NormalTok"/>
+        </w:rPr>
+        <w:t xml:space="preserve">) {</w:t>
+      </w:r>
+      <w:r>
+        <w:br/>
+      </w:r>
+      <w:r>
+        <w:rPr>
+          <w:rStyle w:val="NormalTok"/>
+        </w:rPr>
+        <w:t xml:space="preserve">  effect_interpretation </w:t>
+      </w:r>
+      <w:r>
+        <w:rPr>
+          <w:rStyle w:val="OtherTok"/>
+        </w:rPr>
+        <w:t xml:space="preserve">&lt;-</w:t>
+      </w:r>
+      <w:r>
+        <w:rPr>
+          <w:rStyle w:val="NormalTok"/>
+        </w:rPr>
+        <w:t xml:space="preserve"> </w:t>
+      </w:r>
+      <w:r>
+        <w:rPr>
+          <w:rStyle w:val="StringTok"/>
+        </w:rPr>
+        <w:t xml:space="preserve">"large effect"</w:t>
+      </w:r>
+      <w:r>
+        <w:br/>
+      </w:r>
+      <w:r>
+        <w:rPr>
+          <w:rStyle w:val="NormalTok"/>
+        </w:rPr>
+        <w:t xml:space="preserve">} </w:t>
+      </w:r>
+      <w:r>
+        <w:rPr>
+          <w:rStyle w:val="ControlFlowTok"/>
+        </w:rPr>
+        <w:t xml:space="preserve">else</w:t>
+      </w:r>
+      <w:r>
+        <w:rPr>
+          <w:rStyle w:val="NormalTok"/>
+        </w:rPr>
+        <w:t xml:space="preserve"> {</w:t>
+      </w:r>
+      <w:r>
+        <w:br/>
+      </w:r>
+      <w:r>
+        <w:rPr>
+          <w:rStyle w:val="NormalTok"/>
+        </w:rPr>
+        <w:t xml:space="preserve">  effect_interpretation </w:t>
+      </w:r>
+      <w:r>
+        <w:rPr>
+          <w:rStyle w:val="OtherTok"/>
+        </w:rPr>
+        <w:t xml:space="preserve">&lt;-</w:t>
+      </w:r>
+      <w:r>
+        <w:rPr>
+          <w:rStyle w:val="NormalTok"/>
+        </w:rPr>
+        <w:t xml:space="preserve"> </w:t>
+      </w:r>
+      <w:r>
+        <w:rPr>
+          <w:rStyle w:val="StringTok"/>
+        </w:rPr>
+        <w:t xml:space="preserve">"very large effect"</w:t>
+      </w:r>
+      <w:r>
+        <w:br/>
+      </w:r>
+      <w:r>
+        <w:rPr>
+          <w:rStyle w:val="NormalTok"/>
+        </w:rPr>
+        <w:t xml:space="preserve">}</w:t>
+      </w:r>
+      <w:r>
+        <w:br/>
+      </w:r>
+      <w:r>
+        <w:br/>
+      </w:r>
+      <w:r>
+        <w:rPr>
+          <w:rStyle w:val="FunctionTok"/>
+        </w:rPr>
+        <w:t xml:space="preserve">cat</w:t>
+      </w:r>
+      <w:r>
+        <w:rPr>
+          <w:rStyle w:val="NormalTok"/>
+        </w:rPr>
+        <w:t xml:space="preserve">(</w:t>
+      </w:r>
+      <w:r>
+        <w:rPr>
+          <w:rStyle w:val="StringTok"/>
+        </w:rPr>
+        <w:t xml:space="preserve">"Effect size (rank-biserial correlation):"</w:t>
+      </w:r>
+      <w:r>
+        <w:rPr>
+          <w:rStyle w:val="NormalTok"/>
+        </w:rPr>
+        <w:t xml:space="preserve">)</w:t>
+      </w:r>
+    </w:p>
+    <w:p>
+      <w:pPr>
+        <w:pStyle w:val="SourceCode"/>
+      </w:pPr>
+      <w:r>
+        <w:rPr>
+          <w:rStyle w:val="VerbatimChar"/>
+        </w:rPr>
+        <w:t xml:space="preserve">Effect size (rank-biserial correlation):</w:t>
+      </w:r>
+    </w:p>
+    <w:p>
+      <w:pPr>
+        <w:pStyle w:val="SourceCode"/>
+      </w:pPr>
+      <w:r>
+        <w:rPr>
+          <w:rStyle w:val="FunctionTok"/>
+        </w:rPr>
+        <w:t xml:space="preserve">round</w:t>
+      </w:r>
+      <w:r>
+        <w:rPr>
+          <w:rStyle w:val="NormalTok"/>
+        </w:rPr>
+        <w:t xml:space="preserve">(r, </w:t>
+      </w:r>
+      <w:r>
+        <w:rPr>
+          <w:rStyle w:val="DecValTok"/>
+        </w:rPr>
+        <w:t xml:space="preserve">3</w:t>
+      </w:r>
+      <w:r>
+        <w:rPr>
+          <w:rStyle w:val="NormalTok"/>
+        </w:rPr>
+        <w:t xml:space="preserve">)</w:t>
+      </w:r>
+    </w:p>
+    <w:p>
+      <w:pPr>
+        <w:pStyle w:val="SourceCode"/>
+      </w:pPr>
+      <w:r>
+        <w:rPr>
+          <w:rStyle w:val="VerbatimChar"/>
+        </w:rPr>
+        <w:t xml:space="preserve">[1] 0.292</w:t>
+      </w:r>
+    </w:p>
+    <w:p>
+      <w:pPr>
+        <w:pStyle w:val="SourceCode"/>
+      </w:pPr>
+      <w:r>
+        <w:rPr>
+          <w:rStyle w:val="FunctionTok"/>
+        </w:rPr>
+        <w:t xml:space="preserve">cat</w:t>
+      </w:r>
+      <w:r>
+        <w:rPr>
+          <w:rStyle w:val="NormalTok"/>
+        </w:rPr>
+        <w:t xml:space="preserve">(</w:t>
+      </w:r>
+      <w:r>
+        <w:rPr>
+          <w:rStyle w:val="StringTok"/>
+        </w:rPr>
+        <w:t xml:space="preserve">"This represents a:"</w:t>
+      </w:r>
+      <w:r>
+        <w:rPr>
+          <w:rStyle w:val="NormalTok"/>
+        </w:rPr>
+        <w:t xml:space="preserve">)</w:t>
+      </w:r>
+    </w:p>
+    <w:p>
+      <w:pPr>
+        <w:pStyle w:val="SourceCode"/>
+      </w:pPr>
+      <w:r>
+        <w:rPr>
+          <w:rStyle w:val="VerbatimChar"/>
+        </w:rPr>
+        <w:t xml:space="preserve">This represents a:</w:t>
+      </w:r>
+    </w:p>
+    <w:p>
+      <w:pPr>
+        <w:pStyle w:val="SourceCode"/>
+      </w:pPr>
+      <w:r>
+        <w:rPr>
+          <w:rStyle w:val="NormalTok"/>
+        </w:rPr>
+        <w:t xml:space="preserve">effect_interpretation </w:t>
+      </w:r>
+    </w:p>
+    <w:p>
+      <w:pPr>
+        <w:pStyle w:val="SourceCode"/>
+      </w:pPr>
+      <w:r>
+        <w:rPr>
+          <w:rStyle w:val="VerbatimChar"/>
+        </w:rPr>
+        <w:t xml:space="preserve">[1] "small effect"</w:t>
+      </w:r>
+    </w:p>
+    <w:bookmarkEnd w:id="42"/>
+    <w:bookmarkEnd w:id="43"/>
+    <w:bookmarkStart w:id="49" w:name="X169dd5d1c9569a40f57ac5af884fd848c1d797f"/>
+    <w:p>
+      <w:pPr>
+        <w:pStyle w:val="Heading1"/>
+      </w:pPr>
+      <w:r>
+        <w:t xml:space="preserve">Median and Interquartile Range (IQR) Plot with Test Results</w:t>
+      </w:r>
+    </w:p>
+    <w:p>
+      <w:pPr>
+        <w:pStyle w:val="FirstParagraph"/>
+      </w:pPr>
+      <w:r>
+        <w:t xml:space="preserve">Since the Mann-Whitney-Wilcoxon test is primarily concerned with medians</w:t>
+      </w:r>
+      <w:r>
+        <w:t xml:space="preserve"> </w:t>
+      </w:r>
+      <w:r>
+        <w:t xml:space="preserve">rather than means, let’s create a plot showing the median and IQR for</w:t>
+      </w:r>
+      <w:r>
+        <w:t xml:space="preserve"> </w:t>
+      </w:r>
+      <w:r>
+        <w:t xml:space="preserve">each lake:</w:t>
+      </w:r>
+    </w:p>
+    <w:p>
+      <w:pPr>
+        <w:pStyle w:val="SourceCode"/>
+      </w:pPr>
+      <w:r>
+        <w:rPr>
+          <w:rStyle w:val="CommentTok"/>
+        </w:rPr>
+        <w:t xml:space="preserve"># Create median and IQR plot with data points</w:t>
+      </w:r>
+      <w:r>
+        <w:br/>
+      </w:r>
+      <w:r>
+        <w:rPr>
+          <w:rStyle w:val="FunctionTok"/>
+        </w:rPr>
         <w:t xml:space="preserve">ggplot</w:t>
       </w:r>
       <w:r>
         <w:rPr>
           <w:rStyle w:val="NormalTok"/>
         </w:rPr>
-        <w:t xml:space="preserve">( </w:t>
+        <w:t xml:space="preserve">() </w:t>
+      </w:r>
+      <w:r>
+        <w:rPr>
+          <w:rStyle w:val="SpecialCharTok"/>
+        </w:rPr>
+        <w:t xml:space="preserve">+</w:t>
+      </w:r>
+      <w:r>
+        <w:br/>
+      </w:r>
+      <w:r>
+        <w:rPr>
+          <w:rStyle w:val="NormalTok"/>
+        </w:rPr>
+        <w:t xml:space="preserve">  </w:t>
+      </w:r>
+      <w:r>
+        <w:rPr>
+          <w:rStyle w:val="CommentTok"/>
+        </w:rPr>
+        <w:t xml:space="preserve"># Add individual data points in the background</w:t>
+      </w:r>
+      <w:r>
+        <w:br/>
+      </w:r>
+      <w:r>
+        <w:rPr>
+          <w:rStyle w:val="NormalTok"/>
+        </w:rPr>
+        <w:t xml:space="preserve">  </w:t>
       </w:r>
       <w:r>
         <w:rPr>
           <w:rStyle w:val="FunctionTok"/>
         </w:rPr>
+        <w:t xml:space="preserve">geom_point</w:t>
+      </w:r>
+      <w:r>
+        <w:rPr>
+          <w:rStyle w:val="NormalTok"/>
+        </w:rPr>
+        <w:t xml:space="preserve">(</w:t>
+      </w:r>
+      <w:r>
+        <w:rPr>
+          <w:rStyle w:val="AttributeTok"/>
+        </w:rPr>
+        <w:t xml:space="preserve">data =</w:t>
+      </w:r>
+      <w:r>
+        <w:rPr>
+          <w:rStyle w:val="NormalTok"/>
+        </w:rPr>
+        <w:t xml:space="preserve"> sculpin_df, </w:t>
+      </w:r>
+      <w:r>
+        <w:br/>
+      </w:r>
+      <w:r>
+        <w:rPr>
+          <w:rStyle w:val="NormalTok"/>
+        </w:rPr>
+        <w:t xml:space="preserve">             </w:t>
+      </w:r>
+      <w:r>
+        <w:rPr>
+          <w:rStyle w:val="FunctionTok"/>
+        </w:rPr>
         <w:t xml:space="preserve">aes</w:t>
       </w:r>
       <w:r>
@@ -4624,7 +6018,19 @@
         <w:rPr>
           <w:rStyle w:val="AttributeTok"/>
         </w:rPr>
-        <w:t xml:space="preserve">sample =</w:t>
+        <w:t xml:space="preserve">x =</w:t>
+      </w:r>
+      <w:r>
+        <w:rPr>
+          <w:rStyle w:val="NormalTok"/>
+        </w:rPr>
+        <w:t xml:space="preserve"> lake, </w:t>
+      </w:r>
+      <w:r>
+        <w:rPr>
+          <w:rStyle w:val="AttributeTok"/>
+        </w:rPr>
+        <w:t xml:space="preserve">y =</w:t>
       </w:r>
       <w:r>
         <w:rPr>
@@ -4636,13 +6042,127 @@
         <w:rPr>
           <w:rStyle w:val="AttributeTok"/>
         </w:rPr>
-        <w:t xml:space="preserve">color=</w:t>
-      </w:r>
-      <w:r>
-        <w:rPr>
-          <w:rStyle w:val="NormalTok"/>
-        </w:rPr>
-        <w:t xml:space="preserve">lake)) </w:t>
+        <w:t xml:space="preserve">color =</w:t>
+      </w:r>
+      <w:r>
+        <w:rPr>
+          <w:rStyle w:val="NormalTok"/>
+        </w:rPr>
+        <w:t xml:space="preserve"> lake),</w:t>
+      </w:r>
+      <w:r>
+        <w:br/>
+      </w:r>
+      <w:r>
+        <w:rPr>
+          <w:rStyle w:val="NormalTok"/>
+        </w:rPr>
+        <w:t xml:space="preserve">             </w:t>
+      </w:r>
+      <w:r>
+        <w:rPr>
+          <w:rStyle w:val="AttributeTok"/>
+        </w:rPr>
+        <w:t xml:space="preserve">position =</w:t>
+      </w:r>
+      <w:r>
+        <w:rPr>
+          <w:rStyle w:val="NormalTok"/>
+        </w:rPr>
+        <w:t xml:space="preserve"> </w:t>
+      </w:r>
+      <w:r>
+        <w:rPr>
+          <w:rStyle w:val="FunctionTok"/>
+        </w:rPr>
+        <w:t xml:space="preserve">position_dodge2</w:t>
+      </w:r>
+      <w:r>
+        <w:rPr>
+          <w:rStyle w:val="NormalTok"/>
+        </w:rPr>
+        <w:t xml:space="preserve">(</w:t>
+      </w:r>
+      <w:r>
+        <w:rPr>
+          <w:rStyle w:val="AttributeTok"/>
+        </w:rPr>
+        <w:t xml:space="preserve">width =</w:t>
+      </w:r>
+      <w:r>
+        <w:rPr>
+          <w:rStyle w:val="NormalTok"/>
+        </w:rPr>
+        <w:t xml:space="preserve"> </w:t>
+      </w:r>
+      <w:r>
+        <w:rPr>
+          <w:rStyle w:val="FloatTok"/>
+        </w:rPr>
+        <w:t xml:space="preserve">0.3</w:t>
+      </w:r>
+      <w:r>
+        <w:rPr>
+          <w:rStyle w:val="NormalTok"/>
+        </w:rPr>
+        <w:t xml:space="preserve">), </w:t>
+      </w:r>
+      <w:r>
+        <w:br/>
+      </w:r>
+      <w:r>
+        <w:rPr>
+          <w:rStyle w:val="NormalTok"/>
+        </w:rPr>
+        <w:t xml:space="preserve">             </w:t>
+      </w:r>
+      <w:r>
+        <w:rPr>
+          <w:rStyle w:val="AttributeTok"/>
+        </w:rPr>
+        <w:t xml:space="preserve">alpha =</w:t>
+      </w:r>
+      <w:r>
+        <w:rPr>
+          <w:rStyle w:val="NormalTok"/>
+        </w:rPr>
+        <w:t xml:space="preserve"> </w:t>
+      </w:r>
+      <w:r>
+        <w:rPr>
+          <w:rStyle w:val="FloatTok"/>
+        </w:rPr>
+        <w:t xml:space="preserve">0.5</w:t>
+      </w:r>
+      <w:r>
+        <w:rPr>
+          <w:rStyle w:val="NormalTok"/>
+        </w:rPr>
+        <w:t xml:space="preserve">, </w:t>
+      </w:r>
+      <w:r>
+        <w:rPr>
+          <w:rStyle w:val="AttributeTok"/>
+        </w:rPr>
+        <w:t xml:space="preserve">size =</w:t>
+      </w:r>
+      <w:r>
+        <w:rPr>
+          <w:rStyle w:val="NormalTok"/>
+        </w:rPr>
+        <w:t xml:space="preserve"> </w:t>
+      </w:r>
+      <w:r>
+        <w:rPr>
+          <w:rStyle w:val="FloatTok"/>
+        </w:rPr>
+        <w:t xml:space="preserve">1.5</w:t>
+      </w:r>
+      <w:r>
+        <w:rPr>
+          <w:rStyle w:val="NormalTok"/>
+        </w:rPr>
+        <w:t xml:space="preserve">) </w:t>
       </w:r>
       <w:r>
         <w:rPr>
@@ -4661,9 +6181,363 @@
       </w:r>
       <w:r>
         <w:rPr>
+          <w:rStyle w:val="CommentTok"/>
+        </w:rPr>
+        <w:t xml:space="preserve"># Add boxplot without outliers</w:t>
+      </w:r>
+      <w:r>
+        <w:br/>
+      </w:r>
+      <w:r>
+        <w:rPr>
+          <w:rStyle w:val="NormalTok"/>
+        </w:rPr>
+        <w:t xml:space="preserve">  </w:t>
+      </w:r>
+      <w:r>
+        <w:rPr>
           <w:rStyle w:val="FunctionTok"/>
         </w:rPr>
-        <w:t xml:space="preserve">stat_qq</w:t>
+        <w:t xml:space="preserve">geom_boxplot</w:t>
+      </w:r>
+      <w:r>
+        <w:rPr>
+          <w:rStyle w:val="NormalTok"/>
+        </w:rPr>
+        <w:t xml:space="preserve">(</w:t>
+      </w:r>
+      <w:r>
+        <w:rPr>
+          <w:rStyle w:val="AttributeTok"/>
+        </w:rPr>
+        <w:t xml:space="preserve">data =</w:t>
+      </w:r>
+      <w:r>
+        <w:rPr>
+          <w:rStyle w:val="NormalTok"/>
+        </w:rPr>
+        <w:t xml:space="preserve"> sculpin_df,</w:t>
+      </w:r>
+      <w:r>
+        <w:br/>
+      </w:r>
+      <w:r>
+        <w:rPr>
+          <w:rStyle w:val="NormalTok"/>
+        </w:rPr>
+        <w:t xml:space="preserve">               </w:t>
+      </w:r>
+      <w:r>
+        <w:rPr>
+          <w:rStyle w:val="FunctionTok"/>
+        </w:rPr>
+        <w:t xml:space="preserve">aes</w:t>
+      </w:r>
+      <w:r>
+        <w:rPr>
+          <w:rStyle w:val="NormalTok"/>
+        </w:rPr>
+        <w:t xml:space="preserve">(</w:t>
+      </w:r>
+      <w:r>
+        <w:rPr>
+          <w:rStyle w:val="AttributeTok"/>
+        </w:rPr>
+        <w:t xml:space="preserve">x =</w:t>
+      </w:r>
+      <w:r>
+        <w:rPr>
+          <w:rStyle w:val="NormalTok"/>
+        </w:rPr>
+        <w:t xml:space="preserve"> lake, </w:t>
+      </w:r>
+      <w:r>
+        <w:rPr>
+          <w:rStyle w:val="AttributeTok"/>
+        </w:rPr>
+        <w:t xml:space="preserve">y =</w:t>
+      </w:r>
+      <w:r>
+        <w:rPr>
+          <w:rStyle w:val="NormalTok"/>
+        </w:rPr>
+        <w:t xml:space="preserve"> length_mm, </w:t>
+      </w:r>
+      <w:r>
+        <w:rPr>
+          <w:rStyle w:val="AttributeTok"/>
+        </w:rPr>
+        <w:t xml:space="preserve">fill =</w:t>
+      </w:r>
+      <w:r>
+        <w:rPr>
+          <w:rStyle w:val="NormalTok"/>
+        </w:rPr>
+        <w:t xml:space="preserve"> lake),</w:t>
+      </w:r>
+      <w:r>
+        <w:br/>
+      </w:r>
+      <w:r>
+        <w:rPr>
+          <w:rStyle w:val="NormalTok"/>
+        </w:rPr>
+        <w:t xml:space="preserve">               </w:t>
+      </w:r>
+      <w:r>
+        <w:rPr>
+          <w:rStyle w:val="AttributeTok"/>
+        </w:rPr>
+        <w:t xml:space="preserve">alpha =</w:t>
+      </w:r>
+      <w:r>
+        <w:rPr>
+          <w:rStyle w:val="NormalTok"/>
+        </w:rPr>
+        <w:t xml:space="preserve"> </w:t>
+      </w:r>
+      <w:r>
+        <w:rPr>
+          <w:rStyle w:val="FloatTok"/>
+        </w:rPr>
+        <w:t xml:space="preserve">0.7</w:t>
+      </w:r>
+      <w:r>
+        <w:rPr>
+          <w:rStyle w:val="NormalTok"/>
+        </w:rPr>
+        <w:t xml:space="preserve">, </w:t>
+      </w:r>
+      <w:r>
+        <w:rPr>
+          <w:rStyle w:val="AttributeTok"/>
+        </w:rPr>
+        <w:t xml:space="preserve">outlier.shape =</w:t>
+      </w:r>
+      <w:r>
+        <w:rPr>
+          <w:rStyle w:val="NormalTok"/>
+        </w:rPr>
+        <w:t xml:space="preserve"> </w:t>
+      </w:r>
+      <w:r>
+        <w:rPr>
+          <w:rStyle w:val="ConstantTok"/>
+        </w:rPr>
+        <w:t xml:space="preserve">NA</w:t>
+      </w:r>
+      <w:r>
+        <w:rPr>
+          <w:rStyle w:val="NormalTok"/>
+        </w:rPr>
+        <w:t xml:space="preserve">, </w:t>
+      </w:r>
+      <w:r>
+        <w:rPr>
+          <w:rStyle w:val="AttributeTok"/>
+        </w:rPr>
+        <w:t xml:space="preserve">width =</w:t>
+      </w:r>
+      <w:r>
+        <w:rPr>
+          <w:rStyle w:val="NormalTok"/>
+        </w:rPr>
+        <w:t xml:space="preserve"> </w:t>
+      </w:r>
+      <w:r>
+        <w:rPr>
+          <w:rStyle w:val="FloatTok"/>
+        </w:rPr>
+        <w:t xml:space="preserve">0.5</w:t>
+      </w:r>
+      <w:r>
+        <w:rPr>
+          <w:rStyle w:val="NormalTok"/>
+        </w:rPr>
+        <w:t xml:space="preserve">) </w:t>
+      </w:r>
+      <w:r>
+        <w:rPr>
+          <w:rStyle w:val="SpecialCharTok"/>
+        </w:rPr>
+        <w:t xml:space="preserve">+</w:t>
+      </w:r>
+      <w:r>
+        <w:br/>
+      </w:r>
+      <w:r>
+        <w:rPr>
+          <w:rStyle w:val="NormalTok"/>
+        </w:rPr>
+        <w:t xml:space="preserve">  </w:t>
+      </w:r>
+      <w:r>
+        <w:rPr>
+          <w:rStyle w:val="FunctionTok"/>
+        </w:rPr>
+        <w:t xml:space="preserve">labs</w:t>
+      </w:r>
+      <w:r>
+        <w:rPr>
+          <w:rStyle w:val="NormalTok"/>
+        </w:rPr>
+        <w:t xml:space="preserve">(</w:t>
+      </w:r>
+      <w:r>
+        <w:br/>
+      </w:r>
+      <w:r>
+        <w:rPr>
+          <w:rStyle w:val="NormalTok"/>
+        </w:rPr>
+        <w:t xml:space="preserve">    </w:t>
+      </w:r>
+      <w:r>
+        <w:rPr>
+          <w:rStyle w:val="AttributeTok"/>
+        </w:rPr>
+        <w:t xml:space="preserve">x =</w:t>
+      </w:r>
+      <w:r>
+        <w:rPr>
+          <w:rStyle w:val="NormalTok"/>
+        </w:rPr>
+        <w:t xml:space="preserve"> </w:t>
+      </w:r>
+      <w:r>
+        <w:rPr>
+          <w:rStyle w:val="StringTok"/>
+        </w:rPr>
+        <w:t xml:space="preserve">"Lake"</w:t>
+      </w:r>
+      <w:r>
+        <w:rPr>
+          <w:rStyle w:val="NormalTok"/>
+        </w:rPr>
+        <w:t xml:space="preserve">,</w:t>
+      </w:r>
+      <w:r>
+        <w:br/>
+      </w:r>
+      <w:r>
+        <w:rPr>
+          <w:rStyle w:val="NormalTok"/>
+        </w:rPr>
+        <w:t xml:space="preserve">    </w:t>
+      </w:r>
+      <w:r>
+        <w:rPr>
+          <w:rStyle w:val="AttributeTok"/>
+        </w:rPr>
+        <w:t xml:space="preserve">y =</w:t>
+      </w:r>
+      <w:r>
+        <w:rPr>
+          <w:rStyle w:val="NormalTok"/>
+        </w:rPr>
+        <w:t xml:space="preserve"> </w:t>
+      </w:r>
+      <w:r>
+        <w:rPr>
+          <w:rStyle w:val="StringTok"/>
+        </w:rPr>
+        <w:t xml:space="preserve">"Total Length (mm)"</w:t>
+      </w:r>
+      <w:r>
+        <w:rPr>
+          <w:rStyle w:val="NormalTok"/>
+        </w:rPr>
+        <w:t xml:space="preserve">,</w:t>
+      </w:r>
+      <w:r>
+        <w:br/>
+      </w:r>
+      <w:r>
+        <w:rPr>
+          <w:rStyle w:val="NormalTok"/>
+        </w:rPr>
+        <w:t xml:space="preserve">    </w:t>
+      </w:r>
+      <w:r>
+        <w:rPr>
+          <w:rStyle w:val="AttributeTok"/>
+        </w:rPr>
+        <w:t xml:space="preserve">fill =</w:t>
+      </w:r>
+      <w:r>
+        <w:rPr>
+          <w:rStyle w:val="NormalTok"/>
+        </w:rPr>
+        <w:t xml:space="preserve"> </w:t>
+      </w:r>
+      <w:r>
+        <w:rPr>
+          <w:rStyle w:val="StringTok"/>
+        </w:rPr>
+        <w:t xml:space="preserve">"Lake"</w:t>
+      </w:r>
+      <w:r>
+        <w:rPr>
+          <w:rStyle w:val="NormalTok"/>
+        </w:rPr>
+        <w:t xml:space="preserve">,</w:t>
+      </w:r>
+      <w:r>
+        <w:br/>
+      </w:r>
+      <w:r>
+        <w:rPr>
+          <w:rStyle w:val="NormalTok"/>
+        </w:rPr>
+        <w:t xml:space="preserve">    </w:t>
+      </w:r>
+      <w:r>
+        <w:rPr>
+          <w:rStyle w:val="AttributeTok"/>
+        </w:rPr>
+        <w:t xml:space="preserve">color =</w:t>
+      </w:r>
+      <w:r>
+        <w:rPr>
+          <w:rStyle w:val="NormalTok"/>
+        </w:rPr>
+        <w:t xml:space="preserve"> </w:t>
+      </w:r>
+      <w:r>
+        <w:rPr>
+          <w:rStyle w:val="StringTok"/>
+        </w:rPr>
+        <w:t xml:space="preserve">"Lake"</w:t>
+      </w:r>
+      <w:r>
+        <w:br/>
+      </w:r>
+      <w:r>
+        <w:rPr>
+          <w:rStyle w:val="NormalTok"/>
+        </w:rPr>
+        <w:t xml:space="preserve">  ) </w:t>
+      </w:r>
+      <w:r>
+        <w:rPr>
+          <w:rStyle w:val="SpecialCharTok"/>
+        </w:rPr>
+        <w:t xml:space="preserve">+</w:t>
+      </w:r>
+      <w:r>
+        <w:br/>
+      </w:r>
+      <w:r>
+        <w:rPr>
+          <w:rStyle w:val="NormalTok"/>
+        </w:rPr>
+        <w:t xml:space="preserve">  </w:t>
+      </w:r>
+      <w:r>
+        <w:rPr>
+          <w:rStyle w:val="FunctionTok"/>
+        </w:rPr>
+        <w:t xml:space="preserve">theme_minimal</w:t>
       </w:r>
       <w:r>
         <w:rPr>
@@ -4690,7 +6564,7 @@
         <w:rPr>
           <w:rStyle w:val="FunctionTok"/>
         </w:rPr>
-        <w:t xml:space="preserve">stat_qq_line</w:t>
+        <w:t xml:space="preserve">theme</w:t>
       </w:r>
       <w:r>
         <w:rPr>
@@ -4699,10 +6573,67 @@
         <w:t xml:space="preserve">(</w:t>
       </w:r>
       <w:r>
+        <w:br/>
+      </w:r>
+      <w:r>
+        <w:rPr>
+          <w:rStyle w:val="NormalTok"/>
+        </w:rPr>
+        <w:t xml:space="preserve">    </w:t>
+      </w:r>
+      <w:r>
         <w:rPr>
           <w:rStyle w:val="AttributeTok"/>
         </w:rPr>
-        <w:t xml:space="preserve">color =</w:t>
+        <w:t xml:space="preserve">plot.title =</w:t>
+      </w:r>
+      <w:r>
+        <w:rPr>
+          <w:rStyle w:val="NormalTok"/>
+        </w:rPr>
+        <w:t xml:space="preserve"> </w:t>
+      </w:r>
+      <w:r>
+        <w:rPr>
+          <w:rStyle w:val="FunctionTok"/>
+        </w:rPr>
+        <w:t xml:space="preserve">element_text</w:t>
+      </w:r>
+      <w:r>
+        <w:rPr>
+          <w:rStyle w:val="NormalTok"/>
+        </w:rPr>
+        <w:t xml:space="preserve">(</w:t>
+      </w:r>
+      <w:r>
+        <w:rPr>
+          <w:rStyle w:val="AttributeTok"/>
+        </w:rPr>
+        <w:t xml:space="preserve">hjust =</w:t>
+      </w:r>
+      <w:r>
+        <w:rPr>
+          <w:rStyle w:val="NormalTok"/>
+        </w:rPr>
+        <w:t xml:space="preserve"> </w:t>
+      </w:r>
+      <w:r>
+        <w:rPr>
+          <w:rStyle w:val="FloatTok"/>
+        </w:rPr>
+        <w:t xml:space="preserve">0.5</w:t>
+      </w:r>
+      <w:r>
+        <w:rPr>
+          <w:rStyle w:val="NormalTok"/>
+        </w:rPr>
+        <w:t xml:space="preserve">, </w:t>
+      </w:r>
+      <w:r>
+        <w:rPr>
+          <w:rStyle w:val="AttributeTok"/>
+        </w:rPr>
+        <w:t xml:space="preserve">face =</w:t>
       </w:r>
       <w:r>
         <w:rPr>
@@ -4714,58 +6645,28 @@
         <w:rPr>
           <w:rStyle w:val="StringTok"/>
         </w:rPr>
-        <w:t xml:space="preserve">"red"</w:t>
-      </w:r>
-      <w:r>
-        <w:rPr>
-          <w:rStyle w:val="NormalTok"/>
-        </w:rPr>
-        <w:t xml:space="preserve">) </w:t>
-      </w:r>
-      <w:r>
-        <w:rPr>
-          <w:rStyle w:val="SpecialCharTok"/>
-        </w:rPr>
-        <w:t xml:space="preserve">+</w:t>
-      </w:r>
-      <w:r>
-        <w:br/>
-      </w:r>
-      <w:r>
-        <w:rPr>
-          <w:rStyle w:val="NormalTok"/>
-        </w:rPr>
-        <w:t xml:space="preserve">  </w:t>
-      </w:r>
-      <w:r>
-        <w:rPr>
-          <w:rStyle w:val="FunctionTok"/>
-        </w:rPr>
-        <w:t xml:space="preserve">facet_wrap</w:t>
-      </w:r>
-      <w:r>
-        <w:rPr>
-          <w:rStyle w:val="NormalTok"/>
-        </w:rPr>
-        <w:t xml:space="preserve">(</w:t>
-      </w:r>
-      <w:r>
-        <w:rPr>
-          <w:rStyle w:val="SpecialCharTok"/>
-        </w:rPr>
-        <w:t xml:space="preserve">~</w:t>
-      </w:r>
-      <w:r>
-        <w:rPr>
-          <w:rStyle w:val="NormalTok"/>
-        </w:rPr>
-        <w:t xml:space="preserve">lake, </w:t>
+        <w:t xml:space="preserve">"bold"</w:t>
+      </w:r>
+      <w:r>
+        <w:rPr>
+          <w:rStyle w:val="NormalTok"/>
+        </w:rPr>
+        <w:t xml:space="preserve">),</w:t>
+      </w:r>
+      <w:r>
+        <w:br/>
+      </w:r>
+      <w:r>
+        <w:rPr>
+          <w:rStyle w:val="NormalTok"/>
+        </w:rPr>
+        <w:t xml:space="preserve">    </w:t>
       </w:r>
       <w:r>
         <w:rPr>
           <w:rStyle w:val="AttributeTok"/>
         </w:rPr>
-        <w:t xml:space="preserve">scales =</w:t>
+        <w:t xml:space="preserve">legend.position =</w:t>
       </w:r>
       <w:r>
         <w:rPr>
@@ -4777,157 +6678,16 @@
         <w:rPr>
           <w:rStyle w:val="StringTok"/>
         </w:rPr>
-        <w:t xml:space="preserve">"free"</w:t>
-      </w:r>
-      <w:r>
-        <w:rPr>
-          <w:rStyle w:val="NormalTok"/>
-        </w:rPr>
-        <w:t xml:space="preserve">) </w:t>
-      </w:r>
-      <w:r>
-        <w:rPr>
-          <w:rStyle w:val="SpecialCharTok"/>
-        </w:rPr>
-        <w:t xml:space="preserve">+</w:t>
-      </w:r>
-      <w:r>
-        <w:br/>
-      </w:r>
-      <w:r>
-        <w:rPr>
-          <w:rStyle w:val="NormalTok"/>
-        </w:rPr>
-        <w:t xml:space="preserve">  </w:t>
-      </w:r>
-      <w:r>
-        <w:rPr>
-          <w:rStyle w:val="FunctionTok"/>
-        </w:rPr>
-        <w:t xml:space="preserve">labs</w:t>
-      </w:r>
-      <w:r>
-        <w:rPr>
-          <w:rStyle w:val="NormalTok"/>
-        </w:rPr>
-        <w:t xml:space="preserve">(</w:t>
-      </w:r>
-      <w:r>
-        <w:rPr>
-          <w:rStyle w:val="AttributeTok"/>
-        </w:rPr>
-        <w:t xml:space="preserve">title =</w:t>
-      </w:r>
-      <w:r>
-        <w:rPr>
-          <w:rStyle w:val="NormalTok"/>
-        </w:rPr>
-        <w:t xml:space="preserve"> </w:t>
-      </w:r>
-      <w:r>
-        <w:rPr>
-          <w:rStyle w:val="StringTok"/>
-        </w:rPr>
-        <w:t xml:space="preserve">"Normal Q-Q Plots by Lake"</w:t>
-      </w:r>
-      <w:r>
-        <w:rPr>
-          <w:rStyle w:val="NormalTok"/>
-        </w:rPr>
-        <w:t xml:space="preserve">,</w:t>
-      </w:r>
-      <w:r>
-        <w:br/>
-      </w:r>
-      <w:r>
-        <w:rPr>
-          <w:rStyle w:val="NormalTok"/>
-        </w:rPr>
-        <w:t xml:space="preserve">       </w:t>
-      </w:r>
-      <w:r>
-        <w:rPr>
-          <w:rStyle w:val="AttributeTok"/>
-        </w:rPr>
-        <w:t xml:space="preserve">x =</w:t>
-      </w:r>
-      <w:r>
-        <w:rPr>
-          <w:rStyle w:val="NormalTok"/>
-        </w:rPr>
-        <w:t xml:space="preserve"> </w:t>
-      </w:r>
-      <w:r>
-        <w:rPr>
-          <w:rStyle w:val="StringTok"/>
-        </w:rPr>
-        <w:t xml:space="preserve">"Theoretical Quantiles"</w:t>
-      </w:r>
-      <w:r>
-        <w:rPr>
-          <w:rStyle w:val="NormalTok"/>
-        </w:rPr>
-        <w:t xml:space="preserve">,</w:t>
-      </w:r>
-      <w:r>
-        <w:br/>
-      </w:r>
-      <w:r>
-        <w:rPr>
-          <w:rStyle w:val="NormalTok"/>
-        </w:rPr>
-        <w:t xml:space="preserve">       </w:t>
-      </w:r>
-      <w:r>
-        <w:rPr>
-          <w:rStyle w:val="AttributeTok"/>
-        </w:rPr>
-        <w:t xml:space="preserve">y =</w:t>
-      </w:r>
-      <w:r>
-        <w:rPr>
-          <w:rStyle w:val="NormalTok"/>
-        </w:rPr>
-        <w:t xml:space="preserve"> </w:t>
-      </w:r>
-      <w:r>
-        <w:rPr>
-          <w:rStyle w:val="StringTok"/>
-        </w:rPr>
-        <w:t xml:space="preserve">"Sample Quantiles"</w:t>
-      </w:r>
-      <w:r>
-        <w:rPr>
-          <w:rStyle w:val="NormalTok"/>
-        </w:rPr>
-        <w:t xml:space="preserve">) </w:t>
-      </w:r>
-      <w:r>
-        <w:rPr>
-          <w:rStyle w:val="SpecialCharTok"/>
-        </w:rPr>
-        <w:t xml:space="preserve">+</w:t>
-      </w:r>
-      <w:r>
-        <w:br/>
-      </w:r>
-      <w:r>
-        <w:rPr>
-          <w:rStyle w:val="NormalTok"/>
-        </w:rPr>
-        <w:t xml:space="preserve">  </w:t>
-      </w:r>
-      <w:r>
-        <w:rPr>
-          <w:rStyle w:val="FunctionTok"/>
-        </w:rPr>
-        <w:t xml:space="preserve">theme_minimal</w:t>
-      </w:r>
-      <w:r>
-        <w:rPr>
-          <w:rStyle w:val="NormalTok"/>
-        </w:rPr>
-        <w:t xml:space="preserve">()</w:t>
+        <w:t xml:space="preserve">"right"</w:t>
+      </w:r>
+      <w:r>
+        <w:br/>
+      </w:r>
+      <w:r>
+        <w:rPr>
+          <w:rStyle w:val="NormalTok"/>
+        </w:rPr>
+        <w:t xml:space="preserve">  ) </w:t>
       </w:r>
     </w:p>
     <w:p>
@@ -4937,3062 +6697,20 @@
       <w:r>
         <w:drawing>
           <wp:inline>
-            <wp:extent cx="6096000" cy="6096000"/>
+            <wp:extent cx="6578600" cy="3947160"/>
             <wp:effectExtent b="0" l="0" r="0" t="0"/>
-            <wp:docPr descr="" title="" id="40" name="Picture"/>
+            <wp:docPr descr="" title="" id="45" name="Picture"/>
             <a:graphic>
               <a:graphicData uri="http://schemas.openxmlformats.org/drawingml/2006/picture">
                 <pic:pic>
                   <pic:nvPicPr>
-                    <pic:cNvPr descr="03_two_sample_mann_whitney_u_test_files/figure-docx/unnamed-chunk-7-1.png" id="41" name="Picture"/>
+                    <pic:cNvPr descr="03_two_sample_mann_whitney_u_test_files/figure-docx/unnamed-chunk-9-1.png" id="46" name="Picture"/>
                     <pic:cNvPicPr>
                       <a:picLocks noChangeArrowheads="1" noChangeAspect="1"/>
                     </pic:cNvPicPr>
                   </pic:nvPicPr>
                   <pic:blipFill>
-                    <a:blip r:embed="rId39"/>
-                    <a:stretch>
-                      <a:fillRect/>
-                    </a:stretch>
-                  </pic:blipFill>
-                  <pic:spPr bwMode="auto">
-                    <a:xfrm>
-                      <a:off x="0" y="0"/>
-                      <a:ext cx="6096000" cy="6096000"/>
-                    </a:xfrm>
-                    <a:prstGeom prst="rect">
-                      <a:avLst/>
-                    </a:prstGeom>
-                    <a:noFill/>
-                    <a:ln w="9525">
-                      <a:noFill/>
-                      <a:headEnd/>
-                      <a:tailEnd/>
-                    </a:ln>
-                  </pic:spPr>
-                </pic:pic>
-              </a:graphicData>
-            </a:graphic>
-          </wp:inline>
-        </w:drawing>
-      </w:r>
-    </w:p>
-    <w:bookmarkEnd w:id="42"/>
-    <w:bookmarkStart w:id="43" w:name="shapiro-wilk-test"/>
-    <w:p>
-      <w:pPr>
-        <w:pStyle w:val="Heading4"/>
-      </w:pPr>
-      <w:r>
-        <w:t xml:space="preserve">Shapiro-Wilk Test</w:t>
-      </w:r>
-    </w:p>
-    <w:p>
-      <w:pPr>
-        <w:pStyle w:val="SourceCode"/>
-      </w:pPr>
-      <w:r>
-        <w:rPr>
-          <w:rStyle w:val="CommentTok"/>
-        </w:rPr>
-        <w:t xml:space="preserve"># Simple approach - just split by lake and run the test</w:t>
-      </w:r>
-      <w:r>
-        <w:br/>
-      </w:r>
-      <w:r>
-        <w:rPr>
-          <w:rStyle w:val="NormalTok"/>
-        </w:rPr>
-        <w:t xml:space="preserve">sculpin_df </w:t>
-      </w:r>
-      <w:r>
-        <w:rPr>
-          <w:rStyle w:val="SpecialCharTok"/>
-        </w:rPr>
-        <w:t xml:space="preserve">%&gt;%</w:t>
-      </w:r>
-      <w:r>
-        <w:br/>
-      </w:r>
-      <w:r>
-        <w:rPr>
-          <w:rStyle w:val="NormalTok"/>
-        </w:rPr>
-        <w:t xml:space="preserve">  </w:t>
-      </w:r>
-      <w:r>
-        <w:rPr>
-          <w:rStyle w:val="FunctionTok"/>
-        </w:rPr>
-        <w:t xml:space="preserve">filter</w:t>
-      </w:r>
-      <w:r>
-        <w:rPr>
-          <w:rStyle w:val="NormalTok"/>
-        </w:rPr>
-        <w:t xml:space="preserve">(lake </w:t>
-      </w:r>
-      <w:r>
-        <w:rPr>
-          <w:rStyle w:val="SpecialCharTok"/>
-        </w:rPr>
-        <w:t xml:space="preserve">==</w:t>
-      </w:r>
-      <w:r>
-        <w:rPr>
-          <w:rStyle w:val="NormalTok"/>
-        </w:rPr>
-        <w:t xml:space="preserve"> </w:t>
-      </w:r>
-      <w:r>
-        <w:rPr>
-          <w:rStyle w:val="StringTok"/>
-        </w:rPr>
-        <w:t xml:space="preserve">"S 07"</w:t>
-      </w:r>
-      <w:r>
-        <w:rPr>
-          <w:rStyle w:val="NormalTok"/>
-        </w:rPr>
-        <w:t xml:space="preserve">) </w:t>
-      </w:r>
-      <w:r>
-        <w:rPr>
-          <w:rStyle w:val="SpecialCharTok"/>
-        </w:rPr>
-        <w:t xml:space="preserve">%&gt;%</w:t>
-      </w:r>
-      <w:r>
-        <w:br/>
-      </w:r>
-      <w:r>
-        <w:rPr>
-          <w:rStyle w:val="NormalTok"/>
-        </w:rPr>
-        <w:t xml:space="preserve">  </w:t>
-      </w:r>
-      <w:r>
-        <w:rPr>
-          <w:rStyle w:val="FunctionTok"/>
-        </w:rPr>
-        <w:t xml:space="preserve">pull</w:t>
-      </w:r>
-      <w:r>
-        <w:rPr>
-          <w:rStyle w:val="NormalTok"/>
-        </w:rPr>
-        <w:t xml:space="preserve">(length_mm) </w:t>
-      </w:r>
-      <w:r>
-        <w:rPr>
-          <w:rStyle w:val="SpecialCharTok"/>
-        </w:rPr>
-        <w:t xml:space="preserve">%&gt;%</w:t>
-      </w:r>
-      <w:r>
-        <w:br/>
-      </w:r>
-      <w:r>
-        <w:rPr>
-          <w:rStyle w:val="NormalTok"/>
-        </w:rPr>
-        <w:t xml:space="preserve">  </w:t>
-      </w:r>
-      <w:r>
-        <w:rPr>
-          <w:rStyle w:val="FunctionTok"/>
-        </w:rPr>
-        <w:t xml:space="preserve">shapiro.test</w:t>
-      </w:r>
-      <w:r>
-        <w:rPr>
-          <w:rStyle w:val="NormalTok"/>
-        </w:rPr>
-        <w:t xml:space="preserve">()</w:t>
-      </w:r>
-    </w:p>
-    <w:p>
-      <w:pPr>
-        <w:pStyle w:val="SourceCode"/>
-      </w:pPr>
-      <w:r>
-        <w:br/>
-      </w:r>
-      <w:r>
-        <w:rPr>
-          <w:rStyle w:val="VerbatimChar"/>
-        </w:rPr>
-        <w:t xml:space="preserve">    Shapiro-Wilk normality test</w:t>
-      </w:r>
-      <w:r>
-        <w:br/>
-      </w:r>
-      <w:r>
-        <w:br/>
-      </w:r>
-      <w:r>
-        <w:rPr>
-          <w:rStyle w:val="VerbatimChar"/>
-        </w:rPr>
-        <w:t xml:space="preserve">data:  .</w:t>
-      </w:r>
-      <w:r>
-        <w:br/>
-      </w:r>
-      <w:r>
-        <w:rPr>
-          <w:rStyle w:val="VerbatimChar"/>
-        </w:rPr>
-        <w:t xml:space="preserve">W = 0.98035, p-value = 0.3125</w:t>
-      </w:r>
-    </w:p>
-    <w:p>
-      <w:pPr>
-        <w:pStyle w:val="SourceCode"/>
-      </w:pPr>
-      <w:r>
-        <w:rPr>
-          <w:rStyle w:val="NormalTok"/>
-        </w:rPr>
-        <w:t xml:space="preserve">sculpin_df </w:t>
-      </w:r>
-      <w:r>
-        <w:rPr>
-          <w:rStyle w:val="SpecialCharTok"/>
-        </w:rPr>
-        <w:t xml:space="preserve">%&gt;%</w:t>
-      </w:r>
-      <w:r>
-        <w:br/>
-      </w:r>
-      <w:r>
-        <w:rPr>
-          <w:rStyle w:val="NormalTok"/>
-        </w:rPr>
-        <w:t xml:space="preserve">  </w:t>
-      </w:r>
-      <w:r>
-        <w:rPr>
-          <w:rStyle w:val="FunctionTok"/>
-        </w:rPr>
-        <w:t xml:space="preserve">filter</w:t>
-      </w:r>
-      <w:r>
-        <w:rPr>
-          <w:rStyle w:val="NormalTok"/>
-        </w:rPr>
-        <w:t xml:space="preserve">(lake </w:t>
-      </w:r>
-      <w:r>
-        <w:rPr>
-          <w:rStyle w:val="SpecialCharTok"/>
-        </w:rPr>
-        <w:t xml:space="preserve">==</w:t>
-      </w:r>
-      <w:r>
-        <w:rPr>
-          <w:rStyle w:val="NormalTok"/>
-        </w:rPr>
-        <w:t xml:space="preserve"> </w:t>
-      </w:r>
-      <w:r>
-        <w:rPr>
-          <w:rStyle w:val="StringTok"/>
-        </w:rPr>
-        <w:t xml:space="preserve">"NE 14"</w:t>
-      </w:r>
-      <w:r>
-        <w:rPr>
-          <w:rStyle w:val="NormalTok"/>
-        </w:rPr>
-        <w:t xml:space="preserve">) </w:t>
-      </w:r>
-      <w:r>
-        <w:rPr>
-          <w:rStyle w:val="SpecialCharTok"/>
-        </w:rPr>
-        <w:t xml:space="preserve">%&gt;%</w:t>
-      </w:r>
-      <w:r>
-        <w:br/>
-      </w:r>
-      <w:r>
-        <w:rPr>
-          <w:rStyle w:val="NormalTok"/>
-        </w:rPr>
-        <w:t xml:space="preserve">  </w:t>
-      </w:r>
-      <w:r>
-        <w:rPr>
-          <w:rStyle w:val="FunctionTok"/>
-        </w:rPr>
-        <w:t xml:space="preserve">pull</w:t>
-      </w:r>
-      <w:r>
-        <w:rPr>
-          <w:rStyle w:val="NormalTok"/>
-        </w:rPr>
-        <w:t xml:space="preserve">(length_mm) </w:t>
-      </w:r>
-      <w:r>
-        <w:rPr>
-          <w:rStyle w:val="SpecialCharTok"/>
-        </w:rPr>
-        <w:t xml:space="preserve">%&gt;%</w:t>
-      </w:r>
-      <w:r>
-        <w:br/>
-      </w:r>
-      <w:r>
-        <w:rPr>
-          <w:rStyle w:val="NormalTok"/>
-        </w:rPr>
-        <w:t xml:space="preserve">  </w:t>
-      </w:r>
-      <w:r>
-        <w:rPr>
-          <w:rStyle w:val="FunctionTok"/>
-        </w:rPr>
-        <w:t xml:space="preserve">shapiro.test</w:t>
-      </w:r>
-      <w:r>
-        <w:rPr>
-          <w:rStyle w:val="NormalTok"/>
-        </w:rPr>
-        <w:t xml:space="preserve">()</w:t>
-      </w:r>
-    </w:p>
-    <w:p>
-      <w:pPr>
-        <w:pStyle w:val="SourceCode"/>
-      </w:pPr>
-      <w:r>
-        <w:br/>
-      </w:r>
-      <w:r>
-        <w:rPr>
-          <w:rStyle w:val="VerbatimChar"/>
-        </w:rPr>
-        <w:t xml:space="preserve">    Shapiro-Wilk normality test</w:t>
-      </w:r>
-      <w:r>
-        <w:br/>
-      </w:r>
-      <w:r>
-        <w:br/>
-      </w:r>
-      <w:r>
-        <w:rPr>
-          <w:rStyle w:val="VerbatimChar"/>
-        </w:rPr>
-        <w:t xml:space="preserve">data:  .</w:t>
-      </w:r>
-      <w:r>
-        <w:br/>
-      </w:r>
-      <w:r>
-        <w:rPr>
-          <w:rStyle w:val="VerbatimChar"/>
-        </w:rPr>
-        <w:t xml:space="preserve">W = 0.9479, p-value = 0.08258</w:t>
-      </w:r>
-    </w:p>
-    <w:p>
-      <w:pPr>
-        <w:pStyle w:val="FirstParagraph"/>
-      </w:pPr>
-      <w:r>
-        <w:t xml:space="preserve">Another way</w:t>
-      </w:r>
-    </w:p>
-    <w:p>
-      <w:pPr>
-        <w:pStyle w:val="SourceCode"/>
-      </w:pPr>
-      <w:r>
-        <w:rPr>
-          <w:rStyle w:val="NormalTok"/>
-        </w:rPr>
-        <w:t xml:space="preserve">sculpin_df </w:t>
-      </w:r>
-      <w:r>
-        <w:rPr>
-          <w:rStyle w:val="SpecialCharTok"/>
-        </w:rPr>
-        <w:t xml:space="preserve">%&gt;%</w:t>
-      </w:r>
-      <w:r>
-        <w:br/>
-      </w:r>
-      <w:r>
-        <w:rPr>
-          <w:rStyle w:val="NormalTok"/>
-        </w:rPr>
-        <w:t xml:space="preserve">  </w:t>
-      </w:r>
-      <w:r>
-        <w:rPr>
-          <w:rStyle w:val="FunctionTok"/>
-        </w:rPr>
-        <w:t xml:space="preserve">group_by</w:t>
-      </w:r>
-      <w:r>
-        <w:rPr>
-          <w:rStyle w:val="NormalTok"/>
-        </w:rPr>
-        <w:t xml:space="preserve">(lake) </w:t>
-      </w:r>
-      <w:r>
-        <w:rPr>
-          <w:rStyle w:val="SpecialCharTok"/>
-        </w:rPr>
-        <w:t xml:space="preserve">%&gt;%</w:t>
-      </w:r>
-      <w:r>
-        <w:br/>
-      </w:r>
-      <w:r>
-        <w:rPr>
-          <w:rStyle w:val="NormalTok"/>
-        </w:rPr>
-        <w:t xml:space="preserve">  </w:t>
-      </w:r>
-      <w:r>
-        <w:rPr>
-          <w:rStyle w:val="FunctionTok"/>
-        </w:rPr>
-        <w:t xml:space="preserve">group_walk</w:t>
-      </w:r>
-      <w:r>
-        <w:rPr>
-          <w:rStyle w:val="NormalTok"/>
-        </w:rPr>
-        <w:t xml:space="preserve">(</w:t>
-      </w:r>
-      <w:r>
-        <w:rPr>
-          <w:rStyle w:val="SpecialCharTok"/>
-        </w:rPr>
-        <w:t xml:space="preserve">~</w:t>
-      </w:r>
-      <w:r>
-        <w:rPr>
-          <w:rStyle w:val="NormalTok"/>
-        </w:rPr>
-        <w:t xml:space="preserve"> {</w:t>
-      </w:r>
-      <w:r>
-        <w:br/>
-      </w:r>
-      <w:r>
-        <w:rPr>
-          <w:rStyle w:val="NormalTok"/>
-        </w:rPr>
-        <w:t xml:space="preserve">    </w:t>
-      </w:r>
-      <w:r>
-        <w:rPr>
-          <w:rStyle w:val="FunctionTok"/>
-        </w:rPr>
-        <w:t xml:space="preserve">cat</w:t>
-      </w:r>
-      <w:r>
-        <w:rPr>
-          <w:rStyle w:val="NormalTok"/>
-        </w:rPr>
-        <w:t xml:space="preserve">(</w:t>
-      </w:r>
-      <w:r>
-        <w:rPr>
-          <w:rStyle w:val="StringTok"/>
-        </w:rPr>
-        <w:t xml:space="preserve">"Shapiro-Wilk test for Lake"</w:t>
-      </w:r>
-      <w:r>
-        <w:rPr>
-          <w:rStyle w:val="NormalTok"/>
-        </w:rPr>
-        <w:t xml:space="preserve">, .y</w:t>
-      </w:r>
-      <w:r>
-        <w:rPr>
-          <w:rStyle w:val="SpecialCharTok"/>
-        </w:rPr>
-        <w:t xml:space="preserve">$</w:t>
-      </w:r>
-      <w:r>
-        <w:rPr>
-          <w:rStyle w:val="NormalTok"/>
-        </w:rPr>
-        <w:t xml:space="preserve">lake, </w:t>
-      </w:r>
-      <w:r>
-        <w:rPr>
-          <w:rStyle w:val="StringTok"/>
-        </w:rPr>
-        <w:t xml:space="preserve">":</w:t>
-      </w:r>
-      <w:r>
-        <w:rPr>
-          <w:rStyle w:val="SpecialCharTok"/>
-        </w:rPr>
-        <w:t xml:space="preserve">\n</w:t>
-      </w:r>
-      <w:r>
-        <w:rPr>
-          <w:rStyle w:val="StringTok"/>
-        </w:rPr>
-        <w:t xml:space="preserve">"</w:t>
-      </w:r>
-      <w:r>
-        <w:rPr>
-          <w:rStyle w:val="NormalTok"/>
-        </w:rPr>
-        <w:t xml:space="preserve">)</w:t>
-      </w:r>
-      <w:r>
-        <w:br/>
-      </w:r>
-      <w:r>
-        <w:rPr>
-          <w:rStyle w:val="NormalTok"/>
-        </w:rPr>
-        <w:t xml:space="preserve">    test_result </w:t>
-      </w:r>
-      <w:r>
-        <w:rPr>
-          <w:rStyle w:val="OtherTok"/>
-        </w:rPr>
-        <w:t xml:space="preserve">&lt;-</w:t>
-      </w:r>
-      <w:r>
-        <w:rPr>
-          <w:rStyle w:val="NormalTok"/>
-        </w:rPr>
-        <w:t xml:space="preserve"> </w:t>
-      </w:r>
-      <w:r>
-        <w:rPr>
-          <w:rStyle w:val="FunctionTok"/>
-        </w:rPr>
-        <w:t xml:space="preserve">shapiro.test</w:t>
-      </w:r>
-      <w:r>
-        <w:rPr>
-          <w:rStyle w:val="NormalTok"/>
-        </w:rPr>
-        <w:t xml:space="preserve">(.x</w:t>
-      </w:r>
-      <w:r>
-        <w:rPr>
-          <w:rStyle w:val="SpecialCharTok"/>
-        </w:rPr>
-        <w:t xml:space="preserve">$</w:t>
-      </w:r>
-      <w:r>
-        <w:rPr>
-          <w:rStyle w:val="NormalTok"/>
-        </w:rPr>
-        <w:t xml:space="preserve">length_mm)</w:t>
-      </w:r>
-      <w:r>
-        <w:br/>
-      </w:r>
-      <w:r>
-        <w:rPr>
-          <w:rStyle w:val="NormalTok"/>
-        </w:rPr>
-        <w:t xml:space="preserve">    </w:t>
-      </w:r>
-      <w:r>
-        <w:rPr>
-          <w:rStyle w:val="FunctionTok"/>
-        </w:rPr>
-        <w:t xml:space="preserve">print</w:t>
-      </w:r>
-      <w:r>
-        <w:rPr>
-          <w:rStyle w:val="NormalTok"/>
-        </w:rPr>
-        <w:t xml:space="preserve">(test_result)</w:t>
-      </w:r>
-      <w:r>
-        <w:br/>
-      </w:r>
-      <w:r>
-        <w:rPr>
-          <w:rStyle w:val="NormalTok"/>
-        </w:rPr>
-        <w:t xml:space="preserve">    </w:t>
-      </w:r>
-      <w:r>
-        <w:rPr>
-          <w:rStyle w:val="FunctionTok"/>
-        </w:rPr>
-        <w:t xml:space="preserve">cat</w:t>
-      </w:r>
-      <w:r>
-        <w:rPr>
-          <w:rStyle w:val="NormalTok"/>
-        </w:rPr>
-        <w:t xml:space="preserve">(</w:t>
-      </w:r>
-      <w:r>
-        <w:rPr>
-          <w:rStyle w:val="StringTok"/>
-        </w:rPr>
-        <w:t xml:space="preserve">"</w:t>
-      </w:r>
-      <w:r>
-        <w:rPr>
-          <w:rStyle w:val="SpecialCharTok"/>
-        </w:rPr>
-        <w:t xml:space="preserve">\n</w:t>
-      </w:r>
-      <w:r>
-        <w:rPr>
-          <w:rStyle w:val="StringTok"/>
-        </w:rPr>
-        <w:t xml:space="preserve">"</w:t>
-      </w:r>
-      <w:r>
-        <w:rPr>
-          <w:rStyle w:val="NormalTok"/>
-        </w:rPr>
-        <w:t xml:space="preserve">)</w:t>
-      </w:r>
-      <w:r>
-        <w:br/>
-      </w:r>
-      <w:r>
-        <w:rPr>
-          <w:rStyle w:val="NormalTok"/>
-        </w:rPr>
-        <w:t xml:space="preserve">  })</w:t>
-      </w:r>
-    </w:p>
-    <w:p>
-      <w:pPr>
-        <w:pStyle w:val="SourceCode"/>
-      </w:pPr>
-      <w:r>
-        <w:rPr>
-          <w:rStyle w:val="VerbatimChar"/>
-        </w:rPr>
-        <w:t xml:space="preserve">Shapiro-Wilk test for Lake NE 14 :</w:t>
-      </w:r>
-      <w:r>
-        <w:br/>
-      </w:r>
-      <w:r>
-        <w:br/>
-      </w:r>
-      <w:r>
-        <w:rPr>
-          <w:rStyle w:val="VerbatimChar"/>
-        </w:rPr>
-        <w:t xml:space="preserve">    Shapiro-Wilk normality test</w:t>
-      </w:r>
-      <w:r>
-        <w:br/>
-      </w:r>
-      <w:r>
-        <w:br/>
-      </w:r>
-      <w:r>
-        <w:rPr>
-          <w:rStyle w:val="VerbatimChar"/>
-        </w:rPr>
-        <w:t xml:space="preserve">data:  .x$length_mm</w:t>
-      </w:r>
-      <w:r>
-        <w:br/>
-      </w:r>
-      <w:r>
-        <w:rPr>
-          <w:rStyle w:val="VerbatimChar"/>
-        </w:rPr>
-        <w:t xml:space="preserve">W = 0.9479, p-value = 0.08258</w:t>
-      </w:r>
-      <w:r>
-        <w:br/>
-      </w:r>
-      <w:r>
-        <w:br/>
-      </w:r>
-      <w:r>
-        <w:br/>
-      </w:r>
-      <w:r>
-        <w:rPr>
-          <w:rStyle w:val="VerbatimChar"/>
-        </w:rPr>
-        <w:t xml:space="preserve">Shapiro-Wilk test for Lake S 07 :</w:t>
-      </w:r>
-      <w:r>
-        <w:br/>
-      </w:r>
-      <w:r>
-        <w:br/>
-      </w:r>
-      <w:r>
-        <w:rPr>
-          <w:rStyle w:val="VerbatimChar"/>
-        </w:rPr>
-        <w:t xml:space="preserve">    Shapiro-Wilk normality test</w:t>
-      </w:r>
-      <w:r>
-        <w:br/>
-      </w:r>
-      <w:r>
-        <w:br/>
-      </w:r>
-      <w:r>
-        <w:rPr>
-          <w:rStyle w:val="VerbatimChar"/>
-        </w:rPr>
-        <w:t xml:space="preserve">data:  .x$length_mm</w:t>
-      </w:r>
-      <w:r>
-        <w:br/>
-      </w:r>
-      <w:r>
-        <w:rPr>
-          <w:rStyle w:val="VerbatimChar"/>
-        </w:rPr>
-        <w:t xml:space="preserve">W = 0.98035, p-value = 0.3125</w:t>
-      </w:r>
-    </w:p>
-    <w:p>
-      <w:pPr>
-        <w:pStyle w:val="FirstParagraph"/>
-      </w:pPr>
-      <w:r>
-        <w:t xml:space="preserve">Based on the Q-Q plots and Shapiro-Wilk tests, we can assess whether our</w:t>
-      </w:r>
-      <w:r>
-        <w:t xml:space="preserve"> </w:t>
-      </w:r>
-      <w:r>
-        <w:t xml:space="preserve">data follow a normal distribution. The Mann-Whitney-Wilcoxon test is</w:t>
-      </w:r>
-      <w:r>
-        <w:t xml:space="preserve"> </w:t>
-      </w:r>
-      <w:r>
-        <w:t xml:space="preserve">appropriate regardless of the outcome because it doesn’t assume</w:t>
-      </w:r>
-      <w:r>
-        <w:t xml:space="preserve"> </w:t>
-      </w:r>
-      <w:r>
-        <w:t xml:space="preserve">normality.</w:t>
-      </w:r>
-    </w:p>
-    <w:bookmarkEnd w:id="43"/>
-    <w:bookmarkEnd w:id="44"/>
-    <w:bookmarkStart w:id="45" w:name="Xae38c543ded14d4a026ca5d76543328523d3265"/>
-    <w:p>
-      <w:pPr>
-        <w:pStyle w:val="Heading2"/>
-      </w:pPr>
-      <w:r>
-        <w:t xml:space="preserve">Assumptions of the Mann-Whitney-Wilcoxon Test</w:t>
-      </w:r>
-    </w:p>
-    <w:p>
-      <w:pPr>
-        <w:pStyle w:val="FirstParagraph"/>
-      </w:pPr>
-      <w:r>
-        <w:t xml:space="preserve">The Mann-Whitney-Wilcoxon test has the following assumptions:</w:t>
-      </w:r>
-    </w:p>
-    <w:p>
-      <w:pPr>
-        <w:numPr>
-          <w:ilvl w:val="0"/>
-          <w:numId w:val="1006"/>
-        </w:numPr>
-      </w:pPr>
-      <w:r>
-        <w:rPr>
-          <w:b/>
-          <w:bCs/>
-        </w:rPr>
-        <w:t xml:space="preserve">Independent samples</w:t>
-      </w:r>
-      <w:r>
-        <w:t xml:space="preserve">: The observations in each group are</w:t>
-      </w:r>
-      <w:r>
-        <w:t xml:space="preserve"> </w:t>
-      </w:r>
-      <w:r>
-        <w:t xml:space="preserve">independent of each other, and the two groups are independent of</w:t>
-      </w:r>
-      <w:r>
-        <w:t xml:space="preserve"> </w:t>
-      </w:r>
-      <w:r>
-        <w:t xml:space="preserve">each other.</w:t>
-      </w:r>
-    </w:p>
-    <w:p>
-      <w:pPr>
-        <w:numPr>
-          <w:ilvl w:val="0"/>
-          <w:numId w:val="1006"/>
-        </w:numPr>
-      </w:pPr>
-      <w:r>
-        <w:rPr>
-          <w:b/>
-          <w:bCs/>
-        </w:rPr>
-        <w:t xml:space="preserve">Ordinal data</w:t>
-      </w:r>
-      <w:r>
-        <w:t xml:space="preserve">: The measurements must be at least on an ordinal</w:t>
-      </w:r>
-      <w:r>
-        <w:t xml:space="preserve"> </w:t>
-      </w:r>
-      <w:r>
-        <w:t xml:space="preserve">scale (can be ranked).</w:t>
-      </w:r>
-    </w:p>
-    <w:p>
-      <w:pPr>
-        <w:numPr>
-          <w:ilvl w:val="0"/>
-          <w:numId w:val="1006"/>
-        </w:numPr>
-      </w:pPr>
-      <w:r>
-        <w:rPr>
-          <w:b/>
-          <w:bCs/>
-        </w:rPr>
-        <w:t xml:space="preserve">Similar distributions</w:t>
-      </w:r>
-      <w:r>
-        <w:t xml:space="preserve">: If testing for differences in medians</w:t>
-      </w:r>
-      <w:r>
-        <w:t xml:space="preserve"> </w:t>
-      </w:r>
-      <w:r>
-        <w:t xml:space="preserve">specifically, the shapes of the distributions should be similar</w:t>
-      </w:r>
-      <w:r>
-        <w:t xml:space="preserve"> </w:t>
-      </w:r>
-      <w:r>
-        <w:t xml:space="preserve">(though not necessarily normal).</w:t>
-      </w:r>
-    </w:p>
-    <w:bookmarkEnd w:id="45"/>
-    <w:bookmarkEnd w:id="46"/>
-    <w:bookmarkStart w:id="50" w:name="X703fce80bc87ff62a97af0beceb7297037f4275"/>
-    <w:p>
-      <w:pPr>
-        <w:pStyle w:val="Heading1"/>
-      </w:pPr>
-      <w:r>
-        <w:t xml:space="preserve">Performing the Mann-Whitney-Wilcoxon Test</w:t>
-      </w:r>
-    </w:p>
-    <w:p>
-      <w:pPr>
-        <w:pStyle w:val="FirstParagraph"/>
-      </w:pPr>
-      <w:r>
-        <w:t xml:space="preserve">Now let’s perform the Mann-Whitney-Wilcoxon test to compare the total</w:t>
-      </w:r>
-      <w:r>
-        <w:t xml:space="preserve"> </w:t>
-      </w:r>
-      <w:r>
-        <w:t xml:space="preserve">lengths between the two lakes:</w:t>
-      </w:r>
-    </w:p>
-    <w:bookmarkStart w:id="47" w:name="using-base-rs-wilcox.test-function"/>
-    <w:p>
-      <w:pPr>
-        <w:pStyle w:val="Heading2"/>
-      </w:pPr>
-      <w:r>
-        <w:t xml:space="preserve">Using Base R’s wilcox.test Function</w:t>
-      </w:r>
-    </w:p>
-    <w:p>
-      <w:pPr>
-        <w:pStyle w:val="SourceCode"/>
-      </w:pPr>
-      <w:r>
-        <w:rPr>
-          <w:rStyle w:val="CommentTok"/>
-        </w:rPr>
-        <w:t xml:space="preserve"># Perform the Mann-Whitney-Wilcoxon test</w:t>
-      </w:r>
-      <w:r>
-        <w:br/>
-      </w:r>
-      <w:r>
-        <w:rPr>
-          <w:rStyle w:val="NormalTok"/>
-        </w:rPr>
-        <w:t xml:space="preserve">wilcox_test </w:t>
-      </w:r>
-      <w:r>
-        <w:rPr>
-          <w:rStyle w:val="OtherTok"/>
-        </w:rPr>
-        <w:t xml:space="preserve">&lt;-</w:t>
-      </w:r>
-      <w:r>
-        <w:rPr>
-          <w:rStyle w:val="NormalTok"/>
-        </w:rPr>
-        <w:t xml:space="preserve"> </w:t>
-      </w:r>
-      <w:r>
-        <w:rPr>
-          <w:rStyle w:val="FunctionTok"/>
-        </w:rPr>
-        <w:t xml:space="preserve">wilcox.test</w:t>
-      </w:r>
-      <w:r>
-        <w:rPr>
-          <w:rStyle w:val="NormalTok"/>
-        </w:rPr>
-        <w:t xml:space="preserve">(length_mm </w:t>
-      </w:r>
-      <w:r>
-        <w:rPr>
-          <w:rStyle w:val="SpecialCharTok"/>
-        </w:rPr>
-        <w:t xml:space="preserve">~</w:t>
-      </w:r>
-      <w:r>
-        <w:rPr>
-          <w:rStyle w:val="NormalTok"/>
-        </w:rPr>
-        <w:t xml:space="preserve"> lake, </w:t>
-      </w:r>
-      <w:r>
-        <w:br/>
-      </w:r>
-      <w:r>
-        <w:rPr>
-          <w:rStyle w:val="NormalTok"/>
-        </w:rPr>
-        <w:t xml:space="preserve">                          </w:t>
-      </w:r>
-      <w:r>
-        <w:rPr>
-          <w:rStyle w:val="AttributeTok"/>
-        </w:rPr>
-        <w:t xml:space="preserve">data =</w:t>
-      </w:r>
-      <w:r>
-        <w:rPr>
-          <w:rStyle w:val="NormalTok"/>
-        </w:rPr>
-        <w:t xml:space="preserve"> sculpin_df,</w:t>
-      </w:r>
-      <w:r>
-        <w:br/>
-      </w:r>
-      <w:r>
-        <w:rPr>
-          <w:rStyle w:val="NormalTok"/>
-        </w:rPr>
-        <w:t xml:space="preserve">                          </w:t>
-      </w:r>
-      <w:r>
-        <w:rPr>
-          <w:rStyle w:val="AttributeTok"/>
-        </w:rPr>
-        <w:t xml:space="preserve">exact =</w:t>
-      </w:r>
-      <w:r>
-        <w:rPr>
-          <w:rStyle w:val="NormalTok"/>
-        </w:rPr>
-        <w:t xml:space="preserve"> </w:t>
-      </w:r>
-      <w:r>
-        <w:rPr>
-          <w:rStyle w:val="ConstantTok"/>
-        </w:rPr>
-        <w:t xml:space="preserve">FALSE</w:t>
-      </w:r>
-      <w:r>
-        <w:rPr>
-          <w:rStyle w:val="NormalTok"/>
-        </w:rPr>
-        <w:t xml:space="preserve">,  </w:t>
-      </w:r>
-      <w:r>
-        <w:rPr>
-          <w:rStyle w:val="CommentTok"/>
-        </w:rPr>
-        <w:t xml:space="preserve"># Use approximate method for larger samples</w:t>
-      </w:r>
-      <w:r>
-        <w:br/>
-      </w:r>
-      <w:r>
-        <w:rPr>
-          <w:rStyle w:val="NormalTok"/>
-        </w:rPr>
-        <w:t xml:space="preserve">                          </w:t>
-      </w:r>
-      <w:r>
-        <w:rPr>
-          <w:rStyle w:val="AttributeTok"/>
-        </w:rPr>
-        <w:t xml:space="preserve">correct =</w:t>
-      </w:r>
-      <w:r>
-        <w:rPr>
-          <w:rStyle w:val="NormalTok"/>
-        </w:rPr>
-        <w:t xml:space="preserve"> </w:t>
-      </w:r>
-      <w:r>
-        <w:rPr>
-          <w:rStyle w:val="ConstantTok"/>
-        </w:rPr>
-        <w:t xml:space="preserve">TRUE</w:t>
-      </w:r>
-      <w:r>
-        <w:rPr>
-          <w:rStyle w:val="NormalTok"/>
-        </w:rPr>
-        <w:t xml:space="preserve">)  </w:t>
-      </w:r>
-      <w:r>
-        <w:rPr>
-          <w:rStyle w:val="CommentTok"/>
-        </w:rPr>
-        <w:t xml:space="preserve"># Apply continuity correction</w:t>
-      </w:r>
-      <w:r>
-        <w:br/>
-      </w:r>
-      <w:r>
-        <w:br/>
-      </w:r>
-      <w:r>
-        <w:rPr>
-          <w:rStyle w:val="CommentTok"/>
-        </w:rPr>
-        <w:t xml:space="preserve"># Display the results</w:t>
-      </w:r>
-      <w:r>
-        <w:br/>
-      </w:r>
-      <w:r>
-        <w:rPr>
-          <w:rStyle w:val="NormalTok"/>
-        </w:rPr>
-        <w:t xml:space="preserve">wilcox_test</w:t>
-      </w:r>
-    </w:p>
-    <w:p>
-      <w:pPr>
-        <w:pStyle w:val="SourceCode"/>
-      </w:pPr>
-      <w:r>
-        <w:br/>
-      </w:r>
-      <w:r>
-        <w:rPr>
-          <w:rStyle w:val="VerbatimChar"/>
-        </w:rPr>
-        <w:t xml:space="preserve">    Wilcoxon rank sum test with continuity correction</w:t>
-      </w:r>
-      <w:r>
-        <w:br/>
-      </w:r>
-      <w:r>
-        <w:br/>
-      </w:r>
-      <w:r>
-        <w:rPr>
-          <w:rStyle w:val="VerbatimChar"/>
-        </w:rPr>
-        <w:t xml:space="preserve">data:  length_mm by lake</w:t>
-      </w:r>
-      <w:r>
-        <w:br/>
-      </w:r>
-      <w:r>
-        <w:rPr>
-          <w:rStyle w:val="VerbatimChar"/>
-        </w:rPr>
-        <w:t xml:space="preserve">W = 867, p-value = 0.00223</w:t>
-      </w:r>
-      <w:r>
-        <w:br/>
-      </w:r>
-      <w:r>
-        <w:rPr>
-          <w:rStyle w:val="VerbatimChar"/>
-        </w:rPr>
-        <w:t xml:space="preserve">alternative hypothesis: true location shift is not equal to 0</w:t>
-      </w:r>
-    </w:p>
-    <w:p>
-      <w:pPr>
-        <w:pStyle w:val="SourceCode"/>
-      </w:pPr>
-      <w:r>
-        <w:rPr>
-          <w:rStyle w:val="CommentTok"/>
-        </w:rPr>
-        <w:t xml:space="preserve"># Store the p-value for later use</w:t>
-      </w:r>
-      <w:r>
-        <w:br/>
-      </w:r>
-      <w:r>
-        <w:rPr>
-          <w:rStyle w:val="NormalTok"/>
-        </w:rPr>
-        <w:t xml:space="preserve">p_value </w:t>
-      </w:r>
-      <w:r>
-        <w:rPr>
-          <w:rStyle w:val="OtherTok"/>
-        </w:rPr>
-        <w:t xml:space="preserve">&lt;-</w:t>
-      </w:r>
-      <w:r>
-        <w:rPr>
-          <w:rStyle w:val="NormalTok"/>
-        </w:rPr>
-        <w:t xml:space="preserve"> wilcox_test</w:t>
-      </w:r>
-      <w:r>
-        <w:rPr>
-          <w:rStyle w:val="SpecialCharTok"/>
-        </w:rPr>
-        <w:t xml:space="preserve">$</w:t>
-      </w:r>
-      <w:r>
-        <w:rPr>
-          <w:rStyle w:val="NormalTok"/>
-        </w:rPr>
-        <w:t xml:space="preserve">p.value</w:t>
-      </w:r>
-    </w:p>
-    <w:bookmarkEnd w:id="47"/>
-    <w:bookmarkStart w:id="48" w:name="using-the-coin-package-for-an-exact-test"/>
-    <w:p>
-      <w:pPr>
-        <w:pStyle w:val="Heading2"/>
-      </w:pPr>
-      <w:r>
-        <w:t xml:space="preserve">Using the coin Package for an Exact Test</w:t>
-      </w:r>
-    </w:p>
-    <w:p>
-      <w:pPr>
-        <w:pStyle w:val="FirstParagraph"/>
-      </w:pPr>
-      <w:r>
-        <w:t xml:space="preserve">For more precise results, especially with smaller samples, we can use</w:t>
-      </w:r>
-      <w:r>
-        <w:t xml:space="preserve"> </w:t>
-      </w:r>
-      <w:r>
-        <w:t xml:space="preserve">the</w:t>
-      </w:r>
-      <w:r>
-        <w:t xml:space="preserve"> </w:t>
-      </w:r>
-      <w:r>
-        <w:rPr>
-          <w:rStyle w:val="VerbatimChar"/>
-        </w:rPr>
-        <w:t xml:space="preserve">coin</w:t>
-      </w:r>
-      <w:r>
-        <w:t xml:space="preserve"> </w:t>
-      </w:r>
-      <w:r>
-        <w:t xml:space="preserve">package to perform an exact Mann-Whitney-Wilcoxon test:</w:t>
-      </w:r>
-    </w:p>
-    <w:p>
-      <w:pPr>
-        <w:pStyle w:val="SourceCode"/>
-      </w:pPr>
-      <w:r>
-        <w:rPr>
-          <w:rStyle w:val="CommentTok"/>
-        </w:rPr>
-        <w:t xml:space="preserve"># Convert lake to factor (required for the coin package)</w:t>
-      </w:r>
-      <w:r>
-        <w:br/>
-      </w:r>
-      <w:r>
-        <w:rPr>
-          <w:rStyle w:val="NormalTok"/>
-        </w:rPr>
-        <w:t xml:space="preserve">sculpin_df</w:t>
-      </w:r>
-      <w:r>
-        <w:rPr>
-          <w:rStyle w:val="SpecialCharTok"/>
-        </w:rPr>
-        <w:t xml:space="preserve">$</w:t>
-      </w:r>
-      <w:r>
-        <w:rPr>
-          <w:rStyle w:val="NormalTok"/>
-        </w:rPr>
-        <w:t xml:space="preserve">lake_factor </w:t>
-      </w:r>
-      <w:r>
-        <w:rPr>
-          <w:rStyle w:val="OtherTok"/>
-        </w:rPr>
-        <w:t xml:space="preserve">&lt;-</w:t>
-      </w:r>
-      <w:r>
-        <w:rPr>
-          <w:rStyle w:val="NormalTok"/>
-        </w:rPr>
-        <w:t xml:space="preserve"> </w:t>
-      </w:r>
-      <w:r>
-        <w:rPr>
-          <w:rStyle w:val="FunctionTok"/>
-        </w:rPr>
-        <w:t xml:space="preserve">factor</w:t>
-      </w:r>
-      <w:r>
-        <w:rPr>
-          <w:rStyle w:val="NormalTok"/>
-        </w:rPr>
-        <w:t xml:space="preserve">(sculpin_df</w:t>
-      </w:r>
-      <w:r>
-        <w:rPr>
-          <w:rStyle w:val="SpecialCharTok"/>
-        </w:rPr>
-        <w:t xml:space="preserve">$</w:t>
-      </w:r>
-      <w:r>
-        <w:rPr>
-          <w:rStyle w:val="NormalTok"/>
-        </w:rPr>
-        <w:t xml:space="preserve">lake)</w:t>
-      </w:r>
-      <w:r>
-        <w:br/>
-      </w:r>
-      <w:r>
-        <w:br/>
-      </w:r>
-      <w:r>
-        <w:rPr>
-          <w:rStyle w:val="CommentTok"/>
-        </w:rPr>
-        <w:t xml:space="preserve"># Perform the Mann-Whitney test using the approximate method</w:t>
-      </w:r>
-      <w:r>
-        <w:br/>
-      </w:r>
-      <w:r>
-        <w:rPr>
-          <w:rStyle w:val="CommentTok"/>
-        </w:rPr>
-        <w:t xml:space="preserve"># (which works reliably for all sample sizes)</w:t>
-      </w:r>
-      <w:r>
-        <w:br/>
-      </w:r>
-      <w:r>
-        <w:rPr>
-          <w:rStyle w:val="NormalTok"/>
-        </w:rPr>
-        <w:t xml:space="preserve">coin_wilcox </w:t>
-      </w:r>
-      <w:r>
-        <w:rPr>
-          <w:rStyle w:val="OtherTok"/>
-        </w:rPr>
-        <w:t xml:space="preserve">&lt;-</w:t>
-      </w:r>
-      <w:r>
-        <w:rPr>
-          <w:rStyle w:val="NormalTok"/>
-        </w:rPr>
-        <w:t xml:space="preserve"> coin</w:t>
-      </w:r>
-      <w:r>
-        <w:rPr>
-          <w:rStyle w:val="SpecialCharTok"/>
-        </w:rPr>
-        <w:t xml:space="preserve">::</w:t>
-      </w:r>
-      <w:r>
-        <w:rPr>
-          <w:rStyle w:val="FunctionTok"/>
-        </w:rPr>
-        <w:t xml:space="preserve">wilcox_test</w:t>
-      </w:r>
-      <w:r>
-        <w:rPr>
-          <w:rStyle w:val="NormalTok"/>
-        </w:rPr>
-        <w:t xml:space="preserve">(</w:t>
-      </w:r>
-      <w:r>
-        <w:br/>
-      </w:r>
-      <w:r>
-        <w:rPr>
-          <w:rStyle w:val="NormalTok"/>
-        </w:rPr>
-        <w:t xml:space="preserve">  length_mm </w:t>
-      </w:r>
-      <w:r>
-        <w:rPr>
-          <w:rStyle w:val="SpecialCharTok"/>
-        </w:rPr>
-        <w:t xml:space="preserve">~</w:t>
-      </w:r>
-      <w:r>
-        <w:rPr>
-          <w:rStyle w:val="NormalTok"/>
-        </w:rPr>
-        <w:t xml:space="preserve"> lake_factor,</w:t>
-      </w:r>
-      <w:r>
-        <w:br/>
-      </w:r>
-      <w:r>
-        <w:rPr>
-          <w:rStyle w:val="NormalTok"/>
-        </w:rPr>
-        <w:t xml:space="preserve">  </w:t>
-      </w:r>
-      <w:r>
-        <w:rPr>
-          <w:rStyle w:val="AttributeTok"/>
-        </w:rPr>
-        <w:t xml:space="preserve">data =</w:t>
-      </w:r>
-      <w:r>
-        <w:rPr>
-          <w:rStyle w:val="NormalTok"/>
-        </w:rPr>
-        <w:t xml:space="preserve"> sculpin_df,</w:t>
-      </w:r>
-      <w:r>
-        <w:br/>
-      </w:r>
-      <w:r>
-        <w:rPr>
-          <w:rStyle w:val="NormalTok"/>
-        </w:rPr>
-        <w:t xml:space="preserve">  </w:t>
-      </w:r>
-      <w:r>
-        <w:rPr>
-          <w:rStyle w:val="AttributeTok"/>
-        </w:rPr>
-        <w:t xml:space="preserve">distribution =</w:t>
-      </w:r>
-      <w:r>
-        <w:rPr>
-          <w:rStyle w:val="NormalTok"/>
-        </w:rPr>
-        <w:t xml:space="preserve"> </w:t>
-      </w:r>
-      <w:r>
-        <w:rPr>
-          <w:rStyle w:val="StringTok"/>
-        </w:rPr>
-        <w:t xml:space="preserve">"approximate"</w:t>
-      </w:r>
-      <w:r>
-        <w:br/>
-      </w:r>
-      <w:r>
-        <w:rPr>
-          <w:rStyle w:val="NormalTok"/>
-        </w:rPr>
-        <w:t xml:space="preserve">)</w:t>
-      </w:r>
-      <w:r>
-        <w:br/>
-      </w:r>
-      <w:r>
-        <w:br/>
-      </w:r>
-      <w:r>
-        <w:rPr>
-          <w:rStyle w:val="CommentTok"/>
-        </w:rPr>
-        <w:t xml:space="preserve"># Extract the p-value</w:t>
-      </w:r>
-      <w:r>
-        <w:br/>
-      </w:r>
-      <w:r>
-        <w:rPr>
-          <w:rStyle w:val="NormalTok"/>
-        </w:rPr>
-        <w:t xml:space="preserve">pvalue_coin </w:t>
-      </w:r>
-      <w:r>
-        <w:rPr>
-          <w:rStyle w:val="OtherTok"/>
-        </w:rPr>
-        <w:t xml:space="preserve">&lt;-</w:t>
-      </w:r>
-      <w:r>
-        <w:rPr>
-          <w:rStyle w:val="NormalTok"/>
-        </w:rPr>
-        <w:t xml:space="preserve"> </w:t>
-      </w:r>
-      <w:r>
-        <w:rPr>
-          <w:rStyle w:val="FunctionTok"/>
-        </w:rPr>
-        <w:t xml:space="preserve">pvalue</w:t>
-      </w:r>
-      <w:r>
-        <w:rPr>
-          <w:rStyle w:val="NormalTok"/>
-        </w:rPr>
-        <w:t xml:space="preserve">(coin_wilcox)</w:t>
-      </w:r>
-    </w:p>
-    <w:bookmarkEnd w:id="48"/>
-    <w:bookmarkStart w:id="49" w:name="calculating-effect-size"/>
-    <w:p>
-      <w:pPr>
-        <w:pStyle w:val="Heading2"/>
-      </w:pPr>
-      <w:r>
-        <w:t xml:space="preserve">Calculating Effect Size</w:t>
-      </w:r>
-    </w:p>
-    <w:p>
-      <w:pPr>
-        <w:pStyle w:val="FirstParagraph"/>
-      </w:pPr>
-      <w:r>
-        <w:t xml:space="preserve">The Mann-Whitney-Wilcoxon test tells us whether there’s a statistically</w:t>
-      </w:r>
-      <w:r>
-        <w:t xml:space="preserve"> </w:t>
-      </w:r>
-      <w:r>
-        <w:t xml:space="preserve">significant difference, but it doesn’t indicate the magnitude of that</w:t>
-      </w:r>
-      <w:r>
-        <w:t xml:space="preserve"> </w:t>
-      </w:r>
-      <w:r>
-        <w:t xml:space="preserve">difference. Let’s calculate an effect size measure:</w:t>
-      </w:r>
-    </w:p>
-    <w:p>
-      <w:pPr>
-        <w:pStyle w:val="SourceCode"/>
-      </w:pPr>
-      <w:r>
-        <w:rPr>
-          <w:rStyle w:val="DocumentationTok"/>
-        </w:rPr>
-        <w:t xml:space="preserve">## Calculating Effect Size</w:t>
-      </w:r>
-      <w:r>
-        <w:br/>
-      </w:r>
-      <w:r>
-        <w:br/>
-      </w:r>
-      <w:r>
-        <w:rPr>
-          <w:rStyle w:val="CommentTok"/>
-        </w:rPr>
-        <w:t xml:space="preserve"># The Mann-Whitney-Wilcoxon test tells us whether there's a statistically significant difference, but it doesn't indicate the magnitude of that difference. Let's calculate an effect size measure:</w:t>
-      </w:r>
-      <w:r>
-        <w:br/>
-      </w:r>
-      <w:r>
-        <w:br/>
-      </w:r>
-      <w:r>
-        <w:rPr>
-          <w:rStyle w:val="CommentTok"/>
-        </w:rPr>
-        <w:t xml:space="preserve"># Calculate standardized effect size using rank-biserial correlation</w:t>
-      </w:r>
-      <w:r>
-        <w:br/>
-      </w:r>
-      <w:r>
-        <w:rPr>
-          <w:rStyle w:val="CommentTok"/>
-        </w:rPr>
-        <w:t xml:space="preserve"># (equivalent to r = Z / sqrt(N))</w:t>
-      </w:r>
-      <w:r>
-        <w:br/>
-      </w:r>
-      <w:r>
-        <w:rPr>
-          <w:rStyle w:val="NormalTok"/>
-        </w:rPr>
-        <w:t xml:space="preserve">z_score </w:t>
-      </w:r>
-      <w:r>
-        <w:rPr>
-          <w:rStyle w:val="OtherTok"/>
-        </w:rPr>
-        <w:t xml:space="preserve">&lt;-</w:t>
-      </w:r>
-      <w:r>
-        <w:rPr>
-          <w:rStyle w:val="NormalTok"/>
-        </w:rPr>
-        <w:t xml:space="preserve"> </w:t>
-      </w:r>
-      <w:r>
-        <w:rPr>
-          <w:rStyle w:val="FunctionTok"/>
-        </w:rPr>
-        <w:t xml:space="preserve">qnorm</w:t>
-      </w:r>
-      <w:r>
-        <w:rPr>
-          <w:rStyle w:val="NormalTok"/>
-        </w:rPr>
-        <w:t xml:space="preserve">(p_value</w:t>
-      </w:r>
-      <w:r>
-        <w:rPr>
-          <w:rStyle w:val="SpecialCharTok"/>
-        </w:rPr>
-        <w:t xml:space="preserve">/</w:t>
-      </w:r>
-      <w:r>
-        <w:rPr>
-          <w:rStyle w:val="DecValTok"/>
-        </w:rPr>
-        <w:t xml:space="preserve">2</w:t>
-      </w:r>
-      <w:r>
-        <w:rPr>
-          <w:rStyle w:val="NormalTok"/>
-        </w:rPr>
-        <w:t xml:space="preserve">)  </w:t>
-      </w:r>
-      <w:r>
-        <w:rPr>
-          <w:rStyle w:val="CommentTok"/>
-        </w:rPr>
-        <w:t xml:space="preserve"># Convert p-value to Z-score</w:t>
-      </w:r>
-      <w:r>
-        <w:br/>
-      </w:r>
-      <w:r>
-        <w:rPr>
-          <w:rStyle w:val="NormalTok"/>
-        </w:rPr>
-        <w:t xml:space="preserve">N </w:t>
-      </w:r>
-      <w:r>
-        <w:rPr>
-          <w:rStyle w:val="OtherTok"/>
-        </w:rPr>
-        <w:t xml:space="preserve">&lt;-</w:t>
-      </w:r>
-      <w:r>
-        <w:rPr>
-          <w:rStyle w:val="NormalTok"/>
-        </w:rPr>
-        <w:t xml:space="preserve"> </w:t>
-      </w:r>
-      <w:r>
-        <w:rPr>
-          <w:rStyle w:val="FunctionTok"/>
-        </w:rPr>
-        <w:t xml:space="preserve">nrow</w:t>
-      </w:r>
-      <w:r>
-        <w:rPr>
-          <w:rStyle w:val="NormalTok"/>
-        </w:rPr>
-        <w:t xml:space="preserve">(sculpin_df)</w:t>
-      </w:r>
-      <w:r>
-        <w:br/>
-      </w:r>
-      <w:r>
-        <w:rPr>
-          <w:rStyle w:val="NormalTok"/>
-        </w:rPr>
-        <w:t xml:space="preserve">r </w:t>
-      </w:r>
-      <w:r>
-        <w:rPr>
-          <w:rStyle w:val="OtherTok"/>
-        </w:rPr>
-        <w:t xml:space="preserve">&lt;-</w:t>
-      </w:r>
-      <w:r>
-        <w:rPr>
-          <w:rStyle w:val="NormalTok"/>
-        </w:rPr>
-        <w:t xml:space="preserve"> </w:t>
-      </w:r>
-      <w:r>
-        <w:rPr>
-          <w:rStyle w:val="FunctionTok"/>
-        </w:rPr>
-        <w:t xml:space="preserve">abs</w:t>
-      </w:r>
-      <w:r>
-        <w:rPr>
-          <w:rStyle w:val="NormalTok"/>
-        </w:rPr>
-        <w:t xml:space="preserve">(z_score) </w:t>
-      </w:r>
-      <w:r>
-        <w:rPr>
-          <w:rStyle w:val="SpecialCharTok"/>
-        </w:rPr>
-        <w:t xml:space="preserve">/</w:t>
-      </w:r>
-      <w:r>
-        <w:rPr>
-          <w:rStyle w:val="NormalTok"/>
-        </w:rPr>
-        <w:t xml:space="preserve"> </w:t>
-      </w:r>
-      <w:r>
-        <w:rPr>
-          <w:rStyle w:val="FunctionTok"/>
-        </w:rPr>
-        <w:t xml:space="preserve">sqrt</w:t>
-      </w:r>
-      <w:r>
-        <w:rPr>
-          <w:rStyle w:val="NormalTok"/>
-        </w:rPr>
-        <w:t xml:space="preserve">(N)  </w:t>
-      </w:r>
-      <w:r>
-        <w:rPr>
-          <w:rStyle w:val="CommentTok"/>
-        </w:rPr>
-        <w:t xml:space="preserve"># Rank-biserial correlation</w:t>
-      </w:r>
-      <w:r>
-        <w:br/>
-      </w:r>
-      <w:r>
-        <w:br/>
-      </w:r>
-      <w:r>
-        <w:br/>
-      </w:r>
-      <w:r>
-        <w:br/>
-      </w:r>
-      <w:r>
-        <w:rPr>
-          <w:rStyle w:val="CommentTok"/>
-        </w:rPr>
-        <w:t xml:space="preserve"># Interpret effect size</w:t>
-      </w:r>
-      <w:r>
-        <w:br/>
-      </w:r>
-      <w:r>
-        <w:rPr>
-          <w:rStyle w:val="NormalTok"/>
-        </w:rPr>
-        <w:t xml:space="preserve">effect_size </w:t>
-      </w:r>
-      <w:r>
-        <w:rPr>
-          <w:rStyle w:val="OtherTok"/>
-        </w:rPr>
-        <w:t xml:space="preserve">&lt;-</w:t>
-      </w:r>
-      <w:r>
-        <w:rPr>
-          <w:rStyle w:val="NormalTok"/>
-        </w:rPr>
-        <w:t xml:space="preserve"> r</w:t>
-      </w:r>
-      <w:r>
-        <w:br/>
-      </w:r>
-      <w:r>
-        <w:rPr>
-          <w:rStyle w:val="ControlFlowTok"/>
-        </w:rPr>
-        <w:t xml:space="preserve">if</w:t>
-      </w:r>
-      <w:r>
-        <w:rPr>
-          <w:rStyle w:val="NormalTok"/>
-        </w:rPr>
-        <w:t xml:space="preserve">(effect_size </w:t>
-      </w:r>
-      <w:r>
-        <w:rPr>
-          <w:rStyle w:val="SpecialCharTok"/>
-        </w:rPr>
-        <w:t xml:space="preserve">&lt;</w:t>
-      </w:r>
-      <w:r>
-        <w:rPr>
-          <w:rStyle w:val="NormalTok"/>
-        </w:rPr>
-        <w:t xml:space="preserve"> </w:t>
-      </w:r>
-      <w:r>
-        <w:rPr>
-          <w:rStyle w:val="FloatTok"/>
-        </w:rPr>
-        <w:t xml:space="preserve">0.1</w:t>
-      </w:r>
-      <w:r>
-        <w:rPr>
-          <w:rStyle w:val="NormalTok"/>
-        </w:rPr>
-        <w:t xml:space="preserve">) {</w:t>
-      </w:r>
-      <w:r>
-        <w:br/>
-      </w:r>
-      <w:r>
-        <w:rPr>
-          <w:rStyle w:val="NormalTok"/>
-        </w:rPr>
-        <w:t xml:space="preserve">  effect_interpretation </w:t>
-      </w:r>
-      <w:r>
-        <w:rPr>
-          <w:rStyle w:val="OtherTok"/>
-        </w:rPr>
-        <w:t xml:space="preserve">&lt;-</w:t>
-      </w:r>
-      <w:r>
-        <w:rPr>
-          <w:rStyle w:val="NormalTok"/>
-        </w:rPr>
-        <w:t xml:space="preserve"> </w:t>
-      </w:r>
-      <w:r>
-        <w:rPr>
-          <w:rStyle w:val="StringTok"/>
-        </w:rPr>
-        <w:t xml:space="preserve">"negligible effect"</w:t>
-      </w:r>
-      <w:r>
-        <w:br/>
-      </w:r>
-      <w:r>
-        <w:rPr>
-          <w:rStyle w:val="NormalTok"/>
-        </w:rPr>
-        <w:t xml:space="preserve">} </w:t>
-      </w:r>
-      <w:r>
-        <w:rPr>
-          <w:rStyle w:val="ControlFlowTok"/>
-        </w:rPr>
-        <w:t xml:space="preserve">else</w:t>
-      </w:r>
-      <w:r>
-        <w:rPr>
-          <w:rStyle w:val="NormalTok"/>
-        </w:rPr>
-        <w:t xml:space="preserve"> </w:t>
-      </w:r>
-      <w:r>
-        <w:rPr>
-          <w:rStyle w:val="ControlFlowTok"/>
-        </w:rPr>
-        <w:t xml:space="preserve">if</w:t>
-      </w:r>
-      <w:r>
-        <w:rPr>
-          <w:rStyle w:val="NormalTok"/>
-        </w:rPr>
-        <w:t xml:space="preserve">(effect_size </w:t>
-      </w:r>
-      <w:r>
-        <w:rPr>
-          <w:rStyle w:val="SpecialCharTok"/>
-        </w:rPr>
-        <w:t xml:space="preserve">&lt;</w:t>
-      </w:r>
-      <w:r>
-        <w:rPr>
-          <w:rStyle w:val="NormalTok"/>
-        </w:rPr>
-        <w:t xml:space="preserve"> </w:t>
-      </w:r>
-      <w:r>
-        <w:rPr>
-          <w:rStyle w:val="FloatTok"/>
-        </w:rPr>
-        <w:t xml:space="preserve">0.3</w:t>
-      </w:r>
-      <w:r>
-        <w:rPr>
-          <w:rStyle w:val="NormalTok"/>
-        </w:rPr>
-        <w:t xml:space="preserve">) {</w:t>
-      </w:r>
-      <w:r>
-        <w:br/>
-      </w:r>
-      <w:r>
-        <w:rPr>
-          <w:rStyle w:val="NormalTok"/>
-        </w:rPr>
-        <w:t xml:space="preserve">  effect_interpretation </w:t>
-      </w:r>
-      <w:r>
-        <w:rPr>
-          <w:rStyle w:val="OtherTok"/>
-        </w:rPr>
-        <w:t xml:space="preserve">&lt;-</w:t>
-      </w:r>
-      <w:r>
-        <w:rPr>
-          <w:rStyle w:val="NormalTok"/>
-        </w:rPr>
-        <w:t xml:space="preserve"> </w:t>
-      </w:r>
-      <w:r>
-        <w:rPr>
-          <w:rStyle w:val="StringTok"/>
-        </w:rPr>
-        <w:t xml:space="preserve">"small effect"</w:t>
-      </w:r>
-      <w:r>
-        <w:br/>
-      </w:r>
-      <w:r>
-        <w:rPr>
-          <w:rStyle w:val="NormalTok"/>
-        </w:rPr>
-        <w:t xml:space="preserve">} </w:t>
-      </w:r>
-      <w:r>
-        <w:rPr>
-          <w:rStyle w:val="ControlFlowTok"/>
-        </w:rPr>
-        <w:t xml:space="preserve">else</w:t>
-      </w:r>
-      <w:r>
-        <w:rPr>
-          <w:rStyle w:val="NormalTok"/>
-        </w:rPr>
-        <w:t xml:space="preserve"> </w:t>
-      </w:r>
-      <w:r>
-        <w:rPr>
-          <w:rStyle w:val="ControlFlowTok"/>
-        </w:rPr>
-        <w:t xml:space="preserve">if</w:t>
-      </w:r>
-      <w:r>
-        <w:rPr>
-          <w:rStyle w:val="NormalTok"/>
-        </w:rPr>
-        <w:t xml:space="preserve">(effect_size </w:t>
-      </w:r>
-      <w:r>
-        <w:rPr>
-          <w:rStyle w:val="SpecialCharTok"/>
-        </w:rPr>
-        <w:t xml:space="preserve">&lt;</w:t>
-      </w:r>
-      <w:r>
-        <w:rPr>
-          <w:rStyle w:val="NormalTok"/>
-        </w:rPr>
-        <w:t xml:space="preserve"> </w:t>
-      </w:r>
-      <w:r>
-        <w:rPr>
-          <w:rStyle w:val="FloatTok"/>
-        </w:rPr>
-        <w:t xml:space="preserve">0.5</w:t>
-      </w:r>
-      <w:r>
-        <w:rPr>
-          <w:rStyle w:val="NormalTok"/>
-        </w:rPr>
-        <w:t xml:space="preserve">) {</w:t>
-      </w:r>
-      <w:r>
-        <w:br/>
-      </w:r>
-      <w:r>
-        <w:rPr>
-          <w:rStyle w:val="NormalTok"/>
-        </w:rPr>
-        <w:t xml:space="preserve">  effect_interpretation </w:t>
-      </w:r>
-      <w:r>
-        <w:rPr>
-          <w:rStyle w:val="OtherTok"/>
-        </w:rPr>
-        <w:t xml:space="preserve">&lt;-</w:t>
-      </w:r>
-      <w:r>
-        <w:rPr>
-          <w:rStyle w:val="NormalTok"/>
-        </w:rPr>
-        <w:t xml:space="preserve"> </w:t>
-      </w:r>
-      <w:r>
-        <w:rPr>
-          <w:rStyle w:val="StringTok"/>
-        </w:rPr>
-        <w:t xml:space="preserve">"moderate effect"</w:t>
-      </w:r>
-      <w:r>
-        <w:br/>
-      </w:r>
-      <w:r>
-        <w:rPr>
-          <w:rStyle w:val="NormalTok"/>
-        </w:rPr>
-        <w:t xml:space="preserve">} </w:t>
-      </w:r>
-      <w:r>
-        <w:rPr>
-          <w:rStyle w:val="ControlFlowTok"/>
-        </w:rPr>
-        <w:t xml:space="preserve">else</w:t>
-      </w:r>
-      <w:r>
-        <w:rPr>
-          <w:rStyle w:val="NormalTok"/>
-        </w:rPr>
-        <w:t xml:space="preserve"> </w:t>
-      </w:r>
-      <w:r>
-        <w:rPr>
-          <w:rStyle w:val="ControlFlowTok"/>
-        </w:rPr>
-        <w:t xml:space="preserve">if</w:t>
-      </w:r>
-      <w:r>
-        <w:rPr>
-          <w:rStyle w:val="NormalTok"/>
-        </w:rPr>
-        <w:t xml:space="preserve">(effect_size </w:t>
-      </w:r>
-      <w:r>
-        <w:rPr>
-          <w:rStyle w:val="SpecialCharTok"/>
-        </w:rPr>
-        <w:t xml:space="preserve">&lt;</w:t>
-      </w:r>
-      <w:r>
-        <w:rPr>
-          <w:rStyle w:val="NormalTok"/>
-        </w:rPr>
-        <w:t xml:space="preserve"> </w:t>
-      </w:r>
-      <w:r>
-        <w:rPr>
-          <w:rStyle w:val="FloatTok"/>
-        </w:rPr>
-        <w:t xml:space="preserve">0.7</w:t>
-      </w:r>
-      <w:r>
-        <w:rPr>
-          <w:rStyle w:val="NormalTok"/>
-        </w:rPr>
-        <w:t xml:space="preserve">) {</w:t>
-      </w:r>
-      <w:r>
-        <w:br/>
-      </w:r>
-      <w:r>
-        <w:rPr>
-          <w:rStyle w:val="NormalTok"/>
-        </w:rPr>
-        <w:t xml:space="preserve">  effect_interpretation </w:t>
-      </w:r>
-      <w:r>
-        <w:rPr>
-          <w:rStyle w:val="OtherTok"/>
-        </w:rPr>
-        <w:t xml:space="preserve">&lt;-</w:t>
-      </w:r>
-      <w:r>
-        <w:rPr>
-          <w:rStyle w:val="NormalTok"/>
-        </w:rPr>
-        <w:t xml:space="preserve"> </w:t>
-      </w:r>
-      <w:r>
-        <w:rPr>
-          <w:rStyle w:val="StringTok"/>
-        </w:rPr>
-        <w:t xml:space="preserve">"large effect"</w:t>
-      </w:r>
-      <w:r>
-        <w:br/>
-      </w:r>
-      <w:r>
-        <w:rPr>
-          <w:rStyle w:val="NormalTok"/>
-        </w:rPr>
-        <w:t xml:space="preserve">} </w:t>
-      </w:r>
-      <w:r>
-        <w:rPr>
-          <w:rStyle w:val="ControlFlowTok"/>
-        </w:rPr>
-        <w:t xml:space="preserve">else</w:t>
-      </w:r>
-      <w:r>
-        <w:rPr>
-          <w:rStyle w:val="NormalTok"/>
-        </w:rPr>
-        <w:t xml:space="preserve"> {</w:t>
-      </w:r>
-      <w:r>
-        <w:br/>
-      </w:r>
-      <w:r>
-        <w:rPr>
-          <w:rStyle w:val="NormalTok"/>
-        </w:rPr>
-        <w:t xml:space="preserve">  effect_interpretation </w:t>
-      </w:r>
-      <w:r>
-        <w:rPr>
-          <w:rStyle w:val="OtherTok"/>
-        </w:rPr>
-        <w:t xml:space="preserve">&lt;-</w:t>
-      </w:r>
-      <w:r>
-        <w:rPr>
-          <w:rStyle w:val="NormalTok"/>
-        </w:rPr>
-        <w:t xml:space="preserve"> </w:t>
-      </w:r>
-      <w:r>
-        <w:rPr>
-          <w:rStyle w:val="StringTok"/>
-        </w:rPr>
-        <w:t xml:space="preserve">"very large effect"</w:t>
-      </w:r>
-      <w:r>
-        <w:br/>
-      </w:r>
-      <w:r>
-        <w:rPr>
-          <w:rStyle w:val="NormalTok"/>
-        </w:rPr>
-        <w:t xml:space="preserve">}</w:t>
-      </w:r>
-      <w:r>
-        <w:br/>
-      </w:r>
-      <w:r>
-        <w:br/>
-      </w:r>
-      <w:r>
-        <w:rPr>
-          <w:rStyle w:val="FunctionTok"/>
-        </w:rPr>
-        <w:t xml:space="preserve">cat</w:t>
-      </w:r>
-      <w:r>
-        <w:rPr>
-          <w:rStyle w:val="NormalTok"/>
-        </w:rPr>
-        <w:t xml:space="preserve">(</w:t>
-      </w:r>
-      <w:r>
-        <w:rPr>
-          <w:rStyle w:val="StringTok"/>
-        </w:rPr>
-        <w:t xml:space="preserve">"Effect size (rank-biserial correlation):"</w:t>
-      </w:r>
-      <w:r>
-        <w:rPr>
-          <w:rStyle w:val="NormalTok"/>
-        </w:rPr>
-        <w:t xml:space="preserve">)</w:t>
-      </w:r>
-    </w:p>
-    <w:p>
-      <w:pPr>
-        <w:pStyle w:val="SourceCode"/>
-      </w:pPr>
-      <w:r>
-        <w:rPr>
-          <w:rStyle w:val="VerbatimChar"/>
-        </w:rPr>
-        <w:t xml:space="preserve">Effect size (rank-biserial correlation):</w:t>
-      </w:r>
-    </w:p>
-    <w:p>
-      <w:pPr>
-        <w:pStyle w:val="SourceCode"/>
-      </w:pPr>
-      <w:r>
-        <w:rPr>
-          <w:rStyle w:val="FunctionTok"/>
-        </w:rPr>
-        <w:t xml:space="preserve">round</w:t>
-      </w:r>
-      <w:r>
-        <w:rPr>
-          <w:rStyle w:val="NormalTok"/>
-        </w:rPr>
-        <w:t xml:space="preserve">(r, </w:t>
-      </w:r>
-      <w:r>
-        <w:rPr>
-          <w:rStyle w:val="DecValTok"/>
-        </w:rPr>
-        <w:t xml:space="preserve">3</w:t>
-      </w:r>
-      <w:r>
-        <w:rPr>
-          <w:rStyle w:val="NormalTok"/>
-        </w:rPr>
-        <w:t xml:space="preserve">)</w:t>
-      </w:r>
-    </w:p>
-    <w:p>
-      <w:pPr>
-        <w:pStyle w:val="SourceCode"/>
-      </w:pPr>
-      <w:r>
-        <w:rPr>
-          <w:rStyle w:val="VerbatimChar"/>
-        </w:rPr>
-        <w:t xml:space="preserve">[1] 0.292</w:t>
-      </w:r>
-    </w:p>
-    <w:p>
-      <w:pPr>
-        <w:pStyle w:val="SourceCode"/>
-      </w:pPr>
-      <w:r>
-        <w:rPr>
-          <w:rStyle w:val="FunctionTok"/>
-        </w:rPr>
-        <w:t xml:space="preserve">cat</w:t>
-      </w:r>
-      <w:r>
-        <w:rPr>
-          <w:rStyle w:val="NormalTok"/>
-        </w:rPr>
-        <w:t xml:space="preserve">(</w:t>
-      </w:r>
-      <w:r>
-        <w:rPr>
-          <w:rStyle w:val="StringTok"/>
-        </w:rPr>
-        <w:t xml:space="preserve">"This represents a:"</w:t>
-      </w:r>
-      <w:r>
-        <w:rPr>
-          <w:rStyle w:val="NormalTok"/>
-        </w:rPr>
-        <w:t xml:space="preserve">)</w:t>
-      </w:r>
-    </w:p>
-    <w:p>
-      <w:pPr>
-        <w:pStyle w:val="SourceCode"/>
-      </w:pPr>
-      <w:r>
-        <w:rPr>
-          <w:rStyle w:val="VerbatimChar"/>
-        </w:rPr>
-        <w:t xml:space="preserve">This represents a:</w:t>
-      </w:r>
-    </w:p>
-    <w:p>
-      <w:pPr>
-        <w:pStyle w:val="SourceCode"/>
-      </w:pPr>
-      <w:r>
-        <w:rPr>
-          <w:rStyle w:val="NormalTok"/>
-        </w:rPr>
-        <w:t xml:space="preserve">effect_interpretation </w:t>
-      </w:r>
-    </w:p>
-    <w:p>
-      <w:pPr>
-        <w:pStyle w:val="SourceCode"/>
-      </w:pPr>
-      <w:r>
-        <w:rPr>
-          <w:rStyle w:val="VerbatimChar"/>
-        </w:rPr>
-        <w:t xml:space="preserve">[1] "small effect"</w:t>
-      </w:r>
-    </w:p>
-    <w:bookmarkEnd w:id="49"/>
-    <w:bookmarkEnd w:id="50"/>
-    <w:bookmarkStart w:id="56" w:name="X169dd5d1c9569a40f57ac5af884fd848c1d797f"/>
-    <w:p>
-      <w:pPr>
-        <w:pStyle w:val="Heading1"/>
-      </w:pPr>
-      <w:r>
-        <w:t xml:space="preserve">Median and Interquartile Range (IQR) Plot with Test Results</w:t>
-      </w:r>
-    </w:p>
-    <w:p>
-      <w:pPr>
-        <w:pStyle w:val="FirstParagraph"/>
-      </w:pPr>
-      <w:r>
-        <w:t xml:space="preserve">Since the Mann-Whitney-Wilcoxon test is primarily concerned with medians</w:t>
-      </w:r>
-      <w:r>
-        <w:t xml:space="preserve"> </w:t>
-      </w:r>
-      <w:r>
-        <w:t xml:space="preserve">rather than means, let’s create a plot showing the median and IQR for</w:t>
-      </w:r>
-      <w:r>
-        <w:t xml:space="preserve"> </w:t>
-      </w:r>
-      <w:r>
-        <w:t xml:space="preserve">each lake:</w:t>
-      </w:r>
-    </w:p>
-    <w:p>
-      <w:pPr>
-        <w:pStyle w:val="SourceCode"/>
-      </w:pPr>
-      <w:r>
-        <w:rPr>
-          <w:rStyle w:val="CommentTok"/>
-        </w:rPr>
-        <w:t xml:space="preserve"># Create median and IQR plot with data points</w:t>
-      </w:r>
-      <w:r>
-        <w:br/>
-      </w:r>
-      <w:r>
-        <w:rPr>
-          <w:rStyle w:val="FunctionTok"/>
-        </w:rPr>
-        <w:t xml:space="preserve">ggplot</w:t>
-      </w:r>
-      <w:r>
-        <w:rPr>
-          <w:rStyle w:val="NormalTok"/>
-        </w:rPr>
-        <w:t xml:space="preserve">() </w:t>
-      </w:r>
-      <w:r>
-        <w:rPr>
-          <w:rStyle w:val="SpecialCharTok"/>
-        </w:rPr>
-        <w:t xml:space="preserve">+</w:t>
-      </w:r>
-      <w:r>
-        <w:br/>
-      </w:r>
-      <w:r>
-        <w:rPr>
-          <w:rStyle w:val="NormalTok"/>
-        </w:rPr>
-        <w:t xml:space="preserve">  </w:t>
-      </w:r>
-      <w:r>
-        <w:rPr>
-          <w:rStyle w:val="CommentTok"/>
-        </w:rPr>
-        <w:t xml:space="preserve"># Add individual data points in the background</w:t>
-      </w:r>
-      <w:r>
-        <w:br/>
-      </w:r>
-      <w:r>
-        <w:rPr>
-          <w:rStyle w:val="NormalTok"/>
-        </w:rPr>
-        <w:t xml:space="preserve">  </w:t>
-      </w:r>
-      <w:r>
-        <w:rPr>
-          <w:rStyle w:val="FunctionTok"/>
-        </w:rPr>
-        <w:t xml:space="preserve">geom_point</w:t>
-      </w:r>
-      <w:r>
-        <w:rPr>
-          <w:rStyle w:val="NormalTok"/>
-        </w:rPr>
-        <w:t xml:space="preserve">(</w:t>
-      </w:r>
-      <w:r>
-        <w:rPr>
-          <w:rStyle w:val="AttributeTok"/>
-        </w:rPr>
-        <w:t xml:space="preserve">data =</w:t>
-      </w:r>
-      <w:r>
-        <w:rPr>
-          <w:rStyle w:val="NormalTok"/>
-        </w:rPr>
-        <w:t xml:space="preserve"> sculpin_df, </w:t>
-      </w:r>
-      <w:r>
-        <w:br/>
-      </w:r>
-      <w:r>
-        <w:rPr>
-          <w:rStyle w:val="NormalTok"/>
-        </w:rPr>
-        <w:t xml:space="preserve">             </w:t>
-      </w:r>
-      <w:r>
-        <w:rPr>
-          <w:rStyle w:val="FunctionTok"/>
-        </w:rPr>
-        <w:t xml:space="preserve">aes</w:t>
-      </w:r>
-      <w:r>
-        <w:rPr>
-          <w:rStyle w:val="NormalTok"/>
-        </w:rPr>
-        <w:t xml:space="preserve">(</w:t>
-      </w:r>
-      <w:r>
-        <w:rPr>
-          <w:rStyle w:val="AttributeTok"/>
-        </w:rPr>
-        <w:t xml:space="preserve">x =</w:t>
-      </w:r>
-      <w:r>
-        <w:rPr>
-          <w:rStyle w:val="NormalTok"/>
-        </w:rPr>
-        <w:t xml:space="preserve"> lake, </w:t>
-      </w:r>
-      <w:r>
-        <w:rPr>
-          <w:rStyle w:val="AttributeTok"/>
-        </w:rPr>
-        <w:t xml:space="preserve">y =</w:t>
-      </w:r>
-      <w:r>
-        <w:rPr>
-          <w:rStyle w:val="NormalTok"/>
-        </w:rPr>
-        <w:t xml:space="preserve"> length_mm, </w:t>
-      </w:r>
-      <w:r>
-        <w:rPr>
-          <w:rStyle w:val="AttributeTok"/>
-        </w:rPr>
-        <w:t xml:space="preserve">color =</w:t>
-      </w:r>
-      <w:r>
-        <w:rPr>
-          <w:rStyle w:val="NormalTok"/>
-        </w:rPr>
-        <w:t xml:space="preserve"> lake),</w:t>
-      </w:r>
-      <w:r>
-        <w:br/>
-      </w:r>
-      <w:r>
-        <w:rPr>
-          <w:rStyle w:val="NormalTok"/>
-        </w:rPr>
-        <w:t xml:space="preserve">             </w:t>
-      </w:r>
-      <w:r>
-        <w:rPr>
-          <w:rStyle w:val="AttributeTok"/>
-        </w:rPr>
-        <w:t xml:space="preserve">position =</w:t>
-      </w:r>
-      <w:r>
-        <w:rPr>
-          <w:rStyle w:val="NormalTok"/>
-        </w:rPr>
-        <w:t xml:space="preserve"> </w:t>
-      </w:r>
-      <w:r>
-        <w:rPr>
-          <w:rStyle w:val="FunctionTok"/>
-        </w:rPr>
-        <w:t xml:space="preserve">position_dodge2</w:t>
-      </w:r>
-      <w:r>
-        <w:rPr>
-          <w:rStyle w:val="NormalTok"/>
-        </w:rPr>
-        <w:t xml:space="preserve">(</w:t>
-      </w:r>
-      <w:r>
-        <w:rPr>
-          <w:rStyle w:val="AttributeTok"/>
-        </w:rPr>
-        <w:t xml:space="preserve">width =</w:t>
-      </w:r>
-      <w:r>
-        <w:rPr>
-          <w:rStyle w:val="NormalTok"/>
-        </w:rPr>
-        <w:t xml:space="preserve"> </w:t>
-      </w:r>
-      <w:r>
-        <w:rPr>
-          <w:rStyle w:val="FloatTok"/>
-        </w:rPr>
-        <w:t xml:space="preserve">0.3</w:t>
-      </w:r>
-      <w:r>
-        <w:rPr>
-          <w:rStyle w:val="NormalTok"/>
-        </w:rPr>
-        <w:t xml:space="preserve">), </w:t>
-      </w:r>
-      <w:r>
-        <w:br/>
-      </w:r>
-      <w:r>
-        <w:rPr>
-          <w:rStyle w:val="NormalTok"/>
-        </w:rPr>
-        <w:t xml:space="preserve">             </w:t>
-      </w:r>
-      <w:r>
-        <w:rPr>
-          <w:rStyle w:val="AttributeTok"/>
-        </w:rPr>
-        <w:t xml:space="preserve">alpha =</w:t>
-      </w:r>
-      <w:r>
-        <w:rPr>
-          <w:rStyle w:val="NormalTok"/>
-        </w:rPr>
-        <w:t xml:space="preserve"> </w:t>
-      </w:r>
-      <w:r>
-        <w:rPr>
-          <w:rStyle w:val="FloatTok"/>
-        </w:rPr>
-        <w:t xml:space="preserve">0.5</w:t>
-      </w:r>
-      <w:r>
-        <w:rPr>
-          <w:rStyle w:val="NormalTok"/>
-        </w:rPr>
-        <w:t xml:space="preserve">, </w:t>
-      </w:r>
-      <w:r>
-        <w:rPr>
-          <w:rStyle w:val="AttributeTok"/>
-        </w:rPr>
-        <w:t xml:space="preserve">size =</w:t>
-      </w:r>
-      <w:r>
-        <w:rPr>
-          <w:rStyle w:val="NormalTok"/>
-        </w:rPr>
-        <w:t xml:space="preserve"> </w:t>
-      </w:r>
-      <w:r>
-        <w:rPr>
-          <w:rStyle w:val="FloatTok"/>
-        </w:rPr>
-        <w:t xml:space="preserve">1.5</w:t>
-      </w:r>
-      <w:r>
-        <w:rPr>
-          <w:rStyle w:val="NormalTok"/>
-        </w:rPr>
-        <w:t xml:space="preserve">) </w:t>
-      </w:r>
-      <w:r>
-        <w:rPr>
-          <w:rStyle w:val="SpecialCharTok"/>
-        </w:rPr>
-        <w:t xml:space="preserve">+</w:t>
-      </w:r>
-      <w:r>
-        <w:br/>
-      </w:r>
-      <w:r>
-        <w:rPr>
-          <w:rStyle w:val="NormalTok"/>
-        </w:rPr>
-        <w:t xml:space="preserve">  </w:t>
-      </w:r>
-      <w:r>
-        <w:rPr>
-          <w:rStyle w:val="CommentTok"/>
-        </w:rPr>
-        <w:t xml:space="preserve"># Add boxplot without outliers</w:t>
-      </w:r>
-      <w:r>
-        <w:br/>
-      </w:r>
-      <w:r>
-        <w:rPr>
-          <w:rStyle w:val="NormalTok"/>
-        </w:rPr>
-        <w:t xml:space="preserve">  </w:t>
-      </w:r>
-      <w:r>
-        <w:rPr>
-          <w:rStyle w:val="FunctionTok"/>
-        </w:rPr>
-        <w:t xml:space="preserve">geom_boxplot</w:t>
-      </w:r>
-      <w:r>
-        <w:rPr>
-          <w:rStyle w:val="NormalTok"/>
-        </w:rPr>
-        <w:t xml:space="preserve">(</w:t>
-      </w:r>
-      <w:r>
-        <w:rPr>
-          <w:rStyle w:val="AttributeTok"/>
-        </w:rPr>
-        <w:t xml:space="preserve">data =</w:t>
-      </w:r>
-      <w:r>
-        <w:rPr>
-          <w:rStyle w:val="NormalTok"/>
-        </w:rPr>
-        <w:t xml:space="preserve"> sculpin_df,</w:t>
-      </w:r>
-      <w:r>
-        <w:br/>
-      </w:r>
-      <w:r>
-        <w:rPr>
-          <w:rStyle w:val="NormalTok"/>
-        </w:rPr>
-        <w:t xml:space="preserve">               </w:t>
-      </w:r>
-      <w:r>
-        <w:rPr>
-          <w:rStyle w:val="FunctionTok"/>
-        </w:rPr>
-        <w:t xml:space="preserve">aes</w:t>
-      </w:r>
-      <w:r>
-        <w:rPr>
-          <w:rStyle w:val="NormalTok"/>
-        </w:rPr>
-        <w:t xml:space="preserve">(</w:t>
-      </w:r>
-      <w:r>
-        <w:rPr>
-          <w:rStyle w:val="AttributeTok"/>
-        </w:rPr>
-        <w:t xml:space="preserve">x =</w:t>
-      </w:r>
-      <w:r>
-        <w:rPr>
-          <w:rStyle w:val="NormalTok"/>
-        </w:rPr>
-        <w:t xml:space="preserve"> lake, </w:t>
-      </w:r>
-      <w:r>
-        <w:rPr>
-          <w:rStyle w:val="AttributeTok"/>
-        </w:rPr>
-        <w:t xml:space="preserve">y =</w:t>
-      </w:r>
-      <w:r>
-        <w:rPr>
-          <w:rStyle w:val="NormalTok"/>
-        </w:rPr>
-        <w:t xml:space="preserve"> length_mm, </w:t>
-      </w:r>
-      <w:r>
-        <w:rPr>
-          <w:rStyle w:val="AttributeTok"/>
-        </w:rPr>
-        <w:t xml:space="preserve">fill =</w:t>
-      </w:r>
-      <w:r>
-        <w:rPr>
-          <w:rStyle w:val="NormalTok"/>
-        </w:rPr>
-        <w:t xml:space="preserve"> lake),</w:t>
-      </w:r>
-      <w:r>
-        <w:br/>
-      </w:r>
-      <w:r>
-        <w:rPr>
-          <w:rStyle w:val="NormalTok"/>
-        </w:rPr>
-        <w:t xml:space="preserve">               </w:t>
-      </w:r>
-      <w:r>
-        <w:rPr>
-          <w:rStyle w:val="AttributeTok"/>
-        </w:rPr>
-        <w:t xml:space="preserve">alpha =</w:t>
-      </w:r>
-      <w:r>
-        <w:rPr>
-          <w:rStyle w:val="NormalTok"/>
-        </w:rPr>
-        <w:t xml:space="preserve"> </w:t>
-      </w:r>
-      <w:r>
-        <w:rPr>
-          <w:rStyle w:val="FloatTok"/>
-        </w:rPr>
-        <w:t xml:space="preserve">0.7</w:t>
-      </w:r>
-      <w:r>
-        <w:rPr>
-          <w:rStyle w:val="NormalTok"/>
-        </w:rPr>
-        <w:t xml:space="preserve">, </w:t>
-      </w:r>
-      <w:r>
-        <w:rPr>
-          <w:rStyle w:val="AttributeTok"/>
-        </w:rPr>
-        <w:t xml:space="preserve">outlier.shape =</w:t>
-      </w:r>
-      <w:r>
-        <w:rPr>
-          <w:rStyle w:val="NormalTok"/>
-        </w:rPr>
-        <w:t xml:space="preserve"> </w:t>
-      </w:r>
-      <w:r>
-        <w:rPr>
-          <w:rStyle w:val="ConstantTok"/>
-        </w:rPr>
-        <w:t xml:space="preserve">NA</w:t>
-      </w:r>
-      <w:r>
-        <w:rPr>
-          <w:rStyle w:val="NormalTok"/>
-        </w:rPr>
-        <w:t xml:space="preserve">, </w:t>
-      </w:r>
-      <w:r>
-        <w:rPr>
-          <w:rStyle w:val="AttributeTok"/>
-        </w:rPr>
-        <w:t xml:space="preserve">width =</w:t>
-      </w:r>
-      <w:r>
-        <w:rPr>
-          <w:rStyle w:val="NormalTok"/>
-        </w:rPr>
-        <w:t xml:space="preserve"> </w:t>
-      </w:r>
-      <w:r>
-        <w:rPr>
-          <w:rStyle w:val="FloatTok"/>
-        </w:rPr>
-        <w:t xml:space="preserve">0.5</w:t>
-      </w:r>
-      <w:r>
-        <w:rPr>
-          <w:rStyle w:val="NormalTok"/>
-        </w:rPr>
-        <w:t xml:space="preserve">) </w:t>
-      </w:r>
-      <w:r>
-        <w:rPr>
-          <w:rStyle w:val="SpecialCharTok"/>
-        </w:rPr>
-        <w:t xml:space="preserve">+</w:t>
-      </w:r>
-      <w:r>
-        <w:br/>
-      </w:r>
-      <w:r>
-        <w:rPr>
-          <w:rStyle w:val="NormalTok"/>
-        </w:rPr>
-        <w:t xml:space="preserve">  </w:t>
-      </w:r>
-      <w:r>
-        <w:rPr>
-          <w:rStyle w:val="FunctionTok"/>
-        </w:rPr>
-        <w:t xml:space="preserve">labs</w:t>
-      </w:r>
-      <w:r>
-        <w:rPr>
-          <w:rStyle w:val="NormalTok"/>
-        </w:rPr>
-        <w:t xml:space="preserve">(</w:t>
-      </w:r>
-      <w:r>
-        <w:br/>
-      </w:r>
-      <w:r>
-        <w:rPr>
-          <w:rStyle w:val="NormalTok"/>
-        </w:rPr>
-        <w:t xml:space="preserve">    </w:t>
-      </w:r>
-      <w:r>
-        <w:rPr>
-          <w:rStyle w:val="AttributeTok"/>
-        </w:rPr>
-        <w:t xml:space="preserve">x =</w:t>
-      </w:r>
-      <w:r>
-        <w:rPr>
-          <w:rStyle w:val="NormalTok"/>
-        </w:rPr>
-        <w:t xml:space="preserve"> </w:t>
-      </w:r>
-      <w:r>
-        <w:rPr>
-          <w:rStyle w:val="StringTok"/>
-        </w:rPr>
-        <w:t xml:space="preserve">"Lake"</w:t>
-      </w:r>
-      <w:r>
-        <w:rPr>
-          <w:rStyle w:val="NormalTok"/>
-        </w:rPr>
-        <w:t xml:space="preserve">,</w:t>
-      </w:r>
-      <w:r>
-        <w:br/>
-      </w:r>
-      <w:r>
-        <w:rPr>
-          <w:rStyle w:val="NormalTok"/>
-        </w:rPr>
-        <w:t xml:space="preserve">    </w:t>
-      </w:r>
-      <w:r>
-        <w:rPr>
-          <w:rStyle w:val="AttributeTok"/>
-        </w:rPr>
-        <w:t xml:space="preserve">y =</w:t>
-      </w:r>
-      <w:r>
-        <w:rPr>
-          <w:rStyle w:val="NormalTok"/>
-        </w:rPr>
-        <w:t xml:space="preserve"> </w:t>
-      </w:r>
-      <w:r>
-        <w:rPr>
-          <w:rStyle w:val="StringTok"/>
-        </w:rPr>
-        <w:t xml:space="preserve">"Total Length (mm)"</w:t>
-      </w:r>
-      <w:r>
-        <w:rPr>
-          <w:rStyle w:val="NormalTok"/>
-        </w:rPr>
-        <w:t xml:space="preserve">,</w:t>
-      </w:r>
-      <w:r>
-        <w:br/>
-      </w:r>
-      <w:r>
-        <w:rPr>
-          <w:rStyle w:val="NormalTok"/>
-        </w:rPr>
-        <w:t xml:space="preserve">    </w:t>
-      </w:r>
-      <w:r>
-        <w:rPr>
-          <w:rStyle w:val="AttributeTok"/>
-        </w:rPr>
-        <w:t xml:space="preserve">fill =</w:t>
-      </w:r>
-      <w:r>
-        <w:rPr>
-          <w:rStyle w:val="NormalTok"/>
-        </w:rPr>
-        <w:t xml:space="preserve"> </w:t>
-      </w:r>
-      <w:r>
-        <w:rPr>
-          <w:rStyle w:val="StringTok"/>
-        </w:rPr>
-        <w:t xml:space="preserve">"Lake"</w:t>
-      </w:r>
-      <w:r>
-        <w:rPr>
-          <w:rStyle w:val="NormalTok"/>
-        </w:rPr>
-        <w:t xml:space="preserve">,</w:t>
-      </w:r>
-      <w:r>
-        <w:br/>
-      </w:r>
-      <w:r>
-        <w:rPr>
-          <w:rStyle w:val="NormalTok"/>
-        </w:rPr>
-        <w:t xml:space="preserve">    </w:t>
-      </w:r>
-      <w:r>
-        <w:rPr>
-          <w:rStyle w:val="AttributeTok"/>
-        </w:rPr>
-        <w:t xml:space="preserve">color =</w:t>
-      </w:r>
-      <w:r>
-        <w:rPr>
-          <w:rStyle w:val="NormalTok"/>
-        </w:rPr>
-        <w:t xml:space="preserve"> </w:t>
-      </w:r>
-      <w:r>
-        <w:rPr>
-          <w:rStyle w:val="StringTok"/>
-        </w:rPr>
-        <w:t xml:space="preserve">"Lake"</w:t>
-      </w:r>
-      <w:r>
-        <w:br/>
-      </w:r>
-      <w:r>
-        <w:rPr>
-          <w:rStyle w:val="NormalTok"/>
-        </w:rPr>
-        <w:t xml:space="preserve">  ) </w:t>
-      </w:r>
-      <w:r>
-        <w:rPr>
-          <w:rStyle w:val="SpecialCharTok"/>
-        </w:rPr>
-        <w:t xml:space="preserve">+</w:t>
-      </w:r>
-      <w:r>
-        <w:br/>
-      </w:r>
-      <w:r>
-        <w:rPr>
-          <w:rStyle w:val="NormalTok"/>
-        </w:rPr>
-        <w:t xml:space="preserve">  </w:t>
-      </w:r>
-      <w:r>
-        <w:rPr>
-          <w:rStyle w:val="FunctionTok"/>
-        </w:rPr>
-        <w:t xml:space="preserve">theme_minimal</w:t>
-      </w:r>
-      <w:r>
-        <w:rPr>
-          <w:rStyle w:val="NormalTok"/>
-        </w:rPr>
-        <w:t xml:space="preserve">() </w:t>
-      </w:r>
-      <w:r>
-        <w:rPr>
-          <w:rStyle w:val="SpecialCharTok"/>
-        </w:rPr>
-        <w:t xml:space="preserve">+</w:t>
-      </w:r>
-      <w:r>
-        <w:br/>
-      </w:r>
-      <w:r>
-        <w:rPr>
-          <w:rStyle w:val="NormalTok"/>
-        </w:rPr>
-        <w:t xml:space="preserve">  </w:t>
-      </w:r>
-      <w:r>
-        <w:rPr>
-          <w:rStyle w:val="FunctionTok"/>
-        </w:rPr>
-        <w:t xml:space="preserve">theme</w:t>
-      </w:r>
-      <w:r>
-        <w:rPr>
-          <w:rStyle w:val="NormalTok"/>
-        </w:rPr>
-        <w:t xml:space="preserve">(</w:t>
-      </w:r>
-      <w:r>
-        <w:br/>
-      </w:r>
-      <w:r>
-        <w:rPr>
-          <w:rStyle w:val="NormalTok"/>
-        </w:rPr>
-        <w:t xml:space="preserve">    </w:t>
-      </w:r>
-      <w:r>
-        <w:rPr>
-          <w:rStyle w:val="AttributeTok"/>
-        </w:rPr>
-        <w:t xml:space="preserve">plot.title =</w:t>
-      </w:r>
-      <w:r>
-        <w:rPr>
-          <w:rStyle w:val="NormalTok"/>
-        </w:rPr>
-        <w:t xml:space="preserve"> </w:t>
-      </w:r>
-      <w:r>
-        <w:rPr>
-          <w:rStyle w:val="FunctionTok"/>
-        </w:rPr>
-        <w:t xml:space="preserve">element_text</w:t>
-      </w:r>
-      <w:r>
-        <w:rPr>
-          <w:rStyle w:val="NormalTok"/>
-        </w:rPr>
-        <w:t xml:space="preserve">(</w:t>
-      </w:r>
-      <w:r>
-        <w:rPr>
-          <w:rStyle w:val="AttributeTok"/>
-        </w:rPr>
-        <w:t xml:space="preserve">hjust =</w:t>
-      </w:r>
-      <w:r>
-        <w:rPr>
-          <w:rStyle w:val="NormalTok"/>
-        </w:rPr>
-        <w:t xml:space="preserve"> </w:t>
-      </w:r>
-      <w:r>
-        <w:rPr>
-          <w:rStyle w:val="FloatTok"/>
-        </w:rPr>
-        <w:t xml:space="preserve">0.5</w:t>
-      </w:r>
-      <w:r>
-        <w:rPr>
-          <w:rStyle w:val="NormalTok"/>
-        </w:rPr>
-        <w:t xml:space="preserve">, </w:t>
-      </w:r>
-      <w:r>
-        <w:rPr>
-          <w:rStyle w:val="AttributeTok"/>
-        </w:rPr>
-        <w:t xml:space="preserve">face =</w:t>
-      </w:r>
-      <w:r>
-        <w:rPr>
-          <w:rStyle w:val="NormalTok"/>
-        </w:rPr>
-        <w:t xml:space="preserve"> </w:t>
-      </w:r>
-      <w:r>
-        <w:rPr>
-          <w:rStyle w:val="StringTok"/>
-        </w:rPr>
-        <w:t xml:space="preserve">"bold"</w:t>
-      </w:r>
-      <w:r>
-        <w:rPr>
-          <w:rStyle w:val="NormalTok"/>
-        </w:rPr>
-        <w:t xml:space="preserve">),</w:t>
-      </w:r>
-      <w:r>
-        <w:br/>
-      </w:r>
-      <w:r>
-        <w:rPr>
-          <w:rStyle w:val="NormalTok"/>
-        </w:rPr>
-        <w:t xml:space="preserve">    </w:t>
-      </w:r>
-      <w:r>
-        <w:rPr>
-          <w:rStyle w:val="AttributeTok"/>
-        </w:rPr>
-        <w:t xml:space="preserve">legend.position =</w:t>
-      </w:r>
-      <w:r>
-        <w:rPr>
-          <w:rStyle w:val="NormalTok"/>
-        </w:rPr>
-        <w:t xml:space="preserve"> </w:t>
-      </w:r>
-      <w:r>
-        <w:rPr>
-          <w:rStyle w:val="StringTok"/>
-        </w:rPr>
-        <w:t xml:space="preserve">"right"</w:t>
-      </w:r>
-      <w:r>
-        <w:br/>
-      </w:r>
-      <w:r>
-        <w:rPr>
-          <w:rStyle w:val="NormalTok"/>
-        </w:rPr>
-        <w:t xml:space="preserve">  ) </w:t>
-      </w:r>
-    </w:p>
-    <w:p>
-      <w:pPr>
-        <w:pStyle w:val="FirstParagraph"/>
-      </w:pPr>
-      <w:r>
-        <w:drawing>
-          <wp:inline>
-            <wp:extent cx="6578600" cy="3947160"/>
-            <wp:effectExtent b="0" l="0" r="0" t="0"/>
-            <wp:docPr descr="" title="" id="52" name="Picture"/>
-            <a:graphic>
-              <a:graphicData uri="http://schemas.openxmlformats.org/drawingml/2006/picture">
-                <pic:pic>
-                  <pic:nvPicPr>
-                    <pic:cNvPr descr="03_two_sample_mann_whitney_u_test_files/figure-docx/unnamed-chunk-13-1.png" id="53" name="Picture"/>
-                    <pic:cNvPicPr>
-                      <a:picLocks noChangeArrowheads="1" noChangeAspect="1"/>
-                    </pic:cNvPicPr>
-                  </pic:nvPicPr>
-                  <pic:blipFill>
-                    <a:blip r:embed="rId51"/>
+                    <a:blip r:embed="rId44"/>
                     <a:stretch>
                       <a:fillRect/>
                     </a:stretch>
@@ -8019,7 +6737,7 @@
         </w:drawing>
       </w:r>
     </w:p>
-    <w:bookmarkStart w:id="54" w:name="X98d32a2677272a5e112c1d8ddc51fd23547667a"/>
+    <w:bookmarkStart w:id="47" w:name="X98d32a2677272a5e112c1d8ddc51fd23547667a"/>
     <w:p>
       <w:pPr>
         <w:pStyle w:val="Heading2"/>
@@ -8066,7 +6784,7 @@
       <w:pPr>
         <w:numPr>
           <w:ilvl w:val="0"/>
-          <w:numId w:val="1007"/>
+          <w:numId w:val="1005"/>
         </w:numPr>
       </w:pPr>
       <w:r>
@@ -8094,12 +6812,18 @@
         </w:rPr>
         <w:t xml:space="preserve">median_diff</w:t>
       </w:r>
+      <w:r>
+        <w:t xml:space="preserve"> </w:t>
+      </w:r>
+      <w:r>
+        <w:t xml:space="preserve">mm.</w:t>
+      </w:r>
     </w:p>
     <w:p>
       <w:pPr>
         <w:numPr>
           <w:ilvl w:val="0"/>
-          <w:numId w:val="1007"/>
+          <w:numId w:val="1005"/>
         </w:numPr>
       </w:pPr>
       <w:r>
@@ -8129,7 +6853,7 @@
       <w:pPr>
         <w:numPr>
           <w:ilvl w:val="0"/>
-          <w:numId w:val="1007"/>
+          <w:numId w:val="1005"/>
         </w:numPr>
       </w:pPr>
       <w:r>
@@ -8174,7 +6898,7 @@
       <w:pPr>
         <w:numPr>
           <w:ilvl w:val="0"/>
-          <w:numId w:val="1007"/>
+          <w:numId w:val="1005"/>
         </w:numPr>
       </w:pPr>
       <w:r>
@@ -8236,8 +6960,8 @@
         <w:t xml:space="preserve">.</w:t>
       </w:r>
     </w:p>
-    <w:bookmarkEnd w:id="54"/>
-    <w:bookmarkStart w:id="55" w:name="Xd0e80f264856f387b06f4026642ec8cf280574e"/>
+    <w:bookmarkEnd w:id="47"/>
+    <w:bookmarkStart w:id="48" w:name="Xd0e80f264856f387b06f4026642ec8cf280574e"/>
     <w:p>
       <w:pPr>
         <w:pStyle w:val="Heading2"/>
@@ -8264,7 +6988,7 @@
       <w:pPr>
         <w:numPr>
           <w:ilvl w:val="0"/>
-          <w:numId w:val="1009"/>
+          <w:numId w:val="1006"/>
         </w:numPr>
       </w:pPr>
       <w:r>
@@ -8294,7 +7018,7 @@
       <w:pPr>
         <w:numPr>
           <w:ilvl w:val="0"/>
-          <w:numId w:val="1009"/>
+          <w:numId w:val="1006"/>
         </w:numPr>
       </w:pPr>
       <w:r>
@@ -8318,7 +7042,7 @@
       <w:pPr>
         <w:numPr>
           <w:ilvl w:val="0"/>
-          <w:numId w:val="1009"/>
+          <w:numId w:val="1006"/>
         </w:numPr>
       </w:pPr>
       <w:r>
@@ -8342,7 +7066,7 @@
       <w:pPr>
         <w:numPr>
           <w:ilvl w:val="0"/>
-          <w:numId w:val="1009"/>
+          <w:numId w:val="1006"/>
         </w:numPr>
       </w:pPr>
       <w:r>
@@ -8372,7 +7096,7 @@
       <w:pPr>
         <w:numPr>
           <w:ilvl w:val="0"/>
-          <w:numId w:val="1009"/>
+          <w:numId w:val="1006"/>
         </w:numPr>
       </w:pPr>
       <w:r>
@@ -8392,9 +7116,9 @@
         <w:t xml:space="preserve">population tends to have larger values than the other.</w:t>
       </w:r>
     </w:p>
-    <w:bookmarkEnd w:id="55"/>
-    <w:bookmarkEnd w:id="56"/>
-    <w:bookmarkStart w:id="57" w:name="X24e75fa51be412e36dc63f64aded42fd0bd54cb"/>
+    <w:bookmarkEnd w:id="48"/>
+    <w:bookmarkEnd w:id="49"/>
+    <w:bookmarkStart w:id="50" w:name="X24e75fa51be412e36dc63f64aded42fd0bd54cb"/>
     <w:p>
       <w:pPr>
         <w:pStyle w:val="Heading1"/>
@@ -8560,8 +7284,8 @@
         <w:t xml:space="preserve">.”</w:t>
       </w:r>
     </w:p>
-    <w:bookmarkEnd w:id="57"/>
-    <w:bookmarkStart w:id="58" w:name="conclusion"/>
+    <w:bookmarkEnd w:id="50"/>
+    <w:bookmarkStart w:id="51" w:name="conclusion"/>
     <w:p>
       <w:pPr>
         <w:pStyle w:val="Heading1"/>
@@ -8676,7 +7400,7 @@
         <w:t xml:space="preserve">investigation.</w:t>
       </w:r>
     </w:p>
-    <w:bookmarkEnd w:id="58"/>
+    <w:bookmarkEnd w:id="51"/>
     <w:sectPr>
       <w:pgSz w:h="15840" w:w="12240"/>
       <w:pgMar w:bottom="720" w:footer="720" w:gutter="0" w:header="720" w:left="1152" w:right="720" w:top="720"/>
@@ -8974,91 +7698,6 @@
       <w:rPr>
         <w:rFonts w:ascii="Wingdings" w:hAnsi="Wingdings" w:cs="Wingdings" w:hint="default"/>
       </w:rPr>
-    </w:lvl>
-  </w:abstractNum>
-  <w:abstractNum w:abstractNumId="99512000">
-    <w:nsid w:val="A99512000"/>
-    <w:multiLevelType w:val="multilevel"/>
-    <w:lvl w:ilvl="0">
-      <w:start w:val="2000"/>
-      <w:numFmt w:val="lowerRoman"/>
-      <w:lvlText w:val="%1."/>
-      <w:lvlJc w:val="left"/>
-      <w:pPr>
-        <w:ind w:left="720" w:hanging="360"/>
-      </w:pPr>
-    </w:lvl>
-    <w:lvl w:ilvl="1">
-      <w:start w:val="2000"/>
-      <w:numFmt w:val="lowerRoman"/>
-      <w:lvlText w:val="%2."/>
-      <w:lvlJc w:val="left"/>
-      <w:pPr>
-        <w:ind w:left="1440" w:hanging="360"/>
-      </w:pPr>
-    </w:lvl>
-    <w:lvl w:ilvl="2">
-      <w:start w:val="2000"/>
-      <w:numFmt w:val="lowerRoman"/>
-      <w:lvlText w:val="%3."/>
-      <w:lvlJc w:val="left"/>
-      <w:pPr>
-        <w:ind w:left="2160" w:hanging="360"/>
-      </w:pPr>
-    </w:lvl>
-    <w:lvl w:ilvl="3">
-      <w:start w:val="2000"/>
-      <w:numFmt w:val="lowerRoman"/>
-      <w:lvlText w:val="%4."/>
-      <w:lvlJc w:val="left"/>
-      <w:pPr>
-        <w:ind w:left="2880" w:hanging="360"/>
-      </w:pPr>
-    </w:lvl>
-    <w:lvl w:ilvl="4">
-      <w:start w:val="2000"/>
-      <w:numFmt w:val="lowerRoman"/>
-      <w:lvlText w:val="%5."/>
-      <w:lvlJc w:val="left"/>
-      <w:pPr>
-        <w:ind w:left="3600" w:hanging="360"/>
-      </w:pPr>
-    </w:lvl>
-    <w:lvl w:ilvl="5">
-      <w:start w:val="2000"/>
-      <w:numFmt w:val="lowerRoman"/>
-      <w:lvlText w:val="%6."/>
-      <w:lvlJc w:val="left"/>
-      <w:pPr>
-        <w:ind w:left="4320" w:hanging="360"/>
-      </w:pPr>
-    </w:lvl>
-    <w:lvl w:ilvl="6">
-      <w:start w:val="2000"/>
-      <w:numFmt w:val="lowerRoman"/>
-      <w:lvlText w:val="%7."/>
-      <w:lvlJc w:val="left"/>
-      <w:pPr>
-        <w:ind w:left="5040" w:hanging="360"/>
-      </w:pPr>
-    </w:lvl>
-    <w:lvl w:ilvl="7">
-      <w:start w:val="2000"/>
-      <w:numFmt w:val="lowerRoman"/>
-      <w:lvlText w:val="%8."/>
-      <w:lvlJc w:val="left"/>
-      <w:pPr>
-        <w:ind w:left="5760" w:hanging="360"/>
-      </w:pPr>
-    </w:lvl>
-    <w:lvl w:ilvl="8">
-      <w:start w:val="2000"/>
-      <w:numFmt w:val="lowerRoman"/>
-      <w:lvlText w:val="%9."/>
-      <w:lvlJc w:val="left"/>
-      <w:pPr>
-        <w:ind w:left="6480" w:hanging="360"/>
-      </w:pPr>
     </w:lvl>
   </w:abstractNum>
   <w:num w:numId="1000">
@@ -9128,12 +7767,6 @@
     <w:abstractNumId w:val="991"/>
   </w:num>
   <w:num w:numId="1004">
-    <w:abstractNumId w:val="991"/>
-  </w:num>
-  <w:num w:numId="1005">
-    <w:abstractNumId w:val="991"/>
-  </w:num>
-  <w:num w:numId="1006">
     <w:abstractNumId w:val="99411"/>
     <w:lvlOverride w:ilvl="0">
       <w:startOverride w:val="1"/>
@@ -9163,7 +7796,7 @@
       <w:startOverride w:val="1"/>
     </w:lvlOverride>
   </w:num>
-  <w:num w:numId="1007">
+  <w:num w:numId="1005">
     <w:abstractNumId w:val="99411"/>
     <w:lvlOverride w:ilvl="0">
       <w:startOverride w:val="1"/>
@@ -9193,37 +7826,7 @@
       <w:startOverride w:val="1"/>
     </w:lvlOverride>
   </w:num>
-  <w:num w:numId="1008">
-    <w:abstractNumId w:val="99512000"/>
-    <w:lvlOverride w:ilvl="0">
-      <w:startOverride w:val="2000"/>
-    </w:lvlOverride>
-    <w:lvlOverride w:ilvl="1">
-      <w:startOverride w:val="2000"/>
-    </w:lvlOverride>
-    <w:lvlOverride w:ilvl="2">
-      <w:startOverride w:val="2000"/>
-    </w:lvlOverride>
-    <w:lvlOverride w:ilvl="3">
-      <w:startOverride w:val="2000"/>
-    </w:lvlOverride>
-    <w:lvlOverride w:ilvl="4">
-      <w:startOverride w:val="2000"/>
-    </w:lvlOverride>
-    <w:lvlOverride w:ilvl="5">
-      <w:startOverride w:val="2000"/>
-    </w:lvlOverride>
-    <w:lvlOverride w:ilvl="6">
-      <w:startOverride w:val="2000"/>
-    </w:lvlOverride>
-    <w:lvlOverride w:ilvl="7">
-      <w:startOverride w:val="2000"/>
-    </w:lvlOverride>
-    <w:lvlOverride w:ilvl="8">
-      <w:startOverride w:val="2000"/>
-    </w:lvlOverride>
-  </w:num>
-  <w:num w:numId="1009">
+  <w:num w:numId="1006">
     <w:abstractNumId w:val="99411"/>
     <w:lvlOverride w:ilvl="0">
       <w:startOverride w:val="1"/>
